--- a/TechComm/semester/2026-08-Fall/Policies4TW-Fall26.docx
+++ b/TechComm/semester/2026-08-Fall/Policies4TW-Fall26.docx
@@ -1,6 +1,6 @@
 
 <file path=word/document.xml><?xml version="1.0" encoding="utf-8"?>
-<w:document xmlns:wpc="http://schemas.microsoft.com/office/word/2010/wordprocessingCanvas" xmlns:cx="http://schemas.microsoft.com/office/drawing/2014/chartex" xmlns:cx1="http://schemas.microsoft.com/office/drawing/2015/9/8/chartex" xmlns:cx2="http://schemas.microsoft.com/office/drawing/2015/10/21/chartex" xmlns:cx3="http://schemas.microsoft.com/office/drawing/2016/5/9/chartex" xmlns:cx4="http://schemas.microsoft.com/office/drawing/2016/5/10/chartex" xmlns:cx5="http://schemas.microsoft.com/office/drawing/2016/5/11/chartex" xmlns:cx6="http://schemas.microsoft.com/office/drawing/2016/5/12/chartex" xmlns:cx7="http://schemas.microsoft.com/office/drawing/2016/5/13/chartex" xmlns:cx8="http://schemas.microsoft.com/office/drawing/2016/5/14/chartex" xmlns:mc="http://schemas.openxmlformats.org/markup-compatibility/2006" xmlns:aink="http://schemas.microsoft.com/office/drawing/2016/ink" xmlns:am3d="http://schemas.microsoft.com/office/drawing/2017/model3d" xmlns:o="urn:schemas-microsoft-com:office:office" xmlns:oel="http://schemas.microsoft.com/office/2019/extlst" xmlns:r="http://schemas.openxmlformats.org/officeDocument/2006/relationships" xmlns:m="http://schemas.openxmlformats.org/officeDocument/2006/math" xmlns:v="urn:schemas-microsoft-com:vml" xmlns:wp14="http://schemas.microsoft.com/office/word/2010/wordprocessingDrawing" xmlns:wp="http://schemas.openxmlformats.org/drawingml/2006/wordprocessingDrawing" xmlns:w10="urn:schemas-microsoft-com:office:word" xmlns:w="http://schemas.openxmlformats.org/wordprocessingml/2006/main" xmlns:w14="http://schemas.microsoft.com/office/word/2010/wordml" xmlns:w15="http://schemas.microsoft.com/office/word/2012/wordml" xmlns:w16cei="http://schemas.microsoft.com/office/word/2026/wordml/cei" xmlns:w16cex="http://schemas.microsoft.com/office/word/2018/wordml/cex" xmlns:w16cid="http://schemas.microsoft.com/office/word/2016/wordml/cid" xmlns:w16="http://schemas.microsoft.com/office/word/2018/wordml" xmlns:w16du="http://schemas.microsoft.com/office/word/2023/wordml/word16du" xmlns:w16sdtdh="http://schemas.microsoft.com/office/word/2020/wordml/sdtdatahash" xmlns:w16sdtfl="http://schemas.microsoft.com/office/word/2024/wordml/sdtformatlock" xmlns:w16se="http://schemas.microsoft.com/office/word/2015/wordml/symex" xmlns:wpg="http://schemas.microsoft.com/office/word/2010/wordprocessingGroup" xmlns:wpi="http://schemas.microsoft.com/office/word/2010/wordprocessingInk" xmlns:wne="http://schemas.microsoft.com/office/word/2006/wordml" xmlns:wps="http://schemas.microsoft.com/office/word/2010/wordprocessingShape" mc:Ignorable="w14 w15 w16se w16cid w16 w16cex w16sdtdh w16sdtfl w16du wp14">
+<w:document xmlns:wpc="http://schemas.microsoft.com/office/word/2010/wordprocessingCanvas" xmlns:cx="http://schemas.microsoft.com/office/drawing/2014/chartex" xmlns:cx1="http://schemas.microsoft.com/office/drawing/2015/9/8/chartex" xmlns:cx2="http://schemas.microsoft.com/office/drawing/2015/10/21/chartex" xmlns:cx3="http://schemas.microsoft.com/office/drawing/2016/5/9/chartex" xmlns:cx4="http://schemas.microsoft.com/office/drawing/2016/5/10/chartex" xmlns:cx5="http://schemas.microsoft.com/office/drawing/2016/5/11/chartex" xmlns:cx6="http://schemas.microsoft.com/office/drawing/2016/5/12/chartex" xmlns:cx7="http://schemas.microsoft.com/office/drawing/2016/5/13/chartex" xmlns:cx8="http://schemas.microsoft.com/office/drawing/2016/5/14/chartex" xmlns:mc="http://schemas.openxmlformats.org/markup-compatibility/2006" xmlns:aink="http://schemas.microsoft.com/office/drawing/2016/ink" xmlns:am3d="http://schemas.microsoft.com/office/drawing/2017/model3d" xmlns:o="urn:schemas-microsoft-com:office:office" xmlns:oel="http://schemas.microsoft.com/office/2019/extlst" xmlns:r="http://schemas.openxmlformats.org/officeDocument/2006/relationships" xmlns:m="http://schemas.openxmlformats.org/officeDocument/2006/math" xmlns:v="urn:schemas-microsoft-com:vml" xmlns:wp14="http://schemas.microsoft.com/office/word/2010/wordprocessingDrawing" xmlns:wp="http://schemas.openxmlformats.org/drawingml/2006/wordprocessingDrawing" xmlns:w10="urn:schemas-microsoft-com:office:word" xmlns:w="http://schemas.openxmlformats.org/wordprocessingml/2006/main" xmlns:w14="http://schemas.microsoft.com/office/word/2010/wordml" xmlns:w15="http://schemas.microsoft.com/office/word/2012/wordml" xmlns:w16cex="http://schemas.microsoft.com/office/word/2018/wordml/cex" xmlns:w16cid="http://schemas.microsoft.com/office/word/2016/wordml/cid" xmlns:w16="http://schemas.microsoft.com/office/word/2018/wordml" xmlns:w16du="http://schemas.microsoft.com/office/word/2023/wordml/word16du" xmlns:w16sdtdh="http://schemas.microsoft.com/office/word/2020/wordml/sdtdatahash" xmlns:w16sdtfl="http://schemas.microsoft.com/office/word/2024/wordml/sdtformatlock" xmlns:w16se="http://schemas.microsoft.com/office/word/2015/wordml/symex" xmlns:wpg="http://schemas.microsoft.com/office/word/2010/wordprocessingGroup" xmlns:wpi="http://schemas.microsoft.com/office/word/2010/wordprocessingInk" xmlns:wne="http://schemas.microsoft.com/office/word/2006/wordml" xmlns:wps="http://schemas.microsoft.com/office/word/2010/wordprocessingShape" mc:Ignorable="w14 w15 w16se w16cid w16 w16cex w16sdtdh w16sdtfl w16du wp14">
   <w:body>
     <w:p>
       <w:pPr>
@@ -124,14 +124,12 @@
         </w:rPr>
         <w:t xml:space="preserve"> </w:t>
       </w:r>
-      <w:proofErr w:type="gramStart"/>
       <w:r>
         <w:rPr>
           <w:color w:val="auto"/>
         </w:rPr>
         <w:t>Taught</w:t>
       </w:r>
-      <w:proofErr w:type="gramEnd"/>
       <w:r>
         <w:rPr>
           <w:color w:val="auto"/>
@@ -215,7 +213,19 @@
         <w:rPr>
           <w:color w:val="auto"/>
         </w:rPr>
-        <w:t>August 17, 2026</w:t>
+        <w:t xml:space="preserve">August </w:t>
+      </w:r>
+      <w:r>
+        <w:rPr>
+          <w:color w:val="auto"/>
+        </w:rPr>
+        <w:t>24</w:t>
+      </w:r>
+      <w:r>
+        <w:rPr>
+          <w:color w:val="auto"/>
+        </w:rPr>
+        <w:t>, 2026</w:t>
       </w:r>
     </w:p>
     <w:p>
@@ -683,21 +693,21 @@
             <w:color w:val="C64600"/>
             <w:u w:val="single"/>
           </w:rPr>
-          <w:t>La</w:t>
+          <w:t>Land</w:t>
         </w:r>
         <w:r>
           <w:rPr>
             <w:color w:val="C64600"/>
             <w:u w:val="single"/>
           </w:rPr>
-          <w:t>n</w:t>
+          <w:t xml:space="preserve"> </w:t>
         </w:r>
         <w:r>
           <w:rPr>
             <w:color w:val="C64600"/>
             <w:u w:val="single"/>
           </w:rPr>
-          <w:t>d</w:t>
+          <w:t>Speaks:</w:t>
         </w:r>
         <w:r>
           <w:rPr>
@@ -711,7 +721,7 @@
             <w:color w:val="C64600"/>
             <w:u w:val="single"/>
           </w:rPr>
-          <w:t>Speaks:</w:t>
+          <w:t>The</w:t>
         </w:r>
         <w:r>
           <w:rPr>
@@ -725,7 +735,7 @@
             <w:color w:val="C64600"/>
             <w:u w:val="single"/>
           </w:rPr>
-          <w:t>The</w:t>
+          <w:t>Monacan</w:t>
         </w:r>
         <w:r>
           <w:rPr>
@@ -739,7 +749,7 @@
             <w:color w:val="C64600"/>
             <w:u w:val="single"/>
           </w:rPr>
-          <w:t>Monacan</w:t>
+          <w:t>Nation</w:t>
         </w:r>
         <w:r>
           <w:rPr>
@@ -753,7 +763,7 @@
             <w:color w:val="C64600"/>
             <w:u w:val="single"/>
           </w:rPr>
-          <w:t>Nation</w:t>
+          <w:t>and</w:t>
         </w:r>
         <w:r>
           <w:rPr>
@@ -767,7 +777,7 @@
             <w:color w:val="C64600"/>
             <w:u w:val="single"/>
           </w:rPr>
-          <w:t>and</w:t>
+          <w:t>Politics</w:t>
         </w:r>
         <w:r>
           <w:rPr>
@@ -781,7 +791,7 @@
             <w:color w:val="C64600"/>
             <w:u w:val="single"/>
           </w:rPr>
-          <w:t>Politics</w:t>
+          <w:t>of</w:t>
         </w:r>
         <w:r>
           <w:rPr>
@@ -795,102 +805,74 @@
             <w:color w:val="C64600"/>
             <w:u w:val="single"/>
           </w:rPr>
-          <w:t>of</w:t>
-        </w:r>
+          <w:t>Memory</w:t>
+        </w:r>
+      </w:hyperlink>
+      <w:r>
+        <w:t>.</w:t>
+      </w:r>
+      <w:r>
+        <w:rPr>
+          <w:sz w:val="20"/>
+          <w:szCs w:val="20"/>
+        </w:rPr>
+        <w:t xml:space="preserve"> </w:t>
+      </w:r>
+      <w:r>
+        <w:t>You</w:t>
+      </w:r>
+      <w:r>
+        <w:t xml:space="preserve"> </w:t>
+      </w:r>
+      <w:r>
+        <w:t>can</w:t>
+      </w:r>
+      <w:r>
+        <w:t xml:space="preserve"> </w:t>
+      </w:r>
+      <w:r>
+        <w:t>also</w:t>
+      </w:r>
+      <w:r>
+        <w:t xml:space="preserve"> </w:t>
+      </w:r>
+      <w:r>
+        <w:t>visit</w:t>
+      </w:r>
+      <w:r>
+        <w:t xml:space="preserve"> </w:t>
+      </w:r>
+      <w:r>
+        <w:t>the</w:t>
+      </w:r>
+      <w:r>
+        <w:t xml:space="preserve"> </w:t>
+      </w:r>
+      <w:hyperlink r:id="rId10">
         <w:r>
           <w:rPr>
             <w:color w:val="C64600"/>
             <w:u w:val="single"/>
           </w:rPr>
-          <w:t xml:space="preserve"> </w:t>
-        </w:r>
+          <w:t xml:space="preserve">Ati: </w:t>
+        </w:r>
+        <w:proofErr w:type="spellStart"/>
+        <w:proofErr w:type="gramStart"/>
         <w:r>
           <w:rPr>
             <w:color w:val="C64600"/>
             <w:u w:val="single"/>
           </w:rPr>
-          <w:t>Memory</w:t>
-        </w:r>
-      </w:hyperlink>
-      <w:r>
-        <w:t>.</w:t>
-      </w:r>
-      <w:r>
-        <w:rPr>
-          <w:sz w:val="20"/>
-          <w:szCs w:val="20"/>
-        </w:rPr>
-        <w:t xml:space="preserve"> </w:t>
-      </w:r>
-      <w:r>
-        <w:t>You</w:t>
-      </w:r>
-      <w:r>
-        <w:t xml:space="preserve"> </w:t>
-      </w:r>
-      <w:r>
-        <w:t>can</w:t>
-      </w:r>
-      <w:r>
-        <w:t xml:space="preserve"> </w:t>
-      </w:r>
-      <w:r>
-        <w:t>also</w:t>
-      </w:r>
-      <w:r>
-        <w:t xml:space="preserve"> </w:t>
-      </w:r>
-      <w:r>
-        <w:t>visit</w:t>
-      </w:r>
-      <w:r>
-        <w:t xml:space="preserve"> </w:t>
-      </w:r>
-      <w:r>
-        <w:t>the</w:t>
-      </w:r>
-      <w:r>
-        <w:t xml:space="preserve"> </w:t>
-      </w:r>
-      <w:hyperlink r:id="rId10">
+          <w:t>Wa:oki</w:t>
+        </w:r>
+        <w:proofErr w:type="spellEnd"/>
+        <w:proofErr w:type="gramEnd"/>
         <w:r>
           <w:rPr>
             <w:color w:val="C64600"/>
             <w:u w:val="single"/>
           </w:rPr>
-          <w:t xml:space="preserve">Ati: </w:t>
-        </w:r>
-        <w:proofErr w:type="spellStart"/>
-        <w:proofErr w:type="gramStart"/>
-        <w:r>
-          <w:rPr>
-            <w:color w:val="C64600"/>
-            <w:u w:val="single"/>
-          </w:rPr>
-          <w:t>Wa:oki</w:t>
-        </w:r>
-        <w:proofErr w:type="spellEnd"/>
-        <w:proofErr w:type="gramEnd"/>
-        <w:r>
-          <w:rPr>
-            <w:color w:val="C64600"/>
-            <w:u w:val="single"/>
-          </w:rPr>
-          <w:t xml:space="preserve"> Indigenous Commun</w:t>
-        </w:r>
-        <w:r>
-          <w:rPr>
-            <w:color w:val="C64600"/>
-            <w:u w:val="single"/>
-          </w:rPr>
-          <w:t>i</w:t>
-        </w:r>
-        <w:r>
-          <w:rPr>
-            <w:color w:val="C64600"/>
-            <w:u w:val="single"/>
-          </w:rPr>
-          <w:t>ty Center</w:t>
+          <w:t xml:space="preserve"> Indigenous Community Center</w:t>
         </w:r>
       </w:hyperlink>
       <w:r>
@@ -1216,21 +1198,7 @@
             <w:color w:val="C64600"/>
             <w:u w:val="single"/>
           </w:rPr>
-          <w:t>Fam</w:t>
-        </w:r>
-        <w:r>
-          <w:rPr>
-            <w:color w:val="C64600"/>
-            <w:u w:val="single"/>
-          </w:rPr>
-          <w:t>i</w:t>
-        </w:r>
-        <w:r>
-          <w:rPr>
-            <w:color w:val="C64600"/>
-            <w:u w:val="single"/>
-          </w:rPr>
-          <w:t>ly</w:t>
+          <w:t>Family</w:t>
         </w:r>
         <w:r>
           <w:rPr>
@@ -1369,12 +1337,14 @@
       <w:r>
         <w:t xml:space="preserve">check </w:t>
       </w:r>
-      <w:r>
-        <w:rPr>
-          <w:highlight w:val="yellow"/>
-        </w:rPr>
-        <w:t>HokieBot’s Tech Writing Notebook</w:t>
-      </w:r>
+      <w:hyperlink r:id="rId14" w:history="1">
+        <w:r>
+          <w:rPr>
+            <w:rStyle w:val="Hyperlink"/>
+          </w:rPr>
+          <w:t>HokieBot’s Tech Writing Notebook</w:t>
+        </w:r>
+      </w:hyperlink>
       <w:r>
         <w:t>.</w:t>
       </w:r>
@@ -2590,10 +2560,10 @@
                     <pic:cNvPicPr/>
                   </pic:nvPicPr>
                   <pic:blipFill>
-                    <a:blip r:embed="rId14">
+                    <a:blip r:embed="rId15">
                       <a:extLst>
                         <a:ext uri="{96DAC541-7B7A-43D3-8B79-37D633B846F1}">
-                          <asvg:svgBlip xmlns:asvg="http://schemas.microsoft.com/office/drawing/2016/SVG/main" r:embed="rId15"/>
+                          <asvg:svgBlip xmlns:asvg="http://schemas.microsoft.com/office/drawing/2016/SVG/main" r:embed="rId16"/>
                         </a:ext>
                       </a:extLst>
                     </a:blip>
@@ -2953,19 +2923,7 @@
           <w:rPr>
             <w:rStyle w:val="Hyperlink"/>
           </w:rPr>
-          <w:t>Particip</w:t>
-        </w:r>
-        <w:r>
-          <w:rPr>
-            <w:rStyle w:val="Hyperlink"/>
-          </w:rPr>
-          <w:t>a</w:t>
-        </w:r>
-        <w:r>
-          <w:rPr>
-            <w:rStyle w:val="Hyperlink"/>
-          </w:rPr>
-          <w:t>tion</w:t>
+          <w:t>Participation</w:t>
         </w:r>
       </w:hyperlink>
       <w:r>
@@ -3511,7 +3469,7 @@
         </w:rPr>
         <w:t xml:space="preserve"> </w:t>
       </w:r>
-      <w:hyperlink r:id="rId16">
+      <w:hyperlink r:id="rId17">
         <w:r>
           <w:rPr>
             <w:rStyle w:val="Hyperlink"/>
@@ -4086,176 +4044,164 @@
         </w:rPr>
         <w:t xml:space="preserve"> </w:t>
       </w:r>
-      <w:hyperlink r:id="rId17">
+      <w:hyperlink r:id="rId18">
         <w:r>
           <w:rPr>
             <w:rStyle w:val="Hyperlink"/>
           </w:rPr>
-          <w:t>Schiffer</w:t>
+          <w:t>Schiffert</w:t>
         </w:r>
         <w:r>
           <w:rPr>
             <w:rStyle w:val="Hyperlink"/>
           </w:rPr>
-          <w:t>t</w:t>
+          <w:t xml:space="preserve"> </w:t>
         </w:r>
         <w:r>
           <w:rPr>
             <w:rStyle w:val="Hyperlink"/>
           </w:rPr>
+          <w:t>Health</w:t>
+        </w:r>
+        <w:r>
+          <w:rPr>
+            <w:rStyle w:val="Hyperlink"/>
+          </w:rPr>
           <w:t xml:space="preserve"> </w:t>
         </w:r>
         <w:r>
           <w:rPr>
             <w:rStyle w:val="Hyperlink"/>
           </w:rPr>
-          <w:t>Health</w:t>
-        </w:r>
+          <w:t>Center</w:t>
+        </w:r>
+      </w:hyperlink>
+      <w:r>
+        <w:rPr>
+          <w:color w:val="222222"/>
+        </w:rPr>
+        <w:t>,</w:t>
+      </w:r>
+      <w:r>
+        <w:rPr>
+          <w:color w:val="222222"/>
+        </w:rPr>
+        <w:t xml:space="preserve"> </w:t>
+      </w:r>
+      <w:r>
+        <w:rPr>
+          <w:color w:val="222222"/>
+        </w:rPr>
+        <w:t>and</w:t>
+      </w:r>
+      <w:r>
+        <w:rPr>
+          <w:color w:val="222222"/>
+        </w:rPr>
+        <w:t xml:space="preserve"> </w:t>
+      </w:r>
+      <w:r>
+        <w:rPr>
+          <w:color w:val="222222"/>
+        </w:rPr>
+        <w:t>for</w:t>
+      </w:r>
+      <w:r>
+        <w:rPr>
+          <w:color w:val="222222"/>
+        </w:rPr>
+        <w:t xml:space="preserve"> </w:t>
+      </w:r>
+      <w:r>
+        <w:rPr>
+          <w:color w:val="222222"/>
+        </w:rPr>
+        <w:t>psychiatric</w:t>
+      </w:r>
+      <w:r>
+        <w:rPr>
+          <w:color w:val="222222"/>
+        </w:rPr>
+        <w:t xml:space="preserve"> </w:t>
+      </w:r>
+      <w:r>
+        <w:rPr>
+          <w:color w:val="222222"/>
+        </w:rPr>
+        <w:t>or</w:t>
+      </w:r>
+      <w:r>
+        <w:rPr>
+          <w:color w:val="222222"/>
+        </w:rPr>
+        <w:t xml:space="preserve"> </w:t>
+      </w:r>
+      <w:r>
+        <w:rPr>
+          <w:color w:val="222222"/>
+        </w:rPr>
+        <w:t>psychological</w:t>
+      </w:r>
+      <w:r>
+        <w:rPr>
+          <w:color w:val="222222"/>
+        </w:rPr>
+        <w:t xml:space="preserve"> </w:t>
+      </w:r>
+      <w:r>
+        <w:rPr>
+          <w:color w:val="222222"/>
+        </w:rPr>
+        <w:t>issues,</w:t>
+      </w:r>
+      <w:r>
+        <w:rPr>
+          <w:color w:val="222222"/>
+        </w:rPr>
+        <w:t xml:space="preserve"> </w:t>
+      </w:r>
+      <w:r>
+        <w:rPr>
+          <w:color w:val="222222"/>
+        </w:rPr>
+        <w:t>use the resources from</w:t>
+      </w:r>
+      <w:r>
+        <w:rPr>
+          <w:color w:val="222222"/>
+        </w:rPr>
+        <w:t xml:space="preserve"> </w:t>
+      </w:r>
+      <w:r>
+        <w:rPr>
+          <w:color w:val="222222"/>
+        </w:rPr>
+        <w:t>the</w:t>
+      </w:r>
+      <w:r>
+        <w:rPr>
+          <w:color w:val="222222"/>
+        </w:rPr>
+        <w:t xml:space="preserve"> </w:t>
+      </w:r>
+      <w:hyperlink r:id="rId19">
         <w:r>
           <w:rPr>
             <w:rStyle w:val="Hyperlink"/>
           </w:rPr>
+          <w:t>Cook</w:t>
+        </w:r>
+        <w:r>
+          <w:rPr>
+            <w:rStyle w:val="Hyperlink"/>
+          </w:rPr>
           <w:t xml:space="preserve"> </w:t>
         </w:r>
         <w:r>
           <w:rPr>
             <w:rStyle w:val="Hyperlink"/>
           </w:rPr>
-          <w:t>Center</w:t>
-        </w:r>
-      </w:hyperlink>
-      <w:r>
-        <w:rPr>
-          <w:color w:val="222222"/>
-        </w:rPr>
-        <w:t>,</w:t>
-      </w:r>
-      <w:r>
-        <w:rPr>
-          <w:color w:val="222222"/>
-        </w:rPr>
-        <w:t xml:space="preserve"> </w:t>
-      </w:r>
-      <w:r>
-        <w:rPr>
-          <w:color w:val="222222"/>
-        </w:rPr>
-        <w:t>and</w:t>
-      </w:r>
-      <w:r>
-        <w:rPr>
-          <w:color w:val="222222"/>
-        </w:rPr>
-        <w:t xml:space="preserve"> </w:t>
-      </w:r>
-      <w:r>
-        <w:rPr>
-          <w:color w:val="222222"/>
-        </w:rPr>
-        <w:t>for</w:t>
-      </w:r>
-      <w:r>
-        <w:rPr>
-          <w:color w:val="222222"/>
-        </w:rPr>
-        <w:t xml:space="preserve"> </w:t>
-      </w:r>
-      <w:r>
-        <w:rPr>
-          <w:color w:val="222222"/>
-        </w:rPr>
-        <w:t>psychiatric</w:t>
-      </w:r>
-      <w:r>
-        <w:rPr>
-          <w:color w:val="222222"/>
-        </w:rPr>
-        <w:t xml:space="preserve"> </w:t>
-      </w:r>
-      <w:r>
-        <w:rPr>
-          <w:color w:val="222222"/>
-        </w:rPr>
-        <w:t>or</w:t>
-      </w:r>
-      <w:r>
-        <w:rPr>
-          <w:color w:val="222222"/>
-        </w:rPr>
-        <w:t xml:space="preserve"> </w:t>
-      </w:r>
-      <w:r>
-        <w:rPr>
-          <w:color w:val="222222"/>
-        </w:rPr>
-        <w:t>psychological</w:t>
-      </w:r>
-      <w:r>
-        <w:rPr>
-          <w:color w:val="222222"/>
-        </w:rPr>
-        <w:t xml:space="preserve"> </w:t>
-      </w:r>
-      <w:r>
-        <w:rPr>
-          <w:color w:val="222222"/>
-        </w:rPr>
-        <w:t>issues,</w:t>
-      </w:r>
-      <w:r>
-        <w:rPr>
-          <w:color w:val="222222"/>
-        </w:rPr>
-        <w:t xml:space="preserve"> </w:t>
-      </w:r>
-      <w:r>
-        <w:rPr>
-          <w:color w:val="222222"/>
-        </w:rPr>
-        <w:t>use the resources from</w:t>
-      </w:r>
-      <w:r>
-        <w:rPr>
-          <w:color w:val="222222"/>
-        </w:rPr>
-        <w:t xml:space="preserve"> </w:t>
-      </w:r>
-      <w:r>
-        <w:rPr>
-          <w:color w:val="222222"/>
-        </w:rPr>
-        <w:t>the</w:t>
-      </w:r>
-      <w:r>
-        <w:rPr>
-          <w:color w:val="222222"/>
-        </w:rPr>
-        <w:t xml:space="preserve"> </w:t>
-      </w:r>
-      <w:hyperlink r:id="rId18">
-        <w:r>
-          <w:rPr>
-            <w:rStyle w:val="Hyperlink"/>
-          </w:rPr>
-          <w:t>Cook</w:t>
-        </w:r>
-        <w:r>
-          <w:rPr>
-            <w:rStyle w:val="Hyperlink"/>
-          </w:rPr>
-          <w:t xml:space="preserve"> </w:t>
-        </w:r>
-        <w:r>
-          <w:rPr>
-            <w:rStyle w:val="Hyperlink"/>
-          </w:rPr>
-          <w:t>C</w:t>
-        </w:r>
-        <w:r>
-          <w:rPr>
-            <w:rStyle w:val="Hyperlink"/>
-          </w:rPr>
-          <w:t>ounseling</w:t>
+          <w:t>Counseling</w:t>
         </w:r>
         <w:r>
           <w:rPr>
@@ -4315,10 +4261,10 @@
                     <pic:cNvPicPr/>
                   </pic:nvPicPr>
                   <pic:blipFill>
-                    <a:blip r:embed="rId19">
+                    <a:blip r:embed="rId20">
                       <a:extLst>
                         <a:ext uri="{96DAC541-7B7A-43D3-8B79-37D633B846F1}">
-                          <asvg:svgBlip xmlns:asvg="http://schemas.microsoft.com/office/drawing/2016/SVG/main" r:embed="rId20"/>
+                          <asvg:svgBlip xmlns:asvg="http://schemas.microsoft.com/office/drawing/2016/SVG/main" r:embed="rId21"/>
                         </a:ext>
                       </a:extLst>
                     </a:blip>
@@ -4726,7 +4672,7 @@
                     <pic:cNvPicPr preferRelativeResize="0"/>
                   </pic:nvPicPr>
                   <pic:blipFill>
-                    <a:blip r:embed="rId21"/>
+                    <a:blip r:embed="rId22"/>
                     <a:srcRect/>
                     <a:stretch>
                       <a:fillRect/>
@@ -5401,10 +5347,10 @@
                     <pic:cNvPicPr/>
                   </pic:nvPicPr>
                   <pic:blipFill>
-                    <a:blip r:embed="rId22">
+                    <a:blip r:embed="rId23">
                       <a:extLst>
                         <a:ext uri="{96DAC541-7B7A-43D3-8B79-37D633B846F1}">
-                          <asvg:svgBlip xmlns:asvg="http://schemas.microsoft.com/office/drawing/2016/SVG/main" r:embed="rId23"/>
+                          <asvg:svgBlip xmlns:asvg="http://schemas.microsoft.com/office/drawing/2016/SVG/main" r:embed="rId24"/>
                         </a:ext>
                       </a:extLst>
                     </a:blip>
@@ -5768,7 +5714,7 @@
         </w:rPr>
         <w:t xml:space="preserve"> </w:t>
       </w:r>
-      <w:hyperlink r:id="rId24">
+      <w:hyperlink r:id="rId25">
         <w:r>
           <w:rPr>
             <w:color w:val="C64600"/>
@@ -5802,21 +5748,7 @@
             <w:color w:val="C64600"/>
             <w:u w:val="single"/>
           </w:rPr>
-          <w:t>Stud</w:t>
-        </w:r>
-        <w:r>
-          <w:rPr>
-            <w:color w:val="C64600"/>
-            <w:u w:val="single"/>
-          </w:rPr>
-          <w:t>e</w:t>
-        </w:r>
-        <w:r>
-          <w:rPr>
-            <w:color w:val="C64600"/>
-            <w:u w:val="single"/>
-          </w:rPr>
-          <w:t>nts</w:t>
+          <w:t>Students</w:t>
         </w:r>
         <w:r>
           <w:rPr>
@@ -6229,7 +6161,7 @@
         </w:rPr>
         <w:t xml:space="preserve"> </w:t>
       </w:r>
-      <w:hyperlink r:id="rId25">
+      <w:hyperlink r:id="rId26">
         <w:r>
           <w:rPr>
             <w:color w:val="C64600"/>
@@ -6263,130 +6195,116 @@
             <w:color w:val="C64600"/>
             <w:u w:val="single"/>
           </w:rPr>
-          <w:t>Student</w:t>
+          <w:t>Students</w:t>
         </w:r>
         <w:r>
           <w:rPr>
             <w:color w:val="C64600"/>
             <w:u w:val="single"/>
           </w:rPr>
-          <w:t>s</w:t>
+          <w:t xml:space="preserve"> </w:t>
         </w:r>
         <w:r>
           <w:rPr>
             <w:color w:val="C64600"/>
             <w:u w:val="single"/>
           </w:rPr>
-          <w:t xml:space="preserve"> </w:t>
+          <w:t>with</w:t>
         </w:r>
         <w:r>
           <w:rPr>
             <w:color w:val="C64600"/>
             <w:u w:val="single"/>
           </w:rPr>
-          <w:t>with</w:t>
+          <w:t xml:space="preserve"> </w:t>
         </w:r>
         <w:r>
           <w:rPr>
             <w:color w:val="C64600"/>
             <w:u w:val="single"/>
           </w:rPr>
-          <w:t xml:space="preserve"> </w:t>
-        </w:r>
+          <w:t>Disabilities</w:t>
+        </w:r>
+      </w:hyperlink>
+      <w:r>
+        <w:rPr>
+          <w:color w:val="222222"/>
+        </w:rPr>
+        <w:t xml:space="preserve"> </w:t>
+      </w:r>
+      <w:r>
+        <w:rPr>
+          <w:color w:val="222222"/>
+        </w:rPr>
+        <w:t>(SSD)</w:t>
+      </w:r>
+      <w:r>
+        <w:rPr>
+          <w:color w:val="222222"/>
+        </w:rPr>
+        <w:t xml:space="preserve"> </w:t>
+      </w:r>
+      <w:r>
+        <w:rPr>
+          <w:color w:val="222222"/>
+        </w:rPr>
+        <w:t>in</w:t>
+      </w:r>
+      <w:r>
+        <w:rPr>
+          <w:color w:val="222222"/>
+        </w:rPr>
+        <w:t xml:space="preserve"> </w:t>
+      </w:r>
+      <w:r>
+        <w:rPr>
+          <w:color w:val="222222"/>
+        </w:rPr>
+        <w:t>310</w:t>
+      </w:r>
+      <w:r>
+        <w:rPr>
+          <w:color w:val="222222"/>
+        </w:rPr>
+        <w:t xml:space="preserve"> </w:t>
+      </w:r>
+      <w:r>
+        <w:rPr>
+          <w:color w:val="222222"/>
+        </w:rPr>
+        <w:t>Lavery</w:t>
+      </w:r>
+      <w:r>
+        <w:rPr>
+          <w:color w:val="222222"/>
+        </w:rPr>
+        <w:t xml:space="preserve"> </w:t>
+      </w:r>
+      <w:r>
+        <w:rPr>
+          <w:color w:val="222222"/>
+        </w:rPr>
+        <w:t>Hall</w:t>
+      </w:r>
+      <w:r>
+        <w:rPr>
+          <w:color w:val="222222"/>
+        </w:rPr>
+        <w:t xml:space="preserve"> </w:t>
+      </w:r>
+      <w:r>
+        <w:rPr>
+          <w:color w:val="222222"/>
+        </w:rPr>
+        <w:t>(</w:t>
+      </w:r>
+      <w:hyperlink r:id="rId27">
         <w:r>
           <w:rPr>
             <w:color w:val="C64600"/>
             <w:u w:val="single"/>
           </w:rPr>
-          <w:t>Disabilities</w:t>
-        </w:r>
-      </w:hyperlink>
-      <w:r>
-        <w:rPr>
-          <w:color w:val="222222"/>
-        </w:rPr>
-        <w:t xml:space="preserve"> </w:t>
-      </w:r>
-      <w:r>
-        <w:rPr>
-          <w:color w:val="222222"/>
-        </w:rPr>
-        <w:t>(SSD)</w:t>
-      </w:r>
-      <w:r>
-        <w:rPr>
-          <w:color w:val="222222"/>
-        </w:rPr>
-        <w:t xml:space="preserve"> </w:t>
-      </w:r>
-      <w:r>
-        <w:rPr>
-          <w:color w:val="222222"/>
-        </w:rPr>
-        <w:t>in</w:t>
-      </w:r>
-      <w:r>
-        <w:rPr>
-          <w:color w:val="222222"/>
-        </w:rPr>
-        <w:t xml:space="preserve"> </w:t>
-      </w:r>
-      <w:r>
-        <w:rPr>
-          <w:color w:val="222222"/>
-        </w:rPr>
-        <w:t>310</w:t>
-      </w:r>
-      <w:r>
-        <w:rPr>
-          <w:color w:val="222222"/>
-        </w:rPr>
-        <w:t xml:space="preserve"> </w:t>
-      </w:r>
-      <w:r>
-        <w:rPr>
-          <w:color w:val="222222"/>
-        </w:rPr>
-        <w:t>Lavery</w:t>
-      </w:r>
-      <w:r>
-        <w:rPr>
-          <w:color w:val="222222"/>
-        </w:rPr>
-        <w:t xml:space="preserve"> </w:t>
-      </w:r>
-      <w:r>
-        <w:rPr>
-          <w:color w:val="222222"/>
-        </w:rPr>
-        <w:t>Hall</w:t>
-      </w:r>
-      <w:r>
-        <w:rPr>
-          <w:color w:val="222222"/>
-        </w:rPr>
-        <w:t xml:space="preserve"> </w:t>
-      </w:r>
-      <w:r>
-        <w:rPr>
-          <w:color w:val="222222"/>
-        </w:rPr>
-        <w:t>(</w:t>
-      </w:r>
-      <w:hyperlink r:id="rId26">
-        <w:r>
-          <w:rPr>
-            <w:color w:val="C64600"/>
-            <w:u w:val="single"/>
-          </w:rPr>
-          <w:t>ma</w:t>
-        </w:r>
-        <w:r>
-          <w:rPr>
-            <w:color w:val="C64600"/>
-            <w:u w:val="single"/>
-          </w:rPr>
-          <w:t>p</w:t>
+          <w:t>map</w:t>
         </w:r>
         <w:r>
           <w:rPr>
@@ -8411,7 +8329,7 @@
         </w:rPr>
         <w:t xml:space="preserve"> </w:t>
       </w:r>
-      <w:hyperlink r:id="rId27" w:history="1">
+      <w:hyperlink r:id="rId28" w:history="1">
         <w:r>
           <w:rPr>
             <w:rStyle w:val="Hyperlink"/>
@@ -8440,25 +8358,7 @@
           <w:rPr>
             <w:rStyle w:val="Hyperlink"/>
           </w:rPr>
-          <w:t>po</w:t>
-        </w:r>
-        <w:r>
-          <w:rPr>
-            <w:rStyle w:val="Hyperlink"/>
-          </w:rPr>
-          <w:t>l</w:t>
-        </w:r>
-        <w:r>
-          <w:rPr>
-            <w:rStyle w:val="Hyperlink"/>
-          </w:rPr>
-          <w:t>ic</w:t>
-        </w:r>
-        <w:r>
-          <w:rPr>
-            <w:rStyle w:val="Hyperlink"/>
-          </w:rPr>
-          <w:t>y</w:t>
+          <w:t>policy</w:t>
         </w:r>
         <w:r>
           <w:rPr>
@@ -8618,7 +8518,7 @@
         <w:spacing w:after="0" w:line="276" w:lineRule="auto"/>
         <w:ind w:left="1100"/>
       </w:pPr>
-      <w:hyperlink r:id="rId28">
+      <w:hyperlink r:id="rId29">
         <w:r>
           <w:rPr>
             <w:color w:val="C64600"/>
@@ -8652,21 +8552,7 @@
             <w:color w:val="C64600"/>
             <w:u w:val="single"/>
           </w:rPr>
-          <w:t>Access</w:t>
-        </w:r>
-        <w:r>
-          <w:rPr>
-            <w:color w:val="C64600"/>
-            <w:u w:val="single"/>
-          </w:rPr>
-          <w:t>i</w:t>
-        </w:r>
-        <w:r>
-          <w:rPr>
-            <w:color w:val="C64600"/>
-            <w:u w:val="single"/>
-          </w:rPr>
-          <w:t>bility</w:t>
+          <w:t>Accessibility</w:t>
         </w:r>
         <w:r>
           <w:rPr>
@@ -8723,7 +8609,7 @@
         </w:rPr>
         <w:t xml:space="preserve"> </w:t>
       </w:r>
-      <w:hyperlink r:id="rId29">
+      <w:hyperlink r:id="rId30">
         <w:r>
           <w:rPr>
             <w:color w:val="C64600"/>
@@ -8752,6 +8638,7 @@
           </w:rPr>
           <w:t xml:space="preserve"> </w:t>
         </w:r>
+        <w:proofErr w:type="gramStart"/>
         <w:r>
           <w:rPr>
             <w:color w:val="C64600"/>
@@ -8773,6 +8660,7 @@
           </w:rPr>
           <w:t>Canvas</w:t>
         </w:r>
+        <w:proofErr w:type="gramEnd"/>
         <w:r>
           <w:rPr>
             <w:color w:val="C64600"/>
@@ -8785,21 +8673,7 @@
             <w:color w:val="C64600"/>
             <w:u w:val="single"/>
           </w:rPr>
-          <w:t>ac</w:t>
-        </w:r>
-        <w:r>
-          <w:rPr>
-            <w:color w:val="C64600"/>
-            <w:u w:val="single"/>
-          </w:rPr>
-          <w:t>c</w:t>
-        </w:r>
-        <w:r>
-          <w:rPr>
-            <w:color w:val="C64600"/>
-            <w:u w:val="single"/>
-          </w:rPr>
-          <w:t>essibility</w:t>
+          <w:t>accessibility</w:t>
         </w:r>
         <w:r>
           <w:rPr>
@@ -8835,24 +8709,12 @@
       <w:r>
         <w:t xml:space="preserve">Panopto: </w:t>
       </w:r>
-      <w:hyperlink r:id="rId30" w:history="1">
+      <w:hyperlink r:id="rId31" w:history="1">
         <w:r>
           <w:rPr>
             <w:rStyle w:val="Hyperlink"/>
           </w:rPr>
-          <w:t>Learn About Accessibilit</w:t>
-        </w:r>
-        <w:r>
-          <w:rPr>
-            <w:rStyle w:val="Hyperlink"/>
-          </w:rPr>
-          <w:t>y</w:t>
-        </w:r>
-        <w:r>
-          <w:rPr>
-            <w:rStyle w:val="Hyperlink"/>
-          </w:rPr>
-          <w:t xml:space="preserve"> Features</w:t>
+          <w:t>Learn About Accessibility Features</w:t>
         </w:r>
       </w:hyperlink>
       <w:r>
@@ -8889,27 +8751,13 @@
         </w:rPr>
         <w:t xml:space="preserve"> </w:t>
       </w:r>
-      <w:hyperlink r:id="rId31">
+      <w:hyperlink r:id="rId32">
         <w:r>
           <w:rPr>
             <w:color w:val="C64600"/>
             <w:u w:val="single"/>
           </w:rPr>
-          <w:t>Accessi</w:t>
-        </w:r>
-        <w:r>
-          <w:rPr>
-            <w:color w:val="C64600"/>
-            <w:u w:val="single"/>
-          </w:rPr>
-          <w:t>b</w:t>
-        </w:r>
-        <w:r>
-          <w:rPr>
-            <w:color w:val="C64600"/>
-            <w:u w:val="single"/>
-          </w:rPr>
-          <w:t>ility</w:t>
+          <w:t>Accessibility</w:t>
         </w:r>
         <w:r>
           <w:rPr>
@@ -9110,7 +8958,7 @@
         </w:rPr>
         <w:t xml:space="preserve"> </w:t>
       </w:r>
-      <w:hyperlink r:id="rId32">
+      <w:hyperlink r:id="rId33">
         <w:r>
           <w:rPr>
             <w:color w:val="C64600"/>
@@ -9144,21 +8992,7 @@
             <w:color w:val="C64600"/>
             <w:u w:val="single"/>
           </w:rPr>
-          <w:t>Acces</w:t>
-        </w:r>
-        <w:r>
-          <w:rPr>
-            <w:color w:val="C64600"/>
-            <w:u w:val="single"/>
-          </w:rPr>
-          <w:t>s</w:t>
-        </w:r>
-        <w:r>
-          <w:rPr>
-            <w:color w:val="C64600"/>
-            <w:u w:val="single"/>
-          </w:rPr>
-          <w:t>ibility</w:t>
+          <w:t>Accessibility</w:t>
         </w:r>
         <w:r>
           <w:rPr>
@@ -10425,24 +10259,12 @@
       <w:r>
         <w:t xml:space="preserve"> Learn about Canvas Learning Management System’s accessibility policies at the </w:t>
       </w:r>
-      <w:hyperlink r:id="rId33" w:history="1">
+      <w:hyperlink r:id="rId34" w:history="1">
         <w:r>
           <w:rPr>
             <w:rStyle w:val="Hyperlink"/>
           </w:rPr>
-          <w:t>Accessibility S</w:t>
-        </w:r>
-        <w:r>
-          <w:rPr>
-            <w:rStyle w:val="Hyperlink"/>
-          </w:rPr>
-          <w:t>t</w:t>
-        </w:r>
-        <w:r>
-          <w:rPr>
-            <w:rStyle w:val="Hyperlink"/>
-          </w:rPr>
-          <w:t>andards</w:t>
+          <w:t>Accessibility Standards</w:t>
         </w:r>
       </w:hyperlink>
       <w:r>
@@ -10467,47 +10289,23 @@
       <w:r>
         <w:t xml:space="preserve"> Check out the </w:t>
       </w:r>
-      <w:hyperlink r:id="rId34" w:history="1">
+      <w:hyperlink r:id="rId35" w:history="1">
         <w:r>
           <w:rPr>
             <w:rStyle w:val="Hyperlink"/>
           </w:rPr>
-          <w:t>Belongin</w:t>
-        </w:r>
+          <w:t>Belonging Website</w:t>
+        </w:r>
+      </w:hyperlink>
+      <w:r>
+        <w:t xml:space="preserve"> or review the </w:t>
+      </w:r>
+      <w:hyperlink r:id="rId36" w:history="1">
         <w:r>
           <w:rPr>
             <w:rStyle w:val="Hyperlink"/>
           </w:rPr>
-          <w:t>g</w:t>
-        </w:r>
-        <w:r>
-          <w:rPr>
-            <w:rStyle w:val="Hyperlink"/>
-          </w:rPr>
-          <w:t xml:space="preserve"> Website</w:t>
-        </w:r>
-      </w:hyperlink>
-      <w:r>
-        <w:t xml:space="preserve"> or review the </w:t>
-      </w:r>
-      <w:hyperlink r:id="rId35" w:history="1">
-        <w:r>
-          <w:rPr>
-            <w:rStyle w:val="Hyperlink"/>
-          </w:rPr>
-          <w:t>Accessibi</w:t>
-        </w:r>
-        <w:r>
-          <w:rPr>
-            <w:rStyle w:val="Hyperlink"/>
-          </w:rPr>
-          <w:t>l</w:t>
-        </w:r>
-        <w:r>
-          <w:rPr>
-            <w:rStyle w:val="Hyperlink"/>
-          </w:rPr>
-          <w:t>ity Features of each Google product</w:t>
+          <w:t>Accessibility Features of each Google product</w:t>
         </w:r>
       </w:hyperlink>
       <w:r>
@@ -10532,47 +10330,23 @@
       <w:r>
         <w:t xml:space="preserve"> Read about accessibility at </w:t>
       </w:r>
-      <w:hyperlink r:id="rId36" w:history="1">
+      <w:hyperlink r:id="rId37" w:history="1">
         <w:r>
           <w:rPr>
             <w:rStyle w:val="Hyperlink"/>
           </w:rPr>
-          <w:t>Microsoft’s</w:t>
-        </w:r>
+          <w:t>Microsoft’s accessibility statement</w:t>
+        </w:r>
+      </w:hyperlink>
+      <w:r>
+        <w:t xml:space="preserve"> page. Provide feedback or ask questions about Word and other products at </w:t>
+      </w:r>
+      <w:hyperlink r:id="rId38" w:history="1">
         <w:r>
           <w:rPr>
             <w:rStyle w:val="Hyperlink"/>
           </w:rPr>
-          <w:t xml:space="preserve"> </w:t>
-        </w:r>
-        <w:r>
-          <w:rPr>
-            <w:rStyle w:val="Hyperlink"/>
-          </w:rPr>
-          <w:t>accessibility statement</w:t>
-        </w:r>
-      </w:hyperlink>
-      <w:r>
-        <w:t xml:space="preserve"> page. Provide feedback or ask questions about Word and other products at </w:t>
-      </w:r>
-      <w:hyperlink r:id="rId37" w:history="1">
-        <w:r>
-          <w:rPr>
-            <w:rStyle w:val="Hyperlink"/>
-          </w:rPr>
-          <w:t>Microsof</w:t>
-        </w:r>
-        <w:r>
-          <w:rPr>
-            <w:rStyle w:val="Hyperlink"/>
-          </w:rPr>
-          <w:t>t</w:t>
-        </w:r>
-        <w:r>
-          <w:rPr>
-            <w:rStyle w:val="Hyperlink"/>
-          </w:rPr>
-          <w:t xml:space="preserve"> Support</w:t>
+          <w:t>Microsoft Support</w:t>
         </w:r>
       </w:hyperlink>
       <w:r>
@@ -10600,85 +10374,49 @@
       <w:r>
         <w:t xml:space="preserve">Check </w:t>
       </w:r>
-      <w:hyperlink r:id="rId38" w:history="1">
+      <w:hyperlink r:id="rId39" w:history="1">
         <w:r>
           <w:rPr>
             <w:rStyle w:val="Hyperlink"/>
           </w:rPr>
-          <w:t>Accessibi</w:t>
-        </w:r>
+          <w:t>Accessibility for YouTube mobile app</w:t>
+        </w:r>
+      </w:hyperlink>
+      <w:r>
+        <w:t xml:space="preserve"> or </w:t>
+      </w:r>
+      <w:hyperlink r:id="rId40" w:anchor="topic=9071908" w:history="1">
         <w:r>
           <w:rPr>
             <w:rStyle w:val="Hyperlink"/>
           </w:rPr>
-          <w:t>l</w:t>
+          <w:t xml:space="preserve">details in the </w:t>
         </w:r>
         <w:r>
           <w:rPr>
             <w:rStyle w:val="Hyperlink"/>
           </w:rPr>
-          <w:t>ity for YouTube mobile app</w:t>
+          <w:t xml:space="preserve">Accessibility </w:t>
+        </w:r>
+        <w:r>
+          <w:rPr>
+            <w:rStyle w:val="Hyperlink"/>
+          </w:rPr>
+          <w:t>documentation</w:t>
         </w:r>
       </w:hyperlink>
       <w:r>
-        <w:t xml:space="preserve"> or </w:t>
-      </w:r>
-      <w:hyperlink r:id="rId39" w:anchor="topic=9071908" w:history="1">
+        <w:t xml:space="preserve">. </w:t>
+      </w:r>
+      <w:r>
+        <w:t xml:space="preserve">Provide feedback or ask questions at </w:t>
+      </w:r>
+      <w:hyperlink r:id="rId41" w:anchor="topic=9257498" w:history="1">
         <w:r>
           <w:rPr>
             <w:rStyle w:val="Hyperlink"/>
           </w:rPr>
-          <w:t xml:space="preserve">details in the </w:t>
-        </w:r>
-        <w:r>
-          <w:rPr>
-            <w:rStyle w:val="Hyperlink"/>
-          </w:rPr>
-          <w:t>Accessibi</w:t>
-        </w:r>
-        <w:r>
-          <w:rPr>
-            <w:rStyle w:val="Hyperlink"/>
-          </w:rPr>
-          <w:t>l</w:t>
-        </w:r>
-        <w:r>
-          <w:rPr>
-            <w:rStyle w:val="Hyperlink"/>
-          </w:rPr>
-          <w:t xml:space="preserve">ity </w:t>
-        </w:r>
-        <w:r>
-          <w:rPr>
-            <w:rStyle w:val="Hyperlink"/>
-          </w:rPr>
-          <w:t>documentation</w:t>
-        </w:r>
-      </w:hyperlink>
-      <w:r>
-        <w:t xml:space="preserve">. </w:t>
-      </w:r>
-      <w:r>
-        <w:t xml:space="preserve">Provide feedback or ask questions at </w:t>
-      </w:r>
-      <w:hyperlink r:id="rId40" w:anchor="topic=9257498" w:history="1">
-        <w:r>
-          <w:rPr>
-            <w:rStyle w:val="Hyperlink"/>
-          </w:rPr>
-          <w:t>YouTube’s Hel</w:t>
-        </w:r>
-        <w:r>
-          <w:rPr>
-            <w:rStyle w:val="Hyperlink"/>
-          </w:rPr>
-          <w:t>p</w:t>
-        </w:r>
-        <w:r>
-          <w:rPr>
-            <w:rStyle w:val="Hyperlink"/>
-          </w:rPr>
-          <w:t xml:space="preserve"> Center</w:t>
+          <w:t>YouTube’s Help Center</w:t>
         </w:r>
       </w:hyperlink>
       <w:r>
@@ -10703,47 +10441,23 @@
       <w:r>
         <w:t xml:space="preserve"> Check out </w:t>
       </w:r>
-      <w:hyperlink r:id="rId41" w:history="1">
+      <w:hyperlink r:id="rId42" w:history="1">
         <w:r>
           <w:rPr>
             <w:rStyle w:val="Hyperlink"/>
           </w:rPr>
-          <w:t>Zoom’s acce</w:t>
-        </w:r>
+          <w:t>Zoom’s accessibility policy</w:t>
+        </w:r>
+      </w:hyperlink>
+      <w:r>
+        <w:t xml:space="preserve">. Provide feedback or ask questions at </w:t>
+      </w:r>
+      <w:hyperlink r:id="rId43" w:history="1">
         <w:r>
           <w:rPr>
             <w:rStyle w:val="Hyperlink"/>
           </w:rPr>
-          <w:t>s</w:t>
-        </w:r>
-        <w:r>
-          <w:rPr>
-            <w:rStyle w:val="Hyperlink"/>
-          </w:rPr>
-          <w:t>sibility policy</w:t>
-        </w:r>
-      </w:hyperlink>
-      <w:r>
-        <w:t xml:space="preserve">. Provide feedback or ask questions at </w:t>
-      </w:r>
-      <w:hyperlink r:id="rId42" w:history="1">
-        <w:r>
-          <w:rPr>
-            <w:rStyle w:val="Hyperlink"/>
-          </w:rPr>
-          <w:t>Zo</w:t>
-        </w:r>
-        <w:r>
-          <w:rPr>
-            <w:rStyle w:val="Hyperlink"/>
-          </w:rPr>
-          <w:t>o</w:t>
-        </w:r>
-        <w:r>
-          <w:rPr>
-            <w:rStyle w:val="Hyperlink"/>
-          </w:rPr>
-          <w:t>m Support</w:t>
+          <w:t>Zoom Support</w:t>
         </w:r>
       </w:hyperlink>
       <w:r>
@@ -10768,36 +10482,12 @@
       <w:r>
         <w:t xml:space="preserve">To request assistance with technology or check on the status of a campus outage, please visit </w:t>
       </w:r>
-      <w:hyperlink r:id="rId43" w:history="1">
+      <w:hyperlink r:id="rId44" w:history="1">
         <w:r>
           <w:rPr>
             <w:rStyle w:val="Hyperlink"/>
           </w:rPr>
-          <w:t>Virginia</w:t>
-        </w:r>
-        <w:r>
-          <w:rPr>
-            <w:rStyle w:val="Hyperlink"/>
-          </w:rPr>
-          <w:t xml:space="preserve"> </w:t>
-        </w:r>
-        <w:r>
-          <w:rPr>
-            <w:rStyle w:val="Hyperlink"/>
-          </w:rPr>
-          <w:t>Te</w:t>
-        </w:r>
-        <w:r>
-          <w:rPr>
-            <w:rStyle w:val="Hyperlink"/>
-          </w:rPr>
-          <w:t>c</w:t>
-        </w:r>
-        <w:r>
-          <w:rPr>
-            <w:rStyle w:val="Hyperlink"/>
-          </w:rPr>
-          <w:t>h 4Help</w:t>
+          <w:t>Virginia Tech 4Help</w:t>
         </w:r>
       </w:hyperlink>
       <w:r>
@@ -10863,10 +10553,10 @@
                     <pic:cNvPicPr/>
                   </pic:nvPicPr>
                   <pic:blipFill>
-                    <a:blip r:embed="rId44">
+                    <a:blip r:embed="rId45">
                       <a:extLst>
                         <a:ext uri="{96DAC541-7B7A-43D3-8B79-37D633B846F1}">
-                          <asvg:svgBlip xmlns:asvg="http://schemas.microsoft.com/office/drawing/2016/SVG/main" r:embed="rId45"/>
+                          <asvg:svgBlip xmlns:asvg="http://schemas.microsoft.com/office/drawing/2016/SVG/main" r:embed="rId46"/>
                         </a:ext>
                       </a:extLst>
                     </a:blip>
@@ -11930,10 +11620,10 @@
                     <pic:cNvPicPr/>
                   </pic:nvPicPr>
                   <pic:blipFill>
-                    <a:blip r:embed="rId46">
+                    <a:blip r:embed="rId47">
                       <a:extLst>
                         <a:ext uri="{96DAC541-7B7A-43D3-8B79-37D633B846F1}">
-                          <asvg:svgBlip xmlns:asvg="http://schemas.microsoft.com/office/drawing/2016/SVG/main" r:embed="rId47"/>
+                          <asvg:svgBlip xmlns:asvg="http://schemas.microsoft.com/office/drawing/2016/SVG/main" r:embed="rId48"/>
                         </a:ext>
                       </a:extLst>
                     </a:blip>
@@ -13115,27 +12805,13 @@
         </w:rPr>
         <w:t xml:space="preserve"> </w:t>
       </w:r>
-      <w:hyperlink r:id="rId48">
+      <w:hyperlink r:id="rId49">
         <w:r>
           <w:rPr>
             <w:color w:val="C64600"/>
             <w:u w:val="single"/>
           </w:rPr>
-          <w:t>Custom</w:t>
-        </w:r>
-        <w:r>
-          <w:rPr>
-            <w:color w:val="C64600"/>
-            <w:u w:val="single"/>
-          </w:rPr>
-          <w:t>e</w:t>
-        </w:r>
-        <w:r>
-          <w:rPr>
-            <w:color w:val="C64600"/>
-            <w:u w:val="single"/>
-          </w:rPr>
-          <w:t>r</w:t>
+          <w:t>Customer</w:t>
         </w:r>
         <w:r>
           <w:rPr>
@@ -13241,7 +12917,7 @@
                     <pic:cNvPicPr/>
                   </pic:nvPicPr>
                   <pic:blipFill>
-                    <a:blip r:embed="rId49" cstate="print">
+                    <a:blip r:embed="rId50" cstate="print">
                       <a:extLst>
                         <a:ext uri="{28A0092B-C50C-407E-A947-70E740481C1C}">
                           <a14:useLocalDpi xmlns:a14="http://schemas.microsoft.com/office/drawing/2010/main" val="0"/>
@@ -14789,7 +14465,7 @@
       <w:r>
         <w:t xml:space="preserve">See additional details in </w:t>
       </w:r>
-      <w:hyperlink r:id="rId50" w:history="1">
+      <w:hyperlink r:id="rId51" w:history="1">
         <w:r>
           <w:rPr>
             <w:rStyle w:val="Hyperlink"/>
@@ -14846,10 +14522,10 @@
                     <pic:cNvPicPr/>
                   </pic:nvPicPr>
                   <pic:blipFill>
-                    <a:blip r:embed="rId51">
+                    <a:blip r:embed="rId52">
                       <a:extLst>
                         <a:ext uri="{96DAC541-7B7A-43D3-8B79-37D633B846F1}">
-                          <asvg:svgBlip xmlns:asvg="http://schemas.microsoft.com/office/drawing/2016/SVG/main" r:embed="rId52"/>
+                          <asvg:svgBlip xmlns:asvg="http://schemas.microsoft.com/office/drawing/2016/SVG/main" r:embed="rId53"/>
                         </a:ext>
                       </a:extLst>
                     </a:blip>
@@ -15231,27 +14907,13 @@
       <w:r>
         <w:t xml:space="preserve"> </w:t>
       </w:r>
-      <w:hyperlink r:id="rId53">
+      <w:hyperlink r:id="rId54">
         <w:r>
           <w:rPr>
             <w:color w:val="C64600"/>
             <w:u w:val="single"/>
           </w:rPr>
-          <w:t>Bo</w:t>
-        </w:r>
-        <w:r>
-          <w:rPr>
-            <w:color w:val="C64600"/>
-            <w:u w:val="single"/>
-          </w:rPr>
-          <w:t>o</w:t>
-        </w:r>
-        <w:r>
-          <w:rPr>
-            <w:color w:val="C64600"/>
-            <w:u w:val="single"/>
-          </w:rPr>
-          <w:t>king</w:t>
+          <w:t>Booking</w:t>
         </w:r>
         <w:r>
           <w:rPr>
@@ -15892,7 +15554,7 @@
       <w:r>
         <w:t xml:space="preserve"> </w:t>
       </w:r>
-      <w:hyperlink r:id="rId54">
+      <w:hyperlink r:id="rId55">
         <w:r>
           <w:rPr>
             <w:color w:val="C64600"/>
@@ -15912,21 +15574,7 @@
             <w:color w:val="C64600"/>
             <w:u w:val="single"/>
           </w:rPr>
-          <w:t>re</w:t>
-        </w:r>
-        <w:r>
-          <w:rPr>
-            <w:color w:val="C64600"/>
-            <w:u w:val="single"/>
-          </w:rPr>
-          <w:t>q</w:t>
-        </w:r>
-        <w:r>
-          <w:rPr>
-            <w:color w:val="C64600"/>
-            <w:u w:val="single"/>
-          </w:rPr>
-          <w:t>uirements</w:t>
+          <w:t>requirements</w:t>
         </w:r>
       </w:hyperlink>
       <w:r>
@@ -16064,62 +15712,34 @@
         </w:rPr>
         <w:t xml:space="preserve">I am a mandatory reporter and cannot guarantee confidentiality when you talk to me. I am required to report any prohibited conduct. Consult the </w:t>
       </w:r>
-      <w:hyperlink r:id="rId55">
+      <w:hyperlink r:id="rId56">
         <w:r>
           <w:rPr>
             <w:color w:val="C64600"/>
             <w:u w:val="single"/>
           </w:rPr>
-          <w:t xml:space="preserve">Safe </w:t>
-        </w:r>
+          <w:t>Safe at VT page</w:t>
+        </w:r>
+      </w:hyperlink>
+      <w:r>
+        <w:rPr>
+          <w:color w:val="222222"/>
+        </w:rPr>
+        <w:t xml:space="preserve"> </w:t>
+      </w:r>
+      <w:r>
+        <w:rPr>
+          <w:color w:val="222222"/>
+        </w:rPr>
+        <w:t xml:space="preserve">and </w:t>
+      </w:r>
+      <w:hyperlink r:id="rId57">
         <w:r>
           <w:rPr>
             <w:color w:val="C64600"/>
             <w:u w:val="single"/>
           </w:rPr>
-          <w:t>a</w:t>
-        </w:r>
-        <w:r>
-          <w:rPr>
-            <w:color w:val="C64600"/>
-            <w:u w:val="single"/>
-          </w:rPr>
-          <w:t>t VT page</w:t>
-        </w:r>
-      </w:hyperlink>
-      <w:r>
-        <w:rPr>
-          <w:color w:val="222222"/>
-        </w:rPr>
-        <w:t xml:space="preserve"> </w:t>
-      </w:r>
-      <w:r>
-        <w:rPr>
-          <w:color w:val="222222"/>
-        </w:rPr>
-        <w:t xml:space="preserve">and </w:t>
-      </w:r>
-      <w:hyperlink r:id="rId56">
-        <w:r>
-          <w:rPr>
-            <w:color w:val="C64600"/>
-            <w:u w:val="single"/>
-          </w:rPr>
-          <w:t xml:space="preserve">SAFE at VT and </w:t>
-        </w:r>
-        <w:r>
-          <w:rPr>
-            <w:color w:val="C64600"/>
-            <w:u w:val="single"/>
-          </w:rPr>
-          <w:t>T</w:t>
-        </w:r>
-        <w:r>
-          <w:rPr>
-            <w:color w:val="C64600"/>
-            <w:u w:val="single"/>
-          </w:rPr>
-          <w:t>itle IX at Virginia Tech</w:t>
+          <w:t>SAFE at VT and Title IX at Virginia Tech</w:t>
         </w:r>
       </w:hyperlink>
       <w:r>
@@ -16371,10 +15991,10 @@
                     <pic:cNvPicPr/>
                   </pic:nvPicPr>
                   <pic:blipFill>
-                    <a:blip r:embed="rId57">
+                    <a:blip r:embed="rId58">
                       <a:extLst>
                         <a:ext uri="{96DAC541-7B7A-43D3-8B79-37D633B846F1}">
-                          <asvg:svgBlip xmlns:asvg="http://schemas.microsoft.com/office/drawing/2016/SVG/main" r:embed="rId58"/>
+                          <asvg:svgBlip xmlns:asvg="http://schemas.microsoft.com/office/drawing/2016/SVG/main" r:embed="rId59"/>
                         </a:ext>
                       </a:extLst>
                     </a:blip>
@@ -16738,10 +16358,10 @@
                     <pic:cNvPicPr/>
                   </pic:nvPicPr>
                   <pic:blipFill>
-                    <a:blip r:embed="rId59">
+                    <a:blip r:embed="rId60">
                       <a:extLst>
                         <a:ext uri="{96DAC541-7B7A-43D3-8B79-37D633B846F1}">
-                          <asvg:svgBlip xmlns:asvg="http://schemas.microsoft.com/office/drawing/2016/SVG/main" r:embed="rId60"/>
+                          <asvg:svgBlip xmlns:asvg="http://schemas.microsoft.com/office/drawing/2016/SVG/main" r:embed="rId61"/>
                         </a:ext>
                       </a:extLst>
                     </a:blip>
@@ -17288,10 +16908,10 @@
                     <pic:cNvPicPr/>
                   </pic:nvPicPr>
                   <pic:blipFill>
-                    <a:blip r:embed="rId61">
+                    <a:blip r:embed="rId62">
                       <a:extLst>
                         <a:ext uri="{96DAC541-7B7A-43D3-8B79-37D633B846F1}">
-                          <asvg:svgBlip xmlns:asvg="http://schemas.microsoft.com/office/drawing/2016/SVG/main" r:embed="rId62"/>
+                          <asvg:svgBlip xmlns:asvg="http://schemas.microsoft.com/office/drawing/2016/SVG/main" r:embed="rId63"/>
                         </a:ext>
                       </a:extLst>
                     </a:blip>
@@ -18214,27 +17834,13 @@
       <w:r>
         <w:t xml:space="preserve"> </w:t>
       </w:r>
-      <w:hyperlink r:id="rId63">
+      <w:hyperlink r:id="rId64">
         <w:r>
           <w:rPr>
             <w:color w:val="C64600"/>
             <w:u w:val="single"/>
           </w:rPr>
-          <w:t>FER</w:t>
-        </w:r>
-        <w:r>
-          <w:rPr>
-            <w:color w:val="C64600"/>
-            <w:u w:val="single"/>
-          </w:rPr>
-          <w:t>P</w:t>
-        </w:r>
-        <w:r>
-          <w:rPr>
-            <w:color w:val="C64600"/>
-            <w:u w:val="single"/>
-          </w:rPr>
-          <w:t>A</w:t>
+          <w:t>FERPA</w:t>
         </w:r>
         <w:r>
           <w:rPr>
@@ -19674,27 +19280,13 @@
       <w:r>
         <w:t xml:space="preserve"> </w:t>
       </w:r>
-      <w:hyperlink r:id="rId64">
+      <w:hyperlink r:id="rId65">
         <w:r>
           <w:rPr>
             <w:color w:val="C64600"/>
             <w:u w:val="single"/>
           </w:rPr>
-          <w:t>Princip</w:t>
-        </w:r>
-        <w:r>
-          <w:rPr>
-            <w:color w:val="C64600"/>
-            <w:u w:val="single"/>
-          </w:rPr>
-          <w:t>l</w:t>
-        </w:r>
-        <w:r>
-          <w:rPr>
-            <w:color w:val="C64600"/>
-            <w:u w:val="single"/>
-          </w:rPr>
-          <w:t>es</w:t>
+          <w:t>Principles</w:t>
         </w:r>
         <w:r>
           <w:rPr>
@@ -19977,27 +19569,27 @@
       <w:r>
         <w:t xml:space="preserve"> </w:t>
       </w:r>
-      <w:hyperlink r:id="rId65">
+      <w:hyperlink r:id="rId66">
         <w:r>
           <w:rPr>
             <w:color w:val="C64600"/>
             <w:u w:val="single"/>
           </w:rPr>
-          <w:t>Undergradu</w:t>
+          <w:t>Undergraduate</w:t>
         </w:r>
         <w:r>
           <w:rPr>
             <w:color w:val="C64600"/>
             <w:u w:val="single"/>
           </w:rPr>
-          <w:t>a</w:t>
+          <w:t xml:space="preserve"> </w:t>
         </w:r>
         <w:r>
           <w:rPr>
             <w:color w:val="C64600"/>
             <w:u w:val="single"/>
           </w:rPr>
-          <w:t>te</w:t>
+          <w:t>Honor</w:t>
         </w:r>
         <w:r>
           <w:rPr>
@@ -20011,20 +19603,6 @@
             <w:color w:val="C64600"/>
             <w:u w:val="single"/>
           </w:rPr>
-          <w:t>Honor</w:t>
-        </w:r>
-        <w:r>
-          <w:rPr>
-            <w:color w:val="C64600"/>
-            <w:u w:val="single"/>
-          </w:rPr>
-          <w:t xml:space="preserve"> </w:t>
-        </w:r>
-        <w:r>
-          <w:rPr>
-            <w:color w:val="C64600"/>
-            <w:u w:val="single"/>
-          </w:rPr>
           <w:t>System</w:t>
         </w:r>
       </w:hyperlink>
@@ -20313,24 +19891,12 @@
       <w:r>
         <w:t xml:space="preserve">See the </w:t>
       </w:r>
-      <w:hyperlink r:id="rId66" w:history="1">
+      <w:hyperlink r:id="rId67" w:history="1">
         <w:r>
           <w:rPr>
             <w:rStyle w:val="Hyperlink"/>
           </w:rPr>
-          <w:t>AI Policy in t</w:t>
-        </w:r>
-        <w:r>
-          <w:rPr>
-            <w:rStyle w:val="Hyperlink"/>
-          </w:rPr>
-          <w:t>h</w:t>
-        </w:r>
-        <w:r>
-          <w:rPr>
-            <w:rStyle w:val="Hyperlink"/>
-          </w:rPr>
-          <w:t>e Syllabus</w:t>
+          <w:t>AI Policy in the Syllabus</w:t>
         </w:r>
       </w:hyperlink>
       <w:r>
@@ -20376,10 +19942,10 @@
                     <pic:cNvPicPr/>
                   </pic:nvPicPr>
                   <pic:blipFill>
-                    <a:blip r:embed="rId67">
+                    <a:blip r:embed="rId68">
                       <a:extLst>
                         <a:ext uri="{96DAC541-7B7A-43D3-8B79-37D633B846F1}">
-                          <asvg:svgBlip xmlns:asvg="http://schemas.microsoft.com/office/drawing/2016/SVG/main" r:embed="rId68"/>
+                          <asvg:svgBlip xmlns:asvg="http://schemas.microsoft.com/office/drawing/2016/SVG/main" r:embed="rId69"/>
                         </a:ext>
                       </a:extLst>
                     </a:blip>
@@ -21664,10 +21230,10 @@
                     <pic:cNvPicPr/>
                   </pic:nvPicPr>
                   <pic:blipFill>
-                    <a:blip r:embed="rId69">
+                    <a:blip r:embed="rId70">
                       <a:extLst>
                         <a:ext uri="{96DAC541-7B7A-43D3-8B79-37D633B846F1}">
-                          <asvg:svgBlip xmlns:asvg="http://schemas.microsoft.com/office/drawing/2016/SVG/main" r:embed="rId70"/>
+                          <asvg:svgBlip xmlns:asvg="http://schemas.microsoft.com/office/drawing/2016/SVG/main" r:embed="rId71"/>
                         </a:ext>
                       </a:extLst>
                     </a:blip>
@@ -21854,27 +21420,13 @@
         </w:rPr>
         <w:t xml:space="preserve"> </w:t>
       </w:r>
-      <w:hyperlink r:id="rId71">
+      <w:hyperlink r:id="rId72">
         <w:r>
           <w:rPr>
             <w:color w:val="C64600"/>
             <w:u w:val="single"/>
           </w:rPr>
-          <w:t>Undergradu</w:t>
-        </w:r>
-        <w:r>
-          <w:rPr>
-            <w:color w:val="C64600"/>
-            <w:u w:val="single"/>
-          </w:rPr>
-          <w:t>a</w:t>
-        </w:r>
-        <w:r>
-          <w:rPr>
-            <w:color w:val="C64600"/>
-            <w:u w:val="single"/>
-          </w:rPr>
-          <w:t>te</w:t>
+          <w:t>Undergraduate</w:t>
         </w:r>
         <w:r>
           <w:rPr>
@@ -24754,27 +24306,13 @@
         </w:rPr>
         <w:t xml:space="preserve"> </w:t>
       </w:r>
-      <w:hyperlink r:id="rId72">
+      <w:hyperlink r:id="rId73">
         <w:r>
           <w:rPr>
             <w:color w:val="C64600"/>
             <w:u w:val="single"/>
           </w:rPr>
-          <w:t>Underg</w:t>
-        </w:r>
-        <w:r>
-          <w:rPr>
-            <w:color w:val="C64600"/>
-            <w:u w:val="single"/>
-          </w:rPr>
-          <w:t>r</w:t>
-        </w:r>
-        <w:r>
-          <w:rPr>
-            <w:color w:val="C64600"/>
-            <w:u w:val="single"/>
-          </w:rPr>
-          <w:t>aduate</w:t>
+          <w:t>Undergraduate</w:t>
         </w:r>
         <w:r>
           <w:rPr>
@@ -24864,10 +24402,10 @@
                     <pic:cNvPicPr/>
                   </pic:nvPicPr>
                   <pic:blipFill>
-                    <a:blip r:embed="rId73">
+                    <a:blip r:embed="rId74">
                       <a:extLst>
                         <a:ext uri="{96DAC541-7B7A-43D3-8B79-37D633B846F1}">
-                          <asvg:svgBlip xmlns:asvg="http://schemas.microsoft.com/office/drawing/2016/SVG/main" r:embed="rId74"/>
+                          <asvg:svgBlip xmlns:asvg="http://schemas.microsoft.com/office/drawing/2016/SVG/main" r:embed="rId75"/>
                         </a:ext>
                       </a:extLst>
                     </a:blip>
@@ -25605,10 +25143,10 @@
                     <pic:cNvPicPr/>
                   </pic:nvPicPr>
                   <pic:blipFill>
-                    <a:blip r:embed="rId75">
+                    <a:blip r:embed="rId76">
                       <a:extLst>
                         <a:ext uri="{96DAC541-7B7A-43D3-8B79-37D633B846F1}">
-                          <asvg:svgBlip xmlns:asvg="http://schemas.microsoft.com/office/drawing/2016/SVG/main" r:embed="rId76"/>
+                          <asvg:svgBlip xmlns:asvg="http://schemas.microsoft.com/office/drawing/2016/SVG/main" r:embed="rId77"/>
                         </a:ext>
                       </a:extLst>
                     </a:blip>
@@ -26032,10 +25570,10 @@
                     <pic:cNvPicPr/>
                   </pic:nvPicPr>
                   <pic:blipFill>
-                    <a:blip r:embed="rId77">
+                    <a:blip r:embed="rId78">
                       <a:extLst>
                         <a:ext uri="{96DAC541-7B7A-43D3-8B79-37D633B846F1}">
-                          <asvg:svgBlip xmlns:asvg="http://schemas.microsoft.com/office/drawing/2016/SVG/main" r:embed="rId78"/>
+                          <asvg:svgBlip xmlns:asvg="http://schemas.microsoft.com/office/drawing/2016/SVG/main" r:embed="rId79"/>
                         </a:ext>
                       </a:extLst>
                     </a:blip>
@@ -26147,24 +25685,12 @@
       <w:r>
         <w:t xml:space="preserve"> </w:t>
       </w:r>
-      <w:hyperlink r:id="rId79" w:history="1">
+      <w:hyperlink r:id="rId80" w:history="1">
         <w:r>
           <w:rPr>
             <w:rStyle w:val="Hyperlink"/>
           </w:rPr>
-          <w:t>Syll</w:t>
-        </w:r>
-        <w:r>
-          <w:rPr>
-            <w:rStyle w:val="Hyperlink"/>
-          </w:rPr>
-          <w:t>a</w:t>
-        </w:r>
-        <w:r>
-          <w:rPr>
-            <w:rStyle w:val="Hyperlink"/>
-          </w:rPr>
-          <w:t>bus</w:t>
+          <w:t>Syllabus</w:t>
         </w:r>
       </w:hyperlink>
       <w:r>
@@ -26209,10 +25735,10 @@
                     <pic:cNvPicPr/>
                   </pic:nvPicPr>
                   <pic:blipFill>
-                    <a:blip r:embed="rId80">
+                    <a:blip r:embed="rId81">
                       <a:extLst>
                         <a:ext uri="{96DAC541-7B7A-43D3-8B79-37D633B846F1}">
-                          <asvg:svgBlip xmlns:asvg="http://schemas.microsoft.com/office/drawing/2016/SVG/main" r:embed="rId81"/>
+                          <asvg:svgBlip xmlns:asvg="http://schemas.microsoft.com/office/drawing/2016/SVG/main" r:embed="rId82"/>
                         </a:ext>
                       </a:extLst>
                     </a:blip>
@@ -26748,7 +26274,7 @@
         </w:rPr>
         <w:t xml:space="preserve"> </w:t>
       </w:r>
-      <w:hyperlink r:id="rId82">
+      <w:hyperlink r:id="rId83">
         <w:r>
           <w:rPr>
             <w:color w:val="C64600"/>
@@ -26768,116 +26294,102 @@
             <w:color w:val="C64600"/>
             <w:u w:val="single"/>
           </w:rPr>
-          <w:t>fo</w:t>
+          <w:t>for</w:t>
         </w:r>
         <w:r>
           <w:rPr>
             <w:color w:val="C64600"/>
             <w:u w:val="single"/>
           </w:rPr>
-          <w:t>r</w:t>
+          <w:t xml:space="preserve"> </w:t>
         </w:r>
         <w:r>
           <w:rPr>
             <w:color w:val="C64600"/>
             <w:u w:val="single"/>
           </w:rPr>
-          <w:t xml:space="preserve"> </w:t>
+          <w:t>Student</w:t>
         </w:r>
         <w:r>
           <w:rPr>
             <w:color w:val="C64600"/>
             <w:u w:val="single"/>
           </w:rPr>
-          <w:t>Student</w:t>
+          <w:t xml:space="preserve"> </w:t>
         </w:r>
         <w:r>
           <w:rPr>
             <w:color w:val="C64600"/>
             <w:u w:val="single"/>
           </w:rPr>
-          <w:t xml:space="preserve"> </w:t>
-        </w:r>
+          <w:t>Affairs</w:t>
+        </w:r>
+      </w:hyperlink>
+      <w:r>
+        <w:rPr>
+          <w:color w:val="222222"/>
+        </w:rPr>
+        <w:t xml:space="preserve"> </w:t>
+      </w:r>
+      <w:r>
+        <w:rPr>
+          <w:color w:val="222222"/>
+        </w:rPr>
+        <w:t>and</w:t>
+      </w:r>
+      <w:r>
+        <w:rPr>
+          <w:color w:val="222222"/>
+        </w:rPr>
+        <w:t xml:space="preserve"> </w:t>
+      </w:r>
+      <w:r>
+        <w:rPr>
+          <w:color w:val="222222"/>
+        </w:rPr>
+        <w:t>the</w:t>
+      </w:r>
+      <w:r>
+        <w:rPr>
+          <w:color w:val="222222"/>
+        </w:rPr>
+        <w:t xml:space="preserve"> </w:t>
+      </w:r>
+      <w:hyperlink r:id="rId84">
         <w:r>
           <w:rPr>
             <w:color w:val="C64600"/>
             <w:u w:val="single"/>
           </w:rPr>
-          <w:t>Affairs</w:t>
-        </w:r>
-      </w:hyperlink>
-      <w:r>
-        <w:rPr>
-          <w:color w:val="222222"/>
-        </w:rPr>
-        <w:t xml:space="preserve"> </w:t>
-      </w:r>
-      <w:r>
-        <w:rPr>
-          <w:color w:val="222222"/>
-        </w:rPr>
-        <w:t>and</w:t>
-      </w:r>
-      <w:r>
-        <w:rPr>
-          <w:color w:val="222222"/>
-        </w:rPr>
-        <w:t xml:space="preserve"> </w:t>
-      </w:r>
-      <w:r>
-        <w:rPr>
-          <w:color w:val="222222"/>
-        </w:rPr>
-        <w:t>the</w:t>
-      </w:r>
-      <w:r>
-        <w:rPr>
-          <w:color w:val="222222"/>
-        </w:rPr>
-        <w:t xml:space="preserve"> </w:t>
-      </w:r>
-      <w:hyperlink r:id="rId83">
+          <w:t>Dean</w:t>
+        </w:r>
         <w:r>
           <w:rPr>
             <w:color w:val="C64600"/>
             <w:u w:val="single"/>
           </w:rPr>
-          <w:t>Dean</w:t>
+          <w:t xml:space="preserve"> </w:t>
         </w:r>
         <w:r>
           <w:rPr>
             <w:color w:val="C64600"/>
             <w:u w:val="single"/>
           </w:rPr>
-          <w:t xml:space="preserve"> </w:t>
+          <w:t>of</w:t>
         </w:r>
         <w:r>
           <w:rPr>
             <w:color w:val="C64600"/>
             <w:u w:val="single"/>
           </w:rPr>
-          <w:t>of</w:t>
+          <w:t xml:space="preserve"> </w:t>
         </w:r>
         <w:r>
           <w:rPr>
             <w:color w:val="C64600"/>
             <w:u w:val="single"/>
           </w:rPr>
-          <w:t xml:space="preserve"> </w:t>
-        </w:r>
-        <w:r>
-          <w:rPr>
-            <w:color w:val="C64600"/>
-            <w:u w:val="single"/>
-          </w:rPr>
-          <w:t>S</w:t>
-        </w:r>
-        <w:r>
-          <w:rPr>
-            <w:color w:val="C64600"/>
-            <w:u w:val="single"/>
-          </w:rPr>
-          <w:t>tudents</w:t>
+          <w:t>Students</w:t>
         </w:r>
       </w:hyperlink>
       <w:r>
@@ -26925,10 +26437,10 @@
                     <pic:cNvPicPr/>
                   </pic:nvPicPr>
                   <pic:blipFill>
-                    <a:blip r:embed="rId84">
+                    <a:blip r:embed="rId85">
                       <a:extLst>
                         <a:ext uri="{96DAC541-7B7A-43D3-8B79-37D633B846F1}">
-                          <asvg:svgBlip xmlns:asvg="http://schemas.microsoft.com/office/drawing/2016/SVG/main" r:embed="rId85"/>
+                          <asvg:svgBlip xmlns:asvg="http://schemas.microsoft.com/office/drawing/2016/SVG/main" r:embed="rId86"/>
                         </a:ext>
                       </a:extLst>
                     </a:blip>
@@ -27070,27 +26582,13 @@
         </w:rPr>
         <w:t xml:space="preserve"> </w:t>
       </w:r>
-      <w:hyperlink r:id="rId86">
+      <w:hyperlink r:id="rId87">
         <w:r>
           <w:rPr>
             <w:color w:val="C64600"/>
             <w:u w:val="single"/>
           </w:rPr>
-          <w:t>camp</w:t>
-        </w:r>
-        <w:r>
-          <w:rPr>
-            <w:color w:val="C64600"/>
-            <w:u w:val="single"/>
-          </w:rPr>
-          <w:t>u</w:t>
-        </w:r>
-        <w:r>
-          <w:rPr>
-            <w:color w:val="C64600"/>
-            <w:u w:val="single"/>
-          </w:rPr>
-          <w:t>s</w:t>
+          <w:t>campus</w:t>
         </w:r>
         <w:r>
           <w:rPr>
@@ -27513,7 +27011,7 @@
         </w:rPr>
         <w:t xml:space="preserve"> </w:t>
       </w:r>
-      <w:hyperlink r:id="rId87">
+      <w:hyperlink r:id="rId88">
         <w:r>
           <w:rPr>
             <w:color w:val="C64600"/>
@@ -27533,21 +27031,7 @@
             <w:color w:val="C64600"/>
             <w:u w:val="single"/>
           </w:rPr>
-          <w:t>Coun</w:t>
-        </w:r>
-        <w:r>
-          <w:rPr>
-            <w:color w:val="C64600"/>
-            <w:u w:val="single"/>
-          </w:rPr>
-          <w:t>s</w:t>
-        </w:r>
-        <w:r>
-          <w:rPr>
-            <w:color w:val="C64600"/>
-            <w:u w:val="single"/>
-          </w:rPr>
-          <w:t>eling</w:t>
+          <w:t>Counseling</w:t>
         </w:r>
         <w:r>
           <w:rPr>
@@ -27606,14 +27090,14 @@
         </w:rPr>
         <w:t xml:space="preserve"> </w:t>
       </w:r>
-      <w:hyperlink r:id="rId88">
+      <w:hyperlink r:id="rId89">
         <w:r>
           <w:rPr>
             <w:b/>
             <w:color w:val="C64600"/>
             <w:u w:val="single"/>
           </w:rPr>
-          <w:t>sexua</w:t>
+          <w:t>sexual</w:t>
         </w:r>
         <w:r>
           <w:rPr>
@@ -27621,7 +27105,7 @@
             <w:color w:val="C64600"/>
             <w:u w:val="single"/>
           </w:rPr>
-          <w:t>l</w:t>
+          <w:t xml:space="preserve"> </w:t>
         </w:r>
         <w:r>
           <w:rPr>
@@ -27629,373 +27113,455 @@
             <w:color w:val="C64600"/>
             <w:u w:val="single"/>
           </w:rPr>
-          <w:t xml:space="preserve"> </w:t>
-        </w:r>
-        <w:r>
-          <w:rPr>
-            <w:b/>
+          <w:t>assault</w:t>
+        </w:r>
+      </w:hyperlink>
+      <w:r>
+        <w:rPr>
+          <w:color w:val="222222"/>
+        </w:rPr>
+        <w:t>:</w:t>
+      </w:r>
+      <w:r>
+        <w:rPr>
+          <w:color w:val="222222"/>
+        </w:rPr>
+        <w:t xml:space="preserve"> </w:t>
+      </w:r>
+      <w:r>
+        <w:rPr>
+          <w:color w:val="222222"/>
+        </w:rPr>
+        <w:t>Dial</w:t>
+      </w:r>
+      <w:r>
+        <w:rPr>
+          <w:color w:val="222222"/>
+        </w:rPr>
+        <w:t xml:space="preserve"> </w:t>
+      </w:r>
+      <w:r>
+        <w:rPr>
+          <w:color w:val="222222"/>
+        </w:rPr>
+        <w:t>911,</w:t>
+      </w:r>
+      <w:r>
+        <w:rPr>
+          <w:color w:val="222222"/>
+        </w:rPr>
+        <w:t xml:space="preserve"> </w:t>
+      </w:r>
+      <w:r>
+        <w:rPr>
+          <w:color w:val="222222"/>
+        </w:rPr>
+        <w:t>or</w:t>
+      </w:r>
+      <w:r>
+        <w:rPr>
+          <w:color w:val="222222"/>
+        </w:rPr>
+        <w:t xml:space="preserve"> </w:t>
+      </w:r>
+      <w:r>
+        <w:rPr>
+          <w:color w:val="222222"/>
+        </w:rPr>
+        <w:t>call</w:t>
+      </w:r>
+      <w:r>
+        <w:rPr>
+          <w:color w:val="222222"/>
+        </w:rPr>
+        <w:t xml:space="preserve"> </w:t>
+      </w:r>
+      <w:r>
+        <w:rPr>
+          <w:color w:val="222222"/>
+        </w:rPr>
+        <w:t>the</w:t>
+      </w:r>
+      <w:r>
+        <w:rPr>
+          <w:color w:val="222222"/>
+        </w:rPr>
+        <w:t xml:space="preserve"> </w:t>
+      </w:r>
+      <w:r>
+        <w:rPr>
+          <w:color w:val="222222"/>
+        </w:rPr>
+        <w:t>Student</w:t>
+      </w:r>
+      <w:r>
+        <w:rPr>
+          <w:color w:val="222222"/>
+        </w:rPr>
+        <w:t xml:space="preserve"> </w:t>
+      </w:r>
+      <w:r>
+        <w:rPr>
+          <w:color w:val="222222"/>
+        </w:rPr>
+        <w:t>Health</w:t>
+      </w:r>
+      <w:r>
+        <w:rPr>
+          <w:color w:val="222222"/>
+        </w:rPr>
+        <w:t xml:space="preserve"> </w:t>
+      </w:r>
+      <w:r>
+        <w:rPr>
+          <w:color w:val="222222"/>
+        </w:rPr>
+        <w:t>Care</w:t>
+      </w:r>
+      <w:r>
+        <w:rPr>
+          <w:color w:val="222222"/>
+        </w:rPr>
+        <w:t xml:space="preserve"> </w:t>
+      </w:r>
+      <w:r>
+        <w:rPr>
+          <w:color w:val="222222"/>
+        </w:rPr>
+        <w:t>Center</w:t>
+      </w:r>
+      <w:r>
+        <w:rPr>
+          <w:color w:val="222222"/>
+        </w:rPr>
+        <w:t xml:space="preserve"> </w:t>
+      </w:r>
+      <w:r>
+        <w:rPr>
+          <w:color w:val="222222"/>
+        </w:rPr>
+        <w:t>at</w:t>
+      </w:r>
+      <w:r>
+        <w:rPr>
+          <w:color w:val="222222"/>
+        </w:rPr>
+        <w:t xml:space="preserve"> </w:t>
+      </w:r>
+      <w:r>
+        <w:rPr>
+          <w:color w:val="222222"/>
+        </w:rPr>
+        <w:t>540-231-7642,</w:t>
+      </w:r>
+      <w:r>
+        <w:rPr>
+          <w:color w:val="222222"/>
+        </w:rPr>
+        <w:t xml:space="preserve"> </w:t>
+      </w:r>
+      <w:r>
+        <w:rPr>
+          <w:color w:val="222222"/>
+        </w:rPr>
+        <w:t>or</w:t>
+      </w:r>
+      <w:r>
+        <w:rPr>
+          <w:color w:val="222222"/>
+        </w:rPr>
+        <w:t xml:space="preserve"> </w:t>
+      </w:r>
+      <w:r>
+        <w:rPr>
+          <w:color w:val="222222"/>
+        </w:rPr>
+        <w:t>contact</w:t>
+      </w:r>
+      <w:r>
+        <w:rPr>
+          <w:color w:val="222222"/>
+        </w:rPr>
+        <w:t xml:space="preserve"> </w:t>
+      </w:r>
+      <w:hyperlink r:id="rId90">
+        <w:r>
+          <w:rPr>
             <w:color w:val="C64600"/>
             <w:u w:val="single"/>
           </w:rPr>
-          <w:t>assault</w:t>
+          <w:t>CARES</w:t>
         </w:r>
       </w:hyperlink>
       <w:r>
         <w:rPr>
           <w:color w:val="222222"/>
         </w:rPr>
-        <w:t>:</w:t>
-      </w:r>
-      <w:r>
-        <w:rPr>
-          <w:color w:val="222222"/>
-        </w:rPr>
-        <w:t xml:space="preserve"> </w:t>
-      </w:r>
-      <w:r>
-        <w:rPr>
-          <w:color w:val="222222"/>
-        </w:rPr>
-        <w:t>Dial</w:t>
-      </w:r>
-      <w:r>
-        <w:rPr>
-          <w:color w:val="222222"/>
-        </w:rPr>
-        <w:t xml:space="preserve"> </w:t>
-      </w:r>
-      <w:r>
-        <w:rPr>
-          <w:color w:val="222222"/>
-        </w:rPr>
-        <w:t>911,</w:t>
-      </w:r>
-      <w:r>
-        <w:rPr>
-          <w:color w:val="222222"/>
-        </w:rPr>
-        <w:t xml:space="preserve"> </w:t>
-      </w:r>
-      <w:r>
-        <w:rPr>
-          <w:color w:val="222222"/>
-        </w:rPr>
-        <w:t>or</w:t>
-      </w:r>
-      <w:r>
-        <w:rPr>
-          <w:color w:val="222222"/>
-        </w:rPr>
-        <w:t xml:space="preserve"> </w:t>
-      </w:r>
-      <w:r>
-        <w:rPr>
-          <w:color w:val="222222"/>
-        </w:rPr>
-        <w:t>call</w:t>
-      </w:r>
-      <w:r>
-        <w:rPr>
-          <w:color w:val="222222"/>
-        </w:rPr>
-        <w:t xml:space="preserve"> </w:t>
-      </w:r>
-      <w:r>
-        <w:rPr>
-          <w:color w:val="222222"/>
-        </w:rPr>
-        <w:t>the</w:t>
-      </w:r>
-      <w:r>
-        <w:rPr>
-          <w:color w:val="222222"/>
-        </w:rPr>
-        <w:t xml:space="preserve"> </w:t>
-      </w:r>
-      <w:r>
-        <w:rPr>
-          <w:color w:val="222222"/>
-        </w:rPr>
-        <w:t>Student</w:t>
-      </w:r>
-      <w:r>
-        <w:rPr>
-          <w:color w:val="222222"/>
-        </w:rPr>
-        <w:t xml:space="preserve"> </w:t>
-      </w:r>
-      <w:r>
-        <w:rPr>
-          <w:color w:val="222222"/>
-        </w:rPr>
-        <w:t>Health</w:t>
-      </w:r>
-      <w:r>
-        <w:rPr>
-          <w:color w:val="222222"/>
-        </w:rPr>
-        <w:t xml:space="preserve"> </w:t>
-      </w:r>
-      <w:r>
-        <w:rPr>
-          <w:color w:val="222222"/>
-        </w:rPr>
-        <w:t>Care</w:t>
-      </w:r>
-      <w:r>
-        <w:rPr>
-          <w:color w:val="222222"/>
-        </w:rPr>
-        <w:t xml:space="preserve"> </w:t>
-      </w:r>
-      <w:r>
-        <w:rPr>
-          <w:color w:val="222222"/>
-        </w:rPr>
-        <w:t>Center</w:t>
-      </w:r>
-      <w:r>
-        <w:rPr>
-          <w:color w:val="222222"/>
-        </w:rPr>
-        <w:t xml:space="preserve"> </w:t>
-      </w:r>
-      <w:r>
-        <w:rPr>
-          <w:color w:val="222222"/>
-        </w:rPr>
-        <w:t>at</w:t>
-      </w:r>
-      <w:r>
-        <w:rPr>
-          <w:color w:val="222222"/>
-        </w:rPr>
-        <w:t xml:space="preserve"> </w:t>
-      </w:r>
-      <w:r>
-        <w:rPr>
-          <w:color w:val="222222"/>
-        </w:rPr>
-        <w:t>540-231-7642,</w:t>
-      </w:r>
-      <w:r>
-        <w:rPr>
-          <w:color w:val="222222"/>
-        </w:rPr>
-        <w:t xml:space="preserve"> </w:t>
-      </w:r>
-      <w:r>
-        <w:rPr>
-          <w:color w:val="222222"/>
-        </w:rPr>
-        <w:t>or</w:t>
-      </w:r>
-      <w:r>
-        <w:rPr>
-          <w:color w:val="222222"/>
-        </w:rPr>
-        <w:t xml:space="preserve"> </w:t>
-      </w:r>
-      <w:r>
-        <w:rPr>
-          <w:color w:val="222222"/>
-        </w:rPr>
-        <w:t>contact</w:t>
-      </w:r>
-      <w:r>
-        <w:rPr>
-          <w:color w:val="222222"/>
-        </w:rPr>
-        <w:t xml:space="preserve"> </w:t>
-      </w:r>
-      <w:hyperlink r:id="rId89">
+        <w:t xml:space="preserve"> </w:t>
+      </w:r>
+      <w:r>
+        <w:rPr>
+          <w:color w:val="222222"/>
+        </w:rPr>
+        <w:t>(Campus</w:t>
+      </w:r>
+      <w:r>
+        <w:rPr>
+          <w:color w:val="222222"/>
+        </w:rPr>
+        <w:t xml:space="preserve"> </w:t>
+      </w:r>
+      <w:r>
+        <w:rPr>
+          <w:color w:val="222222"/>
+        </w:rPr>
+        <w:t>Advocacy,</w:t>
+      </w:r>
+      <w:r>
+        <w:rPr>
+          <w:color w:val="222222"/>
+        </w:rPr>
+        <w:t xml:space="preserve"> </w:t>
+      </w:r>
+      <w:r>
+        <w:rPr>
+          <w:color w:val="222222"/>
+        </w:rPr>
+        <w:t>Resources,</w:t>
+      </w:r>
+      <w:r>
+        <w:rPr>
+          <w:color w:val="222222"/>
+        </w:rPr>
+        <w:t xml:space="preserve"> </w:t>
+      </w:r>
+      <w:r>
+        <w:rPr>
+          <w:color w:val="222222"/>
+        </w:rPr>
+        <w:t>and</w:t>
+      </w:r>
+      <w:r>
+        <w:rPr>
+          <w:color w:val="222222"/>
+        </w:rPr>
+        <w:t xml:space="preserve"> </w:t>
+      </w:r>
+      <w:r>
+        <w:rPr>
+          <w:color w:val="222222"/>
+        </w:rPr>
+        <w:t>Education</w:t>
+      </w:r>
+      <w:r>
+        <w:rPr>
+          <w:color w:val="222222"/>
+        </w:rPr>
+        <w:t xml:space="preserve"> </w:t>
+      </w:r>
+      <w:r>
+        <w:rPr>
+          <w:color w:val="222222"/>
+        </w:rPr>
+        <w:t>for</w:t>
+      </w:r>
+      <w:r>
+        <w:rPr>
+          <w:color w:val="222222"/>
+        </w:rPr>
+        <w:t xml:space="preserve"> </w:t>
+      </w:r>
+      <w:r>
+        <w:rPr>
+          <w:color w:val="222222"/>
+        </w:rPr>
+        <w:t>Survivors)</w:t>
+      </w:r>
+      <w:r>
+        <w:rPr>
+          <w:color w:val="222222"/>
+        </w:rPr>
+        <w:t xml:space="preserve"> </w:t>
+      </w:r>
+      <w:r>
+        <w:rPr>
+          <w:color w:val="222222"/>
+        </w:rPr>
+        <w:t>Program,</w:t>
+      </w:r>
+      <w:r>
+        <w:rPr>
+          <w:color w:val="222222"/>
+        </w:rPr>
+        <w:t xml:space="preserve"> </w:t>
+      </w:r>
+      <w:hyperlink r:id="rId91">
         <w:r>
           <w:rPr>
             <w:color w:val="C64600"/>
             <w:u w:val="single"/>
           </w:rPr>
-          <w:t>CA</w:t>
+          <w:t>The</w:t>
         </w:r>
         <w:r>
           <w:rPr>
             <w:color w:val="C64600"/>
             <w:u w:val="single"/>
           </w:rPr>
-          <w:t>R</w:t>
+          <w:t xml:space="preserve"> </w:t>
         </w:r>
         <w:r>
           <w:rPr>
             <w:color w:val="C64600"/>
             <w:u w:val="single"/>
           </w:rPr>
-          <w:t>ES</w:t>
-        </w:r>
-      </w:hyperlink>
-      <w:r>
-        <w:rPr>
-          <w:color w:val="222222"/>
-        </w:rPr>
-        <w:t xml:space="preserve"> </w:t>
-      </w:r>
-      <w:r>
-        <w:rPr>
-          <w:color w:val="222222"/>
-        </w:rPr>
-        <w:t>(Campus</w:t>
-      </w:r>
-      <w:r>
-        <w:rPr>
-          <w:color w:val="222222"/>
-        </w:rPr>
-        <w:t xml:space="preserve"> </w:t>
-      </w:r>
-      <w:r>
-        <w:rPr>
-          <w:color w:val="222222"/>
-        </w:rPr>
-        <w:t>Advocacy,</w:t>
-      </w:r>
-      <w:r>
-        <w:rPr>
-          <w:color w:val="222222"/>
-        </w:rPr>
-        <w:t xml:space="preserve"> </w:t>
-      </w:r>
-      <w:r>
-        <w:rPr>
-          <w:color w:val="222222"/>
-        </w:rPr>
-        <w:t>Resources,</w:t>
-      </w:r>
-      <w:r>
-        <w:rPr>
-          <w:color w:val="222222"/>
-        </w:rPr>
-        <w:t xml:space="preserve"> </w:t>
-      </w:r>
-      <w:r>
-        <w:rPr>
-          <w:color w:val="222222"/>
-        </w:rPr>
-        <w:t>and</w:t>
-      </w:r>
-      <w:r>
-        <w:rPr>
-          <w:color w:val="222222"/>
-        </w:rPr>
-        <w:t xml:space="preserve"> </w:t>
-      </w:r>
-      <w:r>
-        <w:rPr>
-          <w:color w:val="222222"/>
-        </w:rPr>
-        <w:t>Education</w:t>
-      </w:r>
-      <w:r>
-        <w:rPr>
-          <w:color w:val="222222"/>
-        </w:rPr>
-        <w:t xml:space="preserve"> </w:t>
-      </w:r>
-      <w:r>
-        <w:rPr>
-          <w:color w:val="222222"/>
-        </w:rPr>
-        <w:t>for</w:t>
-      </w:r>
-      <w:r>
-        <w:rPr>
-          <w:color w:val="222222"/>
-        </w:rPr>
-        <w:t xml:space="preserve"> </w:t>
-      </w:r>
-      <w:r>
-        <w:rPr>
-          <w:color w:val="222222"/>
-        </w:rPr>
-        <w:t>Survivors)</w:t>
-      </w:r>
-      <w:r>
-        <w:rPr>
-          <w:color w:val="222222"/>
-        </w:rPr>
-        <w:t xml:space="preserve"> </w:t>
-      </w:r>
-      <w:r>
-        <w:rPr>
-          <w:color w:val="222222"/>
-        </w:rPr>
-        <w:t>Program,</w:t>
-      </w:r>
-      <w:r>
-        <w:rPr>
-          <w:color w:val="222222"/>
-        </w:rPr>
-        <w:t xml:space="preserve"> </w:t>
-      </w:r>
-      <w:hyperlink r:id="rId90">
+          <w:t>Women’s</w:t>
+        </w:r>
         <w:r>
           <w:rPr>
             <w:color w:val="C64600"/>
             <w:u w:val="single"/>
           </w:rPr>
-          <w:t>The</w:t>
+          <w:t xml:space="preserve"> </w:t>
         </w:r>
         <w:r>
           <w:rPr>
             <w:color w:val="C64600"/>
             <w:u w:val="single"/>
           </w:rPr>
-          <w:t xml:space="preserve"> </w:t>
+          <w:t>Center</w:t>
         </w:r>
         <w:r>
           <w:rPr>
             <w:color w:val="C64600"/>
             <w:u w:val="single"/>
           </w:rPr>
-          <w:t>Women’s</w:t>
+          <w:t xml:space="preserve"> </w:t>
         </w:r>
         <w:r>
           <w:rPr>
             <w:color w:val="C64600"/>
             <w:u w:val="single"/>
           </w:rPr>
-          <w:t xml:space="preserve"> </w:t>
+          <w:t>at</w:t>
         </w:r>
         <w:r>
           <w:rPr>
             <w:color w:val="C64600"/>
             <w:u w:val="single"/>
           </w:rPr>
-          <w:t>Center</w:t>
+          <w:t xml:space="preserve"> </w:t>
         </w:r>
         <w:r>
           <w:rPr>
             <w:color w:val="C64600"/>
             <w:u w:val="single"/>
           </w:rPr>
-          <w:t xml:space="preserve"> </w:t>
+          <w:t>Virginia</w:t>
         </w:r>
         <w:r>
           <w:rPr>
             <w:color w:val="C64600"/>
             <w:u w:val="single"/>
           </w:rPr>
-          <w:t>at</w:t>
+          <w:t xml:space="preserve"> </w:t>
         </w:r>
         <w:r>
           <w:rPr>
             <w:color w:val="C64600"/>
             <w:u w:val="single"/>
           </w:rPr>
-          <w:t xml:space="preserve"> </w:t>
-        </w:r>
+          <w:t>Tech</w:t>
+        </w:r>
+      </w:hyperlink>
+      <w:r>
+        <w:rPr>
+          <w:color w:val="0000FF"/>
+          <w:highlight w:val="white"/>
+        </w:rPr>
+        <w:t xml:space="preserve"> </w:t>
+      </w:r>
+      <w:r>
+        <w:rPr>
+          <w:color w:val="222222"/>
+        </w:rPr>
+        <w:t>(206</w:t>
+      </w:r>
+      <w:r>
+        <w:rPr>
+          <w:color w:val="222222"/>
+        </w:rPr>
+        <w:t xml:space="preserve"> </w:t>
+      </w:r>
+      <w:r>
+        <w:rPr>
+          <w:color w:val="222222"/>
+        </w:rPr>
+        <w:t>Washington</w:t>
+      </w:r>
+      <w:r>
+        <w:rPr>
+          <w:color w:val="222222"/>
+        </w:rPr>
+        <w:t xml:space="preserve"> </w:t>
+      </w:r>
+      <w:r>
+        <w:rPr>
+          <w:color w:val="222222"/>
+        </w:rPr>
+        <w:t>Street)</w:t>
+      </w:r>
+      <w:r>
+        <w:rPr>
+          <w:color w:val="222222"/>
+        </w:rPr>
+        <w:t xml:space="preserve"> </w:t>
+      </w:r>
+      <w:r>
+        <w:rPr>
+          <w:color w:val="222222"/>
+        </w:rPr>
+        <w:t>at</w:t>
+      </w:r>
+      <w:r>
+        <w:rPr>
+          <w:color w:val="222222"/>
+        </w:rPr>
+        <w:t xml:space="preserve"> </w:t>
+      </w:r>
+      <w:r>
+        <w:rPr>
+          <w:color w:val="222222"/>
+        </w:rPr>
+        <w:t>540-231-7806</w:t>
+      </w:r>
+      <w:r>
+        <w:rPr>
+          <w:color w:val="222222"/>
+        </w:rPr>
+        <w:t xml:space="preserve"> </w:t>
+      </w:r>
+      <w:r>
+        <w:rPr>
+          <w:color w:val="000000"/>
+          <w:highlight w:val="white"/>
+        </w:rPr>
+        <w:t>or</w:t>
+      </w:r>
+      <w:r>
+        <w:rPr>
+          <w:color w:val="000000"/>
+          <w:highlight w:val="white"/>
+        </w:rPr>
+        <w:t xml:space="preserve"> </w:t>
+      </w:r>
+      <w:hyperlink r:id="rId92">
         <w:r>
           <w:rPr>
             <w:color w:val="C64600"/>
             <w:u w:val="single"/>
           </w:rPr>
-          <w:t>Virginia</w:t>
+          <w:t>The</w:t>
         </w:r>
         <w:r>
           <w:rPr>
@@ -28009,139 +27575,21 @@
             <w:color w:val="C64600"/>
             <w:u w:val="single"/>
           </w:rPr>
-          <w:t>Tech</w:t>
-        </w:r>
-      </w:hyperlink>
-      <w:r>
-        <w:rPr>
-          <w:color w:val="0000FF"/>
-          <w:highlight w:val="white"/>
-        </w:rPr>
-        <w:t xml:space="preserve"> </w:t>
-      </w:r>
-      <w:r>
-        <w:rPr>
-          <w:color w:val="222222"/>
-        </w:rPr>
-        <w:t>(206</w:t>
-      </w:r>
-      <w:r>
-        <w:rPr>
-          <w:color w:val="222222"/>
-        </w:rPr>
-        <w:t xml:space="preserve"> </w:t>
-      </w:r>
-      <w:r>
-        <w:rPr>
-          <w:color w:val="222222"/>
-        </w:rPr>
-        <w:t>Washington</w:t>
-      </w:r>
-      <w:r>
-        <w:rPr>
-          <w:color w:val="222222"/>
-        </w:rPr>
-        <w:t xml:space="preserve"> </w:t>
-      </w:r>
-      <w:r>
-        <w:rPr>
-          <w:color w:val="222222"/>
-        </w:rPr>
-        <w:t>Street)</w:t>
-      </w:r>
-      <w:r>
-        <w:rPr>
-          <w:color w:val="222222"/>
-        </w:rPr>
-        <w:t xml:space="preserve"> </w:t>
-      </w:r>
-      <w:r>
-        <w:rPr>
-          <w:color w:val="222222"/>
-        </w:rPr>
-        <w:t>at</w:t>
-      </w:r>
-      <w:r>
-        <w:rPr>
-          <w:color w:val="222222"/>
-        </w:rPr>
-        <w:t xml:space="preserve"> </w:t>
-      </w:r>
-      <w:r>
-        <w:rPr>
-          <w:color w:val="222222"/>
-        </w:rPr>
-        <w:t>540-231-7806</w:t>
-      </w:r>
-      <w:r>
-        <w:rPr>
-          <w:color w:val="222222"/>
-        </w:rPr>
-        <w:t xml:space="preserve"> </w:t>
-      </w:r>
-      <w:r>
-        <w:rPr>
-          <w:color w:val="000000"/>
-          <w:highlight w:val="white"/>
-        </w:rPr>
-        <w:t>or</w:t>
-      </w:r>
-      <w:r>
-        <w:rPr>
-          <w:color w:val="000000"/>
-          <w:highlight w:val="white"/>
-        </w:rPr>
-        <w:t xml:space="preserve"> </w:t>
-      </w:r>
-      <w:hyperlink r:id="rId91">
+          <w:t>Women’s</w:t>
+        </w:r>
         <w:r>
           <w:rPr>
             <w:color w:val="C64600"/>
             <w:u w:val="single"/>
           </w:rPr>
-          <w:t>The</w:t>
+          <w:t xml:space="preserve"> </w:t>
         </w:r>
         <w:r>
           <w:rPr>
             <w:color w:val="C64600"/>
             <w:u w:val="single"/>
           </w:rPr>
-          <w:t xml:space="preserve"> </w:t>
-        </w:r>
-        <w:r>
-          <w:rPr>
-            <w:color w:val="C64600"/>
-            <w:u w:val="single"/>
-          </w:rPr>
-          <w:t>Women’s</w:t>
-        </w:r>
-        <w:r>
-          <w:rPr>
-            <w:color w:val="C64600"/>
-            <w:u w:val="single"/>
-          </w:rPr>
-          <w:t xml:space="preserve"> </w:t>
-        </w:r>
-        <w:r>
-          <w:rPr>
-            <w:color w:val="C64600"/>
-            <w:u w:val="single"/>
-          </w:rPr>
-          <w:t>Resou</w:t>
-        </w:r>
-        <w:r>
-          <w:rPr>
-            <w:color w:val="C64600"/>
-            <w:u w:val="single"/>
-          </w:rPr>
-          <w:t>r</w:t>
-        </w:r>
-        <w:r>
-          <w:rPr>
-            <w:color w:val="C64600"/>
-            <w:u w:val="single"/>
-          </w:rPr>
-          <w:t>ce</w:t>
+          <w:t>Resource</w:t>
         </w:r>
         <w:r>
           <w:rPr>
@@ -28461,21 +27909,7 @@
           <w:color w:val="C64600"/>
           <w:u w:val="single"/>
         </w:rPr>
-        <w:t>Ca</w:t>
-      </w:r>
-      <w:r>
-        <w:rPr>
-          <w:color w:val="C64600"/>
-          <w:u w:val="single"/>
-        </w:rPr>
-        <w:t>r</w:t>
-      </w:r>
-      <w:r>
-        <w:rPr>
-          <w:color w:val="C64600"/>
-          <w:u w:val="single"/>
-        </w:rPr>
-        <w:t>e</w:t>
+        <w:t>Care</w:t>
       </w:r>
       <w:r>
         <w:rPr>
@@ -28645,27 +28079,13 @@
         </w:rPr>
         <w:t xml:space="preserve"> </w:t>
       </w:r>
-      <w:hyperlink r:id="rId92">
+      <w:hyperlink r:id="rId93">
         <w:r>
           <w:rPr>
             <w:color w:val="C64600"/>
             <w:u w:val="single"/>
           </w:rPr>
-          <w:t>servic</w:t>
-        </w:r>
-        <w:r>
-          <w:rPr>
-            <w:color w:val="C64600"/>
-            <w:u w:val="single"/>
-          </w:rPr>
-          <w:t>e</w:t>
-        </w:r>
-        <w:r>
-          <w:rPr>
-            <w:color w:val="C64600"/>
-            <w:u w:val="single"/>
-          </w:rPr>
-          <w:t>s</w:t>
+          <w:t>services</w:t>
         </w:r>
         <w:r>
           <w:rPr>
@@ -28731,7 +28151,7 @@
         </w:rPr>
         <w:t xml:space="preserve"> </w:t>
       </w:r>
-      <w:hyperlink r:id="rId93">
+      <w:hyperlink r:id="rId94">
         <w:r>
           <w:rPr>
             <w:color w:val="C64600"/>
@@ -28751,28 +28171,108 @@
             <w:color w:val="C64600"/>
             <w:u w:val="single"/>
           </w:rPr>
-          <w:t>M</w:t>
+          <w:t>Market</w:t>
         </w:r>
         <w:r>
           <w:rPr>
             <w:color w:val="C64600"/>
             <w:u w:val="single"/>
           </w:rPr>
-          <w:t>arket</w:t>
+          <w:t xml:space="preserve"> </w:t>
         </w:r>
         <w:r>
           <w:rPr>
             <w:color w:val="C64600"/>
             <w:u w:val="single"/>
           </w:rPr>
-          <w:t xml:space="preserve"> </w:t>
-        </w:r>
+          <w:t>Place</w:t>
+        </w:r>
+      </w:hyperlink>
+      <w:r>
+        <w:rPr>
+          <w:color w:val="222222"/>
+        </w:rPr>
+        <w:t xml:space="preserve"> </w:t>
+      </w:r>
+      <w:r>
+        <w:rPr>
+          <w:color w:val="222222"/>
+        </w:rPr>
+        <w:t>helps</w:t>
+      </w:r>
+      <w:r>
+        <w:rPr>
+          <w:color w:val="222222"/>
+        </w:rPr>
+        <w:t xml:space="preserve"> </w:t>
+      </w:r>
+      <w:r>
+        <w:rPr>
+          <w:color w:val="222222"/>
+        </w:rPr>
+        <w:t>VT</w:t>
+      </w:r>
+      <w:r>
+        <w:rPr>
+          <w:color w:val="222222"/>
+        </w:rPr>
+        <w:t xml:space="preserve"> </w:t>
+      </w:r>
+      <w:r>
+        <w:rPr>
+          <w:color w:val="222222"/>
+        </w:rPr>
+        <w:t>students</w:t>
+      </w:r>
+      <w:r>
+        <w:rPr>
+          <w:color w:val="222222"/>
+        </w:rPr>
+        <w:t xml:space="preserve"> </w:t>
+      </w:r>
+      <w:r>
+        <w:rPr>
+          <w:color w:val="222222"/>
+        </w:rPr>
+        <w:t>in</w:t>
+      </w:r>
+      <w:r>
+        <w:rPr>
+          <w:color w:val="222222"/>
+        </w:rPr>
+        <w:t xml:space="preserve"> </w:t>
+      </w:r>
+      <w:r>
+        <w:rPr>
+          <w:color w:val="222222"/>
+        </w:rPr>
+        <w:t>need.</w:t>
+      </w:r>
+      <w:r>
+        <w:rPr>
+          <w:color w:val="222222"/>
+        </w:rPr>
+        <w:t xml:space="preserve"> </w:t>
+      </w:r>
+      <w:r>
+        <w:rPr>
+          <w:color w:val="222222"/>
+        </w:rPr>
+        <w:t>Email</w:t>
+      </w:r>
+      <w:r>
+        <w:rPr>
+          <w:color w:val="222222"/>
+        </w:rPr>
+        <w:t xml:space="preserve"> </w:t>
+      </w:r>
+      <w:hyperlink r:id="rId95">
         <w:r>
           <w:rPr>
             <w:color w:val="C64600"/>
             <w:u w:val="single"/>
           </w:rPr>
-          <w:t>Place</w:t>
+          <w:t>209marketplaceatvt@gmail.com</w:t>
         </w:r>
       </w:hyperlink>
       <w:r>
@@ -28785,266 +28285,186 @@
         <w:rPr>
           <w:color w:val="222222"/>
         </w:rPr>
-        <w:t>helps</w:t>
-      </w:r>
-      <w:r>
-        <w:rPr>
-          <w:color w:val="222222"/>
-        </w:rPr>
-        <w:t xml:space="preserve"> </w:t>
-      </w:r>
-      <w:r>
-        <w:rPr>
-          <w:color w:val="222222"/>
-        </w:rPr>
-        <w:t>VT</w:t>
-      </w:r>
-      <w:r>
-        <w:rPr>
-          <w:color w:val="222222"/>
-        </w:rPr>
-        <w:t xml:space="preserve"> </w:t>
-      </w:r>
-      <w:r>
-        <w:rPr>
-          <w:color w:val="222222"/>
-        </w:rPr>
-        <w:t>students</w:t>
-      </w:r>
-      <w:r>
-        <w:rPr>
-          <w:color w:val="222222"/>
-        </w:rPr>
-        <w:t xml:space="preserve"> </w:t>
-      </w:r>
-      <w:r>
-        <w:rPr>
-          <w:color w:val="222222"/>
-        </w:rPr>
-        <w:t>in</w:t>
-      </w:r>
-      <w:r>
-        <w:rPr>
-          <w:color w:val="222222"/>
-        </w:rPr>
-        <w:t xml:space="preserve"> </w:t>
-      </w:r>
-      <w:r>
-        <w:rPr>
-          <w:color w:val="222222"/>
-        </w:rPr>
-        <w:t>need.</w:t>
-      </w:r>
-      <w:r>
-        <w:rPr>
-          <w:color w:val="222222"/>
-        </w:rPr>
-        <w:t xml:space="preserve"> </w:t>
-      </w:r>
-      <w:r>
-        <w:rPr>
-          <w:color w:val="222222"/>
-        </w:rPr>
-        <w:t>Email</w:t>
-      </w:r>
-      <w:r>
-        <w:rPr>
-          <w:color w:val="222222"/>
-        </w:rPr>
-        <w:t xml:space="preserve"> </w:t>
-      </w:r>
-      <w:hyperlink r:id="rId94">
+        <w:t>with</w:t>
+      </w:r>
+      <w:r>
+        <w:rPr>
+          <w:color w:val="222222"/>
+        </w:rPr>
+        <w:t xml:space="preserve"> </w:t>
+      </w:r>
+      <w:r>
+        <w:rPr>
+          <w:color w:val="222222"/>
+        </w:rPr>
+        <w:t>questions.</w:t>
+      </w:r>
+      <w:r>
+        <w:rPr>
+          <w:color w:val="222222"/>
+        </w:rPr>
+        <w:t xml:space="preserve"> </w:t>
+      </w:r>
+      <w:r>
+        <w:rPr>
+          <w:color w:val="222222"/>
+        </w:rPr>
+        <w:t>You</w:t>
+      </w:r>
+      <w:r>
+        <w:rPr>
+          <w:color w:val="222222"/>
+        </w:rPr>
+        <w:t xml:space="preserve"> </w:t>
+      </w:r>
+      <w:r>
+        <w:rPr>
+          <w:color w:val="222222"/>
+        </w:rPr>
+        <w:t>may</w:t>
+      </w:r>
+      <w:r>
+        <w:rPr>
+          <w:color w:val="222222"/>
+        </w:rPr>
+        <w:t xml:space="preserve"> </w:t>
+      </w:r>
+      <w:r>
+        <w:rPr>
+          <w:color w:val="222222"/>
+        </w:rPr>
+        <w:t>also</w:t>
+      </w:r>
+      <w:r>
+        <w:rPr>
+          <w:color w:val="222222"/>
+        </w:rPr>
+        <w:t xml:space="preserve"> </w:t>
+      </w:r>
+      <w:r>
+        <w:rPr>
+          <w:color w:val="222222"/>
+        </w:rPr>
+        <w:t>find</w:t>
+      </w:r>
+      <w:r>
+        <w:rPr>
+          <w:color w:val="222222"/>
+        </w:rPr>
+        <w:t xml:space="preserve"> </w:t>
+      </w:r>
+      <w:r>
+        <w:rPr>
+          <w:color w:val="222222"/>
+        </w:rPr>
+        <w:t>help</w:t>
+      </w:r>
+      <w:r>
+        <w:rPr>
+          <w:color w:val="222222"/>
+        </w:rPr>
+        <w:t xml:space="preserve"> </w:t>
+      </w:r>
+      <w:r>
+        <w:rPr>
+          <w:color w:val="222222"/>
+        </w:rPr>
+        <w:t>from</w:t>
+      </w:r>
+      <w:r>
+        <w:rPr>
+          <w:color w:val="222222"/>
+        </w:rPr>
+        <w:t xml:space="preserve"> </w:t>
+      </w:r>
+      <w:r>
+        <w:rPr>
+          <w:color w:val="222222"/>
+        </w:rPr>
+        <w:t>the</w:t>
+      </w:r>
+      <w:r>
+        <w:rPr>
+          <w:color w:val="222222"/>
+        </w:rPr>
+        <w:t xml:space="preserve"> </w:t>
+      </w:r>
+      <w:hyperlink r:id="rId96">
         <w:r>
           <w:rPr>
             <w:color w:val="C64600"/>
             <w:u w:val="single"/>
           </w:rPr>
-          <w:t>209marketplaceatvt@gmail.com</w:t>
-        </w:r>
-      </w:hyperlink>
-      <w:r>
-        <w:rPr>
-          <w:color w:val="222222"/>
-        </w:rPr>
-        <w:t xml:space="preserve"> </w:t>
-      </w:r>
-      <w:r>
-        <w:rPr>
-          <w:color w:val="222222"/>
-        </w:rPr>
-        <w:t>with</w:t>
-      </w:r>
-      <w:r>
-        <w:rPr>
-          <w:color w:val="222222"/>
-        </w:rPr>
-        <w:t xml:space="preserve"> </w:t>
-      </w:r>
-      <w:r>
-        <w:rPr>
-          <w:color w:val="222222"/>
-        </w:rPr>
-        <w:t>questions.</w:t>
-      </w:r>
-      <w:r>
-        <w:rPr>
-          <w:color w:val="222222"/>
-        </w:rPr>
-        <w:t xml:space="preserve"> </w:t>
-      </w:r>
-      <w:r>
-        <w:rPr>
-          <w:color w:val="222222"/>
-        </w:rPr>
-        <w:t>You</w:t>
-      </w:r>
-      <w:r>
-        <w:rPr>
-          <w:color w:val="222222"/>
-        </w:rPr>
-        <w:t xml:space="preserve"> </w:t>
-      </w:r>
-      <w:r>
-        <w:rPr>
-          <w:color w:val="222222"/>
-        </w:rPr>
-        <w:t>may</w:t>
-      </w:r>
-      <w:r>
-        <w:rPr>
-          <w:color w:val="222222"/>
-        </w:rPr>
-        <w:t xml:space="preserve"> </w:t>
-      </w:r>
-      <w:r>
-        <w:rPr>
-          <w:color w:val="222222"/>
-        </w:rPr>
-        <w:t>also</w:t>
-      </w:r>
-      <w:r>
-        <w:rPr>
-          <w:color w:val="222222"/>
-        </w:rPr>
-        <w:t xml:space="preserve"> </w:t>
-      </w:r>
-      <w:r>
-        <w:rPr>
-          <w:color w:val="222222"/>
-        </w:rPr>
-        <w:t>find</w:t>
-      </w:r>
-      <w:r>
-        <w:rPr>
-          <w:color w:val="222222"/>
-        </w:rPr>
-        <w:t xml:space="preserve"> </w:t>
-      </w:r>
-      <w:r>
-        <w:rPr>
-          <w:color w:val="222222"/>
-        </w:rPr>
-        <w:t>help</w:t>
-      </w:r>
-      <w:r>
-        <w:rPr>
-          <w:color w:val="222222"/>
-        </w:rPr>
-        <w:t xml:space="preserve"> </w:t>
-      </w:r>
-      <w:r>
-        <w:rPr>
-          <w:color w:val="222222"/>
-        </w:rPr>
-        <w:t>from</w:t>
-      </w:r>
-      <w:r>
-        <w:rPr>
-          <w:color w:val="222222"/>
-        </w:rPr>
-        <w:t xml:space="preserve"> </w:t>
-      </w:r>
-      <w:r>
-        <w:rPr>
-          <w:color w:val="222222"/>
-        </w:rPr>
-        <w:t>the</w:t>
-      </w:r>
-      <w:r>
-        <w:rPr>
-          <w:color w:val="222222"/>
-        </w:rPr>
-        <w:t xml:space="preserve"> </w:t>
-      </w:r>
-      <w:hyperlink r:id="rId95">
+          <w:t>Interfaith</w:t>
+        </w:r>
         <w:r>
           <w:rPr>
             <w:color w:val="C64600"/>
             <w:u w:val="single"/>
           </w:rPr>
-          <w:t>Interfaith</w:t>
+          <w:t xml:space="preserve"> </w:t>
         </w:r>
         <w:r>
           <w:rPr>
             <w:color w:val="C64600"/>
             <w:u w:val="single"/>
           </w:rPr>
-          <w:t xml:space="preserve"> </w:t>
+          <w:t>Food</w:t>
         </w:r>
         <w:r>
           <w:rPr>
             <w:color w:val="C64600"/>
             <w:u w:val="single"/>
           </w:rPr>
-          <w:t>Foo</w:t>
+          <w:t xml:space="preserve"> </w:t>
         </w:r>
         <w:r>
           <w:rPr>
             <w:color w:val="C64600"/>
             <w:u w:val="single"/>
           </w:rPr>
-          <w:t>d</w:t>
-        </w:r>
+          <w:t>Pantry</w:t>
+        </w:r>
+      </w:hyperlink>
+      <w:r>
+        <w:rPr>
+          <w:color w:val="222222"/>
+        </w:rPr>
+        <w:t xml:space="preserve"> </w:t>
+      </w:r>
+      <w:r>
+        <w:rPr>
+          <w:color w:val="222222"/>
+        </w:rPr>
+        <w:t>and</w:t>
+      </w:r>
+      <w:r>
+        <w:rPr>
+          <w:color w:val="222222"/>
+        </w:rPr>
+        <w:t xml:space="preserve"> </w:t>
+      </w:r>
+      <w:hyperlink r:id="rId97">
         <w:r>
           <w:rPr>
             <w:color w:val="C64600"/>
             <w:u w:val="single"/>
           </w:rPr>
-          <w:t xml:space="preserve"> </w:t>
+          <w:t>The</w:t>
         </w:r>
         <w:r>
           <w:rPr>
             <w:color w:val="C64600"/>
             <w:u w:val="single"/>
           </w:rPr>
-          <w:t>Pantry</w:t>
-        </w:r>
-      </w:hyperlink>
-      <w:r>
-        <w:rPr>
-          <w:color w:val="222222"/>
-        </w:rPr>
-        <w:t xml:space="preserve"> </w:t>
-      </w:r>
-      <w:r>
-        <w:rPr>
-          <w:color w:val="222222"/>
-        </w:rPr>
-        <w:t>and</w:t>
-      </w:r>
-      <w:r>
-        <w:rPr>
-          <w:color w:val="222222"/>
-        </w:rPr>
-        <w:t xml:space="preserve"> </w:t>
-      </w:r>
-      <w:hyperlink r:id="rId96">
+          <w:t xml:space="preserve"> </w:t>
+        </w:r>
         <w:r>
           <w:rPr>
             <w:color w:val="C64600"/>
             <w:u w:val="single"/>
           </w:rPr>
-          <w:t>The</w:t>
+          <w:t>Market</w:t>
         </w:r>
         <w:r>
           <w:rPr>
@@ -29058,7 +28478,7 @@
             <w:color w:val="C64600"/>
             <w:u w:val="single"/>
           </w:rPr>
-          <w:t>Market</w:t>
+          <w:t>of</w:t>
         </w:r>
         <w:r>
           <w:rPr>
@@ -29072,28 +28492,189 @@
             <w:color w:val="C64600"/>
             <w:u w:val="single"/>
           </w:rPr>
-          <w:t>o</w:t>
+          <w:t>Virginia</w:t>
         </w:r>
         <w:r>
           <w:rPr>
             <w:color w:val="C64600"/>
             <w:u w:val="single"/>
           </w:rPr>
-          <w:t>f</w:t>
+          <w:t xml:space="preserve"> </w:t>
         </w:r>
         <w:r>
           <w:rPr>
             <w:color w:val="C64600"/>
             <w:u w:val="single"/>
           </w:rPr>
-          <w:t xml:space="preserve"> </w:t>
-        </w:r>
+          <w:t>Tech</w:t>
+        </w:r>
+      </w:hyperlink>
+      <w:r>
+        <w:rPr>
+          <w:color w:val="222222"/>
+        </w:rPr>
+        <w:t>.</w:t>
+      </w:r>
+      <w:r>
+        <w:t xml:space="preserve"> </w:t>
+      </w:r>
+      <w:r>
+        <w:t>Any</w:t>
+      </w:r>
+      <w:r>
+        <w:t xml:space="preserve"> </w:t>
+      </w:r>
+      <w:r>
+        <w:t>student</w:t>
+      </w:r>
+      <w:r>
+        <w:t xml:space="preserve"> </w:t>
+      </w:r>
+      <w:r>
+        <w:t>who</w:t>
+      </w:r>
+      <w:r>
+        <w:t xml:space="preserve"> </w:t>
+      </w:r>
+      <w:r>
+        <w:t>faces</w:t>
+      </w:r>
+      <w:r>
+        <w:t xml:space="preserve"> </w:t>
+      </w:r>
+      <w:r>
+        <w:t>challenges</w:t>
+      </w:r>
+      <w:r>
+        <w:t xml:space="preserve"> </w:t>
+      </w:r>
+      <w:r>
+        <w:t>securing</w:t>
+      </w:r>
+      <w:r>
+        <w:t xml:space="preserve"> </w:t>
+      </w:r>
+      <w:r>
+        <w:t>their</w:t>
+      </w:r>
+      <w:r>
+        <w:t xml:space="preserve"> </w:t>
+      </w:r>
+      <w:r>
+        <w:t>food</w:t>
+      </w:r>
+      <w:r>
+        <w:t xml:space="preserve"> </w:t>
+      </w:r>
+      <w:r>
+        <w:t>or</w:t>
+      </w:r>
+      <w:r>
+        <w:t xml:space="preserve"> </w:t>
+      </w:r>
+      <w:r>
+        <w:t>housing</w:t>
+      </w:r>
+      <w:r>
+        <w:t xml:space="preserve"> </w:t>
+      </w:r>
+      <w:r>
+        <w:t>and</w:t>
+      </w:r>
+      <w:r>
+        <w:t xml:space="preserve"> </w:t>
+      </w:r>
+      <w:r>
+        <w:t>believes</w:t>
+      </w:r>
+      <w:r>
+        <w:t xml:space="preserve"> </w:t>
+      </w:r>
+      <w:r>
+        <w:t>this</w:t>
+      </w:r>
+      <w:r>
+        <w:t xml:space="preserve"> </w:t>
+      </w:r>
+      <w:r>
+        <w:t>may</w:t>
+      </w:r>
+      <w:r>
+        <w:t xml:space="preserve"> </w:t>
+      </w:r>
+      <w:r>
+        <w:t>affect</w:t>
+      </w:r>
+      <w:r>
+        <w:t xml:space="preserve"> </w:t>
+      </w:r>
+      <w:r>
+        <w:t>their</w:t>
+      </w:r>
+      <w:r>
+        <w:t xml:space="preserve"> </w:t>
+      </w:r>
+      <w:r>
+        <w:t>performance</w:t>
+      </w:r>
+      <w:r>
+        <w:t xml:space="preserve"> </w:t>
+      </w:r>
+      <w:r>
+        <w:t>in</w:t>
+      </w:r>
+      <w:r>
+        <w:t xml:space="preserve"> </w:t>
+      </w:r>
+      <w:r>
+        <w:t>the</w:t>
+      </w:r>
+      <w:r>
+        <w:t xml:space="preserve"> </w:t>
+      </w:r>
+      <w:r>
+        <w:t>course</w:t>
+      </w:r>
+      <w:r>
+        <w:t xml:space="preserve"> </w:t>
+      </w:r>
+      <w:r>
+        <w:t>is</w:t>
+      </w:r>
+      <w:r>
+        <w:t xml:space="preserve"> </w:t>
+      </w:r>
+      <w:r>
+        <w:t>urged</w:t>
+      </w:r>
+      <w:r>
+        <w:t xml:space="preserve"> </w:t>
+      </w:r>
+      <w:r>
+        <w:t>to</w:t>
+      </w:r>
+      <w:r>
+        <w:t xml:space="preserve"> </w:t>
+      </w:r>
+      <w:r>
+        <w:t>contact</w:t>
+      </w:r>
+      <w:r>
+        <w:t xml:space="preserve"> </w:t>
+      </w:r>
+      <w:r>
+        <w:t>the</w:t>
+      </w:r>
+      <w:r>
+        <w:t xml:space="preserve"> </w:t>
+      </w:r>
+      <w:hyperlink r:id="rId98">
         <w:r>
           <w:rPr>
             <w:color w:val="C64600"/>
             <w:u w:val="single"/>
           </w:rPr>
-          <w:t>Virginia</w:t>
+          <w:t>Dean</w:t>
         </w:r>
         <w:r>
           <w:rPr>
@@ -29107,210 +28688,21 @@
             <w:color w:val="C64600"/>
             <w:u w:val="single"/>
           </w:rPr>
-          <w:t>Tech</w:t>
-        </w:r>
-      </w:hyperlink>
-      <w:r>
-        <w:rPr>
-          <w:color w:val="222222"/>
-        </w:rPr>
-        <w:t>.</w:t>
-      </w:r>
-      <w:r>
-        <w:t xml:space="preserve"> </w:t>
-      </w:r>
-      <w:r>
-        <w:t>Any</w:t>
-      </w:r>
-      <w:r>
-        <w:t xml:space="preserve"> </w:t>
-      </w:r>
-      <w:r>
-        <w:t>student</w:t>
-      </w:r>
-      <w:r>
-        <w:t xml:space="preserve"> </w:t>
-      </w:r>
-      <w:r>
-        <w:t>who</w:t>
-      </w:r>
-      <w:r>
-        <w:t xml:space="preserve"> </w:t>
-      </w:r>
-      <w:r>
-        <w:t>faces</w:t>
-      </w:r>
-      <w:r>
-        <w:t xml:space="preserve"> </w:t>
-      </w:r>
-      <w:r>
-        <w:t>challenges</w:t>
-      </w:r>
-      <w:r>
-        <w:t xml:space="preserve"> </w:t>
-      </w:r>
-      <w:r>
-        <w:t>securing</w:t>
-      </w:r>
-      <w:r>
-        <w:t xml:space="preserve"> </w:t>
-      </w:r>
-      <w:r>
-        <w:t>their</w:t>
-      </w:r>
-      <w:r>
-        <w:t xml:space="preserve"> </w:t>
-      </w:r>
-      <w:r>
-        <w:t>food</w:t>
-      </w:r>
-      <w:r>
-        <w:t xml:space="preserve"> </w:t>
-      </w:r>
-      <w:r>
-        <w:t>or</w:t>
-      </w:r>
-      <w:r>
-        <w:t xml:space="preserve"> </w:t>
-      </w:r>
-      <w:r>
-        <w:t>housing</w:t>
-      </w:r>
-      <w:r>
-        <w:t xml:space="preserve"> </w:t>
-      </w:r>
-      <w:r>
-        <w:t>and</w:t>
-      </w:r>
-      <w:r>
-        <w:t xml:space="preserve"> </w:t>
-      </w:r>
-      <w:r>
-        <w:t>believes</w:t>
-      </w:r>
-      <w:r>
-        <w:t xml:space="preserve"> </w:t>
-      </w:r>
-      <w:r>
-        <w:t>this</w:t>
-      </w:r>
-      <w:r>
-        <w:t xml:space="preserve"> </w:t>
-      </w:r>
-      <w:r>
-        <w:t>may</w:t>
-      </w:r>
-      <w:r>
-        <w:t xml:space="preserve"> </w:t>
-      </w:r>
-      <w:r>
-        <w:t>affect</w:t>
-      </w:r>
-      <w:r>
-        <w:t xml:space="preserve"> </w:t>
-      </w:r>
-      <w:r>
-        <w:t>their</w:t>
-      </w:r>
-      <w:r>
-        <w:t xml:space="preserve"> </w:t>
-      </w:r>
-      <w:r>
-        <w:t>performance</w:t>
-      </w:r>
-      <w:r>
-        <w:t xml:space="preserve"> </w:t>
-      </w:r>
-      <w:r>
-        <w:t>in</w:t>
-      </w:r>
-      <w:r>
-        <w:t xml:space="preserve"> </w:t>
-      </w:r>
-      <w:r>
-        <w:t>the</w:t>
-      </w:r>
-      <w:r>
-        <w:t xml:space="preserve"> </w:t>
-      </w:r>
-      <w:r>
-        <w:t>course</w:t>
-      </w:r>
-      <w:r>
-        <w:t xml:space="preserve"> </w:t>
-      </w:r>
-      <w:r>
-        <w:t>is</w:t>
-      </w:r>
-      <w:r>
-        <w:t xml:space="preserve"> </w:t>
-      </w:r>
-      <w:r>
-        <w:t>urged</w:t>
-      </w:r>
-      <w:r>
-        <w:t xml:space="preserve"> </w:t>
-      </w:r>
-      <w:r>
-        <w:t>to</w:t>
-      </w:r>
-      <w:r>
-        <w:t xml:space="preserve"> </w:t>
-      </w:r>
-      <w:r>
-        <w:t>contact</w:t>
-      </w:r>
-      <w:r>
-        <w:t xml:space="preserve"> </w:t>
-      </w:r>
-      <w:r>
-        <w:t>the</w:t>
-      </w:r>
-      <w:r>
-        <w:t xml:space="preserve"> </w:t>
-      </w:r>
-      <w:hyperlink r:id="rId97">
+          <w:t>of</w:t>
+        </w:r>
         <w:r>
           <w:rPr>
             <w:color w:val="C64600"/>
             <w:u w:val="single"/>
           </w:rPr>
-          <w:t>Dean</w:t>
+          <w:t xml:space="preserve"> </w:t>
         </w:r>
         <w:r>
           <w:rPr>
             <w:color w:val="C64600"/>
             <w:u w:val="single"/>
           </w:rPr>
-          <w:t xml:space="preserve"> </w:t>
-        </w:r>
-        <w:r>
-          <w:rPr>
-            <w:color w:val="C64600"/>
-            <w:u w:val="single"/>
-          </w:rPr>
-          <w:t>of</w:t>
-        </w:r>
-        <w:r>
-          <w:rPr>
-            <w:color w:val="C64600"/>
-            <w:u w:val="single"/>
-          </w:rPr>
-          <w:t xml:space="preserve"> </w:t>
-        </w:r>
-        <w:r>
-          <w:rPr>
-            <w:color w:val="C64600"/>
-            <w:u w:val="single"/>
-          </w:rPr>
-          <w:t>S</w:t>
-        </w:r>
-        <w:r>
-          <w:rPr>
-            <w:color w:val="C64600"/>
-            <w:u w:val="single"/>
-          </w:rPr>
-          <w:t>tudents</w:t>
+          <w:t>Students</w:t>
         </w:r>
         <w:r>
           <w:rPr>
@@ -29408,7 +28800,7 @@
       <w:r>
         <w:t xml:space="preserve"> </w:t>
       </w:r>
-      <w:hyperlink r:id="rId98">
+      <w:hyperlink r:id="rId99">
         <w:r>
           <w:rPr>
             <w:color w:val="C64600"/>
@@ -29428,21 +28820,7 @@
             <w:color w:val="C64600"/>
             <w:u w:val="single"/>
           </w:rPr>
-          <w:t>Nee</w:t>
-        </w:r>
-        <w:r>
-          <w:rPr>
-            <w:color w:val="C64600"/>
-            <w:u w:val="single"/>
-          </w:rPr>
-          <w:t>d</w:t>
-        </w:r>
-        <w:r>
-          <w:rPr>
-            <w:color w:val="C64600"/>
-            <w:u w:val="single"/>
-          </w:rPr>
-          <w:t>s</w:t>
+          <w:t>Needs</w:t>
         </w:r>
         <w:r>
           <w:rPr>
@@ -29515,10 +28893,10 @@
                     <pic:cNvPicPr/>
                   </pic:nvPicPr>
                   <pic:blipFill>
-                    <a:blip r:embed="rId99">
+                    <a:blip r:embed="rId100">
                       <a:extLst>
                         <a:ext uri="{96DAC541-7B7A-43D3-8B79-37D633B846F1}">
-                          <asvg:svgBlip xmlns:asvg="http://schemas.microsoft.com/office/drawing/2016/SVG/main" r:embed="rId100"/>
+                          <asvg:svgBlip xmlns:asvg="http://schemas.microsoft.com/office/drawing/2016/SVG/main" r:embed="rId101"/>
                         </a:ext>
                       </a:extLst>
                     </a:blip>
@@ -29714,7 +29092,7 @@
         </w:numPr>
         <w:spacing w:before="180" w:after="240" w:line="276" w:lineRule="auto"/>
       </w:pPr>
-      <w:hyperlink r:id="rId101">
+      <w:hyperlink r:id="rId102">
         <w:r>
           <w:rPr>
             <w:color w:val="C64600"/>
@@ -29734,34 +29112,20 @@
             <w:color w:val="C64600"/>
             <w:u w:val="single"/>
           </w:rPr>
-          <w:t>Su</w:t>
+          <w:t>Success</w:t>
         </w:r>
         <w:r>
           <w:rPr>
             <w:color w:val="C64600"/>
             <w:u w:val="single"/>
           </w:rPr>
-          <w:t>c</w:t>
+          <w:t xml:space="preserve"> </w:t>
         </w:r>
         <w:r>
           <w:rPr>
             <w:color w:val="C64600"/>
             <w:u w:val="single"/>
           </w:rPr>
-          <w:t>cess</w:t>
-        </w:r>
-        <w:r>
-          <w:rPr>
-            <w:color w:val="C64600"/>
-            <w:u w:val="single"/>
-          </w:rPr>
-          <w:t xml:space="preserve"> </w:t>
-        </w:r>
-        <w:r>
-          <w:rPr>
-            <w:color w:val="C64600"/>
-            <w:u w:val="single"/>
-          </w:rPr>
           <w:t>Center</w:t>
         </w:r>
       </w:hyperlink>
@@ -29789,33 +29153,6 @@
       </w:r>
       <w:r>
         <w:t>tutoring or developing time management skills)</w:t>
-      </w:r>
-    </w:p>
-    <w:p>
-      <w:pPr>
-        <w:numPr>
-          <w:ilvl w:val="0"/>
-          <w:numId w:val="14"/>
-        </w:numPr>
-        <w:spacing w:after="240" w:line="276" w:lineRule="auto"/>
-      </w:pPr>
-      <w:hyperlink r:id="rId102">
-        <w:r>
-          <w:rPr>
-            <w:color w:val="C64600"/>
-            <w:u w:val="single"/>
-          </w:rPr>
-          <w:t>Mentorship &amp; Academic Outreach Programs</w:t>
-        </w:r>
-      </w:hyperlink>
-      <w:r>
-        <w:rPr>
-          <w:color w:val="222222"/>
-        </w:rPr>
-        <w:br/>
-      </w:r>
-      <w:r>
-        <w:t>2110 Gilbert Place, 540-231-8440, maop@vt.edu</w:t>
       </w:r>
     </w:p>
     <w:p>
@@ -29832,77 +29169,7 @@
             <w:color w:val="C64600"/>
             <w:u w:val="single"/>
           </w:rPr>
-          <w:t>Student</w:t>
-        </w:r>
-        <w:r>
-          <w:rPr>
-            <w:color w:val="C64600"/>
-            <w:u w:val="single"/>
-          </w:rPr>
-          <w:t xml:space="preserve"> </w:t>
-        </w:r>
-        <w:r>
-          <w:rPr>
-            <w:color w:val="C64600"/>
-            <w:u w:val="single"/>
-          </w:rPr>
-          <w:t>Athlete</w:t>
-        </w:r>
-        <w:r>
-          <w:rPr>
-            <w:color w:val="C64600"/>
-            <w:u w:val="single"/>
-          </w:rPr>
-          <w:t xml:space="preserve"> </w:t>
-        </w:r>
-        <w:r>
-          <w:rPr>
-            <w:color w:val="C64600"/>
-            <w:u w:val="single"/>
-          </w:rPr>
-          <w:t>Aca</w:t>
-        </w:r>
-        <w:r>
-          <w:rPr>
-            <w:color w:val="C64600"/>
-            <w:u w:val="single"/>
-          </w:rPr>
-          <w:t>d</w:t>
-        </w:r>
-        <w:r>
-          <w:rPr>
-            <w:color w:val="C64600"/>
-            <w:u w:val="single"/>
-          </w:rPr>
-          <w:t>emic</w:t>
-        </w:r>
-        <w:r>
-          <w:rPr>
-            <w:color w:val="C64600"/>
-            <w:u w:val="single"/>
-          </w:rPr>
-          <w:t xml:space="preserve"> </w:t>
-        </w:r>
-        <w:r>
-          <w:rPr>
-            <w:color w:val="C64600"/>
-            <w:u w:val="single"/>
-          </w:rPr>
-          <w:t>Support</w:t>
-        </w:r>
-        <w:r>
-          <w:rPr>
-            <w:color w:val="C64600"/>
-            <w:u w:val="single"/>
-          </w:rPr>
-          <w:t xml:space="preserve"> </w:t>
-        </w:r>
-        <w:r>
-          <w:rPr>
-            <w:color w:val="C64600"/>
-            <w:u w:val="single"/>
-          </w:rPr>
-          <w:t>Services</w:t>
+          <w:t>Mentorship &amp; Academic Outreach Programs</w:t>
         </w:r>
       </w:hyperlink>
       <w:r>
@@ -29912,7 +29179,7 @@
         <w:br/>
       </w:r>
       <w:r>
-        <w:t>3rd Floor Lane Stadium—Westside, 540-231-6165, saass@vt.edu</w:t>
+        <w:t>2110 Gilbert Place, 540-231-8440, maop@vt.edu</w:t>
       </w:r>
     </w:p>
     <w:p>
@@ -29929,21 +29196,90 @@
             <w:color w:val="C64600"/>
             <w:u w:val="single"/>
           </w:rPr>
-          <w:t>Academic Advisin</w:t>
+          <w:t>Student</w:t>
         </w:r>
         <w:r>
           <w:rPr>
             <w:color w:val="C64600"/>
             <w:u w:val="single"/>
           </w:rPr>
-          <w:t>g</w:t>
+          <w:t xml:space="preserve"> </w:t>
         </w:r>
         <w:r>
           <w:rPr>
             <w:color w:val="C64600"/>
             <w:u w:val="single"/>
           </w:rPr>
-          <w:t xml:space="preserve"> &amp; Transition Support</w:t>
+          <w:t>Athlete</w:t>
+        </w:r>
+        <w:r>
+          <w:rPr>
+            <w:color w:val="C64600"/>
+            <w:u w:val="single"/>
+          </w:rPr>
+          <w:t xml:space="preserve"> </w:t>
+        </w:r>
+        <w:r>
+          <w:rPr>
+            <w:color w:val="C64600"/>
+            <w:u w:val="single"/>
+          </w:rPr>
+          <w:t>Academic</w:t>
+        </w:r>
+        <w:r>
+          <w:rPr>
+            <w:color w:val="C64600"/>
+            <w:u w:val="single"/>
+          </w:rPr>
+          <w:t xml:space="preserve"> </w:t>
+        </w:r>
+        <w:r>
+          <w:rPr>
+            <w:color w:val="C64600"/>
+            <w:u w:val="single"/>
+          </w:rPr>
+          <w:t>Support</w:t>
+        </w:r>
+        <w:r>
+          <w:rPr>
+            <w:color w:val="C64600"/>
+            <w:u w:val="single"/>
+          </w:rPr>
+          <w:t xml:space="preserve"> </w:t>
+        </w:r>
+        <w:r>
+          <w:rPr>
+            <w:color w:val="C64600"/>
+            <w:u w:val="single"/>
+          </w:rPr>
+          <w:t>Services</w:t>
+        </w:r>
+      </w:hyperlink>
+      <w:r>
+        <w:rPr>
+          <w:color w:val="222222"/>
+        </w:rPr>
+        <w:br/>
+      </w:r>
+      <w:r>
+        <w:t>3rd Floor Lane Stadium—Westside, 540-231-6165, saass@vt.edu</w:t>
+      </w:r>
+    </w:p>
+    <w:p>
+      <w:pPr>
+        <w:numPr>
+          <w:ilvl w:val="0"/>
+          <w:numId w:val="14"/>
+        </w:numPr>
+        <w:spacing w:after="240" w:line="276" w:lineRule="auto"/>
+      </w:pPr>
+      <w:hyperlink r:id="rId105">
+        <w:r>
+          <w:rPr>
+            <w:color w:val="C64600"/>
+            <w:u w:val="single"/>
+          </w:rPr>
+          <w:t>Academic Advising &amp; Transition Support</w:t>
         </w:r>
       </w:hyperlink>
       <w:r>
@@ -29964,7 +29300,7 @@
         </w:numPr>
         <w:spacing w:after="180" w:line="276" w:lineRule="auto"/>
       </w:pPr>
-      <w:hyperlink r:id="rId105">
+      <w:hyperlink r:id="rId106">
         <w:r>
           <w:rPr>
             <w:color w:val="C64600"/>
@@ -29998,21 +29334,7 @@
             <w:color w:val="C64600"/>
             <w:u w:val="single"/>
           </w:rPr>
-          <w:t>V</w:t>
-        </w:r>
-        <w:r>
-          <w:rPr>
-            <w:color w:val="C64600"/>
-            <w:u w:val="single"/>
-          </w:rPr>
-          <w:t>e</w:t>
-        </w:r>
-        <w:r>
-          <w:rPr>
-            <w:color w:val="C64600"/>
-            <w:u w:val="single"/>
-          </w:rPr>
-          <w:t>terans’</w:t>
+          <w:t>Veterans’</w:t>
         </w:r>
         <w:r>
           <w:rPr>
@@ -30100,7 +29422,7 @@
         </w:rPr>
         <w:t xml:space="preserve"> </w:t>
       </w:r>
-      <w:hyperlink r:id="rId106">
+      <w:hyperlink r:id="rId107">
         <w:r>
           <w:rPr>
             <w:color w:val="C64600"/>
@@ -30120,74 +29442,74 @@
             <w:color w:val="C64600"/>
             <w:u w:val="single"/>
           </w:rPr>
-          <w:t>gradu</w:t>
+          <w:t>graduate</w:t>
         </w:r>
         <w:r>
           <w:rPr>
             <w:color w:val="C64600"/>
             <w:u w:val="single"/>
           </w:rPr>
-          <w:t>a</w:t>
+          <w:t xml:space="preserve"> </w:t>
         </w:r>
         <w:r>
           <w:rPr>
             <w:color w:val="C64600"/>
             <w:u w:val="single"/>
           </w:rPr>
-          <w:t>te</w:t>
-        </w:r>
+          <w:t>students</w:t>
+        </w:r>
+      </w:hyperlink>
+      <w:r>
+        <w:rPr>
+          <w:color w:val="222222"/>
+        </w:rPr>
+        <w:t xml:space="preserve"> </w:t>
+      </w:r>
+      <w:r>
+        <w:rPr>
+          <w:color w:val="222222"/>
+        </w:rPr>
+        <w:t>and</w:t>
+      </w:r>
+      <w:r>
+        <w:rPr>
+          <w:color w:val="222222"/>
+        </w:rPr>
+        <w:t xml:space="preserve"> </w:t>
+      </w:r>
+      <w:r>
+        <w:rPr>
+          <w:color w:val="222222"/>
+        </w:rPr>
+        <w:t>for</w:t>
+      </w:r>
+      <w:r>
+        <w:rPr>
+          <w:color w:val="222222"/>
+        </w:rPr>
+        <w:t xml:space="preserve"> </w:t>
+      </w:r>
+      <w:hyperlink r:id="rId108">
         <w:r>
           <w:rPr>
             <w:color w:val="C64600"/>
             <w:u w:val="single"/>
           </w:rPr>
-          <w:t xml:space="preserve"> </w:t>
+          <w:t>new</w:t>
         </w:r>
         <w:r>
           <w:rPr>
             <w:color w:val="C64600"/>
             <w:u w:val="single"/>
           </w:rPr>
-          <w:t>students</w:t>
-        </w:r>
-      </w:hyperlink>
-      <w:r>
-        <w:rPr>
-          <w:color w:val="222222"/>
-        </w:rPr>
-        <w:t xml:space="preserve"> </w:t>
-      </w:r>
-      <w:r>
-        <w:rPr>
-          <w:color w:val="222222"/>
-        </w:rPr>
-        <w:t>and</w:t>
-      </w:r>
-      <w:r>
-        <w:rPr>
-          <w:color w:val="222222"/>
-        </w:rPr>
-        <w:t xml:space="preserve"> </w:t>
-      </w:r>
-      <w:r>
-        <w:rPr>
-          <w:color w:val="222222"/>
-        </w:rPr>
-        <w:t>for</w:t>
-      </w:r>
-      <w:r>
-        <w:rPr>
-          <w:color w:val="222222"/>
-        </w:rPr>
-        <w:t xml:space="preserve"> </w:t>
-      </w:r>
-      <w:hyperlink r:id="rId107">
+          <w:t xml:space="preserve"> </w:t>
+        </w:r>
         <w:r>
           <w:rPr>
             <w:color w:val="C64600"/>
             <w:u w:val="single"/>
           </w:rPr>
-          <w:t>new</w:t>
+          <w:t>or</w:t>
         </w:r>
         <w:r>
           <w:rPr>
@@ -30201,7 +29523,7 @@
             <w:color w:val="C64600"/>
             <w:u w:val="single"/>
           </w:rPr>
-          <w:t>or</w:t>
+          <w:t>transfer</w:t>
         </w:r>
         <w:r>
           <w:rPr>
@@ -30215,7 +29537,7 @@
             <w:color w:val="C64600"/>
             <w:u w:val="single"/>
           </w:rPr>
-          <w:t>transfer</w:t>
+          <w:t>undergraduate</w:t>
         </w:r>
         <w:r>
           <w:rPr>
@@ -30229,666 +29551,610 @@
             <w:color w:val="C64600"/>
             <w:u w:val="single"/>
           </w:rPr>
-          <w:t>undergraduate</w:t>
-        </w:r>
+          <w:t>students</w:t>
+        </w:r>
+      </w:hyperlink>
+      <w:r>
+        <w:rPr>
+          <w:color w:val="222222"/>
+        </w:rPr>
+        <w:t>.</w:t>
+      </w:r>
+      <w:r>
+        <w:rPr>
+          <w:color w:val="222222"/>
+        </w:rPr>
+        <w:t xml:space="preserve"> </w:t>
+      </w:r>
+      <w:r>
+        <w:rPr>
+          <w:color w:val="222222"/>
+        </w:rPr>
+        <w:t>For</w:t>
+      </w:r>
+      <w:r>
+        <w:rPr>
+          <w:color w:val="222222"/>
+        </w:rPr>
+        <w:t xml:space="preserve"> </w:t>
+      </w:r>
+      <w:r>
+        <w:rPr>
+          <w:color w:val="222222"/>
+        </w:rPr>
+        <w:t>tutoring,</w:t>
+      </w:r>
+      <w:r>
+        <w:rPr>
+          <w:color w:val="222222"/>
+        </w:rPr>
+        <w:t xml:space="preserve"> </w:t>
+      </w:r>
+      <w:r>
+        <w:rPr>
+          <w:color w:val="222222"/>
+        </w:rPr>
+        <w:t>visit</w:t>
+      </w:r>
+      <w:r>
+        <w:rPr>
+          <w:color w:val="222222"/>
+        </w:rPr>
+        <w:t xml:space="preserve"> </w:t>
+      </w:r>
+      <w:r>
+        <w:rPr>
+          <w:color w:val="222222"/>
+        </w:rPr>
+        <w:t>the</w:t>
+      </w:r>
+      <w:r>
+        <w:rPr>
+          <w:color w:val="222222"/>
+        </w:rPr>
+        <w:t xml:space="preserve"> </w:t>
+      </w:r>
+      <w:r>
+        <w:rPr>
+          <w:color w:val="222222"/>
+        </w:rPr>
+        <w:t>Student</w:t>
+      </w:r>
+      <w:r>
+        <w:rPr>
+          <w:color w:val="222222"/>
+        </w:rPr>
+        <w:t xml:space="preserve"> </w:t>
+      </w:r>
+      <w:r>
+        <w:rPr>
+          <w:color w:val="222222"/>
+        </w:rPr>
+        <w:t>Success</w:t>
+      </w:r>
+      <w:r>
+        <w:rPr>
+          <w:color w:val="222222"/>
+        </w:rPr>
+        <w:t xml:space="preserve"> </w:t>
+      </w:r>
+      <w:r>
+        <w:rPr>
+          <w:color w:val="222222"/>
+        </w:rPr>
+        <w:t>Center</w:t>
+      </w:r>
+      <w:r>
+        <w:rPr>
+          <w:color w:val="222222"/>
+        </w:rPr>
+        <w:t xml:space="preserve"> </w:t>
+      </w:r>
+      <w:r>
+        <w:rPr>
+          <w:color w:val="222222"/>
+        </w:rPr>
+        <w:t>at</w:t>
+      </w:r>
+      <w:r>
+        <w:rPr>
+          <w:color w:val="222222"/>
+        </w:rPr>
+        <w:t xml:space="preserve"> </w:t>
+      </w:r>
+      <w:r>
+        <w:rPr>
+          <w:color w:val="222222"/>
+        </w:rPr>
+        <w:t>Gilbert Place</w:t>
+      </w:r>
+      <w:r>
+        <w:rPr>
+          <w:color w:val="222222"/>
+        </w:rPr>
+        <w:t>,</w:t>
+      </w:r>
+      <w:r>
+        <w:rPr>
+          <w:color w:val="222222"/>
+        </w:rPr>
+        <w:t xml:space="preserve"> </w:t>
+      </w:r>
+      <w:r>
+        <w:rPr>
+          <w:color w:val="222222"/>
+        </w:rPr>
+        <w:t>call</w:t>
+      </w:r>
+      <w:r>
+        <w:rPr>
+          <w:color w:val="222222"/>
+        </w:rPr>
+        <w:t xml:space="preserve"> </w:t>
+      </w:r>
+      <w:r>
+        <w:rPr>
+          <w:color w:val="222222"/>
+        </w:rPr>
+        <w:t>the</w:t>
+      </w:r>
+      <w:r>
+        <w:rPr>
+          <w:color w:val="222222"/>
+        </w:rPr>
+        <w:t xml:space="preserve"> </w:t>
+      </w:r>
+      <w:r>
+        <w:rPr>
+          <w:color w:val="222222"/>
+        </w:rPr>
+        <w:t>center</w:t>
+      </w:r>
+      <w:r>
+        <w:rPr>
+          <w:color w:val="222222"/>
+        </w:rPr>
+        <w:t xml:space="preserve"> </w:t>
+      </w:r>
+      <w:r>
+        <w:rPr>
+          <w:color w:val="222222"/>
+        </w:rPr>
+        <w:t>at</w:t>
+      </w:r>
+      <w:r>
+        <w:rPr>
+          <w:color w:val="222222"/>
+        </w:rPr>
+        <w:t xml:space="preserve"> </w:t>
+      </w:r>
+      <w:r>
+        <w:rPr>
+          <w:color w:val="222222"/>
+        </w:rPr>
+        <w:t>540-231-8440</w:t>
+      </w:r>
+      <w:r>
+        <w:rPr>
+          <w:color w:val="222222"/>
+        </w:rPr>
+        <w:t xml:space="preserve"> </w:t>
+      </w:r>
+      <w:r>
+        <w:rPr>
+          <w:color w:val="222222"/>
+        </w:rPr>
+        <w:t>or</w:t>
+      </w:r>
+      <w:r>
+        <w:rPr>
+          <w:color w:val="222222"/>
+        </w:rPr>
+        <w:t xml:space="preserve"> </w:t>
+      </w:r>
+      <w:r>
+        <w:rPr>
+          <w:color w:val="222222"/>
+        </w:rPr>
+        <w:t>visit</w:t>
+      </w:r>
+      <w:r>
+        <w:rPr>
+          <w:color w:val="222222"/>
+        </w:rPr>
+        <w:t xml:space="preserve"> </w:t>
+      </w:r>
+      <w:r>
+        <w:rPr>
+          <w:color w:val="222222"/>
+        </w:rPr>
+        <w:t>their</w:t>
+      </w:r>
+      <w:r>
+        <w:rPr>
+          <w:color w:val="222222"/>
+        </w:rPr>
+        <w:t xml:space="preserve"> </w:t>
+      </w:r>
+      <w:hyperlink r:id="rId109">
         <w:r>
           <w:rPr>
             <w:color w:val="C64600"/>
             <w:u w:val="single"/>
           </w:rPr>
-          <w:t xml:space="preserve"> </w:t>
-        </w:r>
+          <w:t>website</w:t>
+        </w:r>
+      </w:hyperlink>
+      <w:r>
+        <w:rPr>
+          <w:color w:val="222222"/>
+        </w:rPr>
+        <w:t>.</w:t>
+      </w:r>
+      <w:r>
+        <w:rPr>
+          <w:color w:val="222222"/>
+        </w:rPr>
+        <w:t xml:space="preserve"> </w:t>
+      </w:r>
+      <w:r>
+        <w:rPr>
+          <w:color w:val="222222"/>
+        </w:rPr>
+        <w:t>For</w:t>
+      </w:r>
+      <w:r>
+        <w:rPr>
+          <w:color w:val="222222"/>
+        </w:rPr>
+        <w:t xml:space="preserve"> </w:t>
+      </w:r>
+      <w:r>
+        <w:rPr>
+          <w:color w:val="222222"/>
+        </w:rPr>
+        <w:t>career</w:t>
+      </w:r>
+      <w:r>
+        <w:rPr>
+          <w:color w:val="222222"/>
+        </w:rPr>
+        <w:t xml:space="preserve"> </w:t>
+      </w:r>
+      <w:r>
+        <w:rPr>
+          <w:color w:val="222222"/>
+        </w:rPr>
+        <w:t>counseling,</w:t>
+      </w:r>
+      <w:r>
+        <w:rPr>
+          <w:color w:val="222222"/>
+        </w:rPr>
+        <w:t xml:space="preserve"> </w:t>
+      </w:r>
+      <w:r>
+        <w:rPr>
+          <w:color w:val="222222"/>
+        </w:rPr>
+        <w:t>visit</w:t>
+      </w:r>
+      <w:r>
+        <w:rPr>
+          <w:color w:val="222222"/>
+        </w:rPr>
+        <w:t xml:space="preserve"> </w:t>
+      </w:r>
+      <w:r>
+        <w:rPr>
+          <w:color w:val="222222"/>
+        </w:rPr>
+        <w:t>Career</w:t>
+      </w:r>
+      <w:r>
+        <w:rPr>
+          <w:color w:val="222222"/>
+        </w:rPr>
+        <w:t xml:space="preserve"> </w:t>
+      </w:r>
+      <w:r>
+        <w:rPr>
+          <w:color w:val="222222"/>
+        </w:rPr>
+        <w:t>Services</w:t>
+      </w:r>
+      <w:r>
+        <w:rPr>
+          <w:color w:val="222222"/>
+        </w:rPr>
+        <w:t xml:space="preserve"> </w:t>
+      </w:r>
+      <w:r>
+        <w:rPr>
+          <w:color w:val="222222"/>
+        </w:rPr>
+        <w:t>in</w:t>
+      </w:r>
+      <w:r>
+        <w:rPr>
+          <w:color w:val="222222"/>
+        </w:rPr>
+        <w:t xml:space="preserve"> </w:t>
+      </w:r>
+      <w:r>
+        <w:rPr>
+          <w:color w:val="222222"/>
+        </w:rPr>
+        <w:t>the</w:t>
+      </w:r>
+      <w:r>
+        <w:rPr>
+          <w:color w:val="222222"/>
+        </w:rPr>
+        <w:t xml:space="preserve"> </w:t>
+      </w:r>
+      <w:r>
+        <w:rPr>
+          <w:color w:val="222222"/>
+        </w:rPr>
+        <w:t>Smith</w:t>
+      </w:r>
+      <w:r>
+        <w:rPr>
+          <w:color w:val="222222"/>
+        </w:rPr>
+        <w:t xml:space="preserve"> </w:t>
+      </w:r>
+      <w:r>
+        <w:rPr>
+          <w:color w:val="222222"/>
+        </w:rPr>
+        <w:t>Career</w:t>
+      </w:r>
+      <w:r>
+        <w:rPr>
+          <w:color w:val="222222"/>
+        </w:rPr>
+        <w:t xml:space="preserve"> </w:t>
+      </w:r>
+      <w:r>
+        <w:rPr>
+          <w:color w:val="222222"/>
+        </w:rPr>
+        <w:t>Center,</w:t>
+      </w:r>
+      <w:r>
+        <w:rPr>
+          <w:color w:val="222222"/>
+        </w:rPr>
+        <w:t xml:space="preserve"> </w:t>
+      </w:r>
+      <w:r>
+        <w:rPr>
+          <w:color w:val="222222"/>
+        </w:rPr>
+        <w:t>call</w:t>
+      </w:r>
+      <w:r>
+        <w:rPr>
+          <w:color w:val="222222"/>
+        </w:rPr>
+        <w:t xml:space="preserve"> </w:t>
+      </w:r>
+      <w:r>
+        <w:rPr>
+          <w:color w:val="222222"/>
+        </w:rPr>
+        <w:t>them</w:t>
+      </w:r>
+      <w:r>
+        <w:rPr>
+          <w:color w:val="222222"/>
+        </w:rPr>
+        <w:t xml:space="preserve"> </w:t>
+      </w:r>
+      <w:r>
+        <w:rPr>
+          <w:color w:val="222222"/>
+        </w:rPr>
+        <w:t>at</w:t>
+      </w:r>
+      <w:r>
+        <w:rPr>
+          <w:color w:val="222222"/>
+        </w:rPr>
+        <w:t xml:space="preserve"> </w:t>
+      </w:r>
+      <w:r>
+        <w:rPr>
+          <w:color w:val="222222"/>
+        </w:rPr>
+        <w:t>540-231-6241</w:t>
+      </w:r>
+      <w:r>
+        <w:rPr>
+          <w:color w:val="222222"/>
+        </w:rPr>
+        <w:t xml:space="preserve"> </w:t>
+      </w:r>
+      <w:r>
+        <w:rPr>
+          <w:color w:val="222222"/>
+        </w:rPr>
+        <w:t>or</w:t>
+      </w:r>
+      <w:r>
+        <w:rPr>
+          <w:color w:val="222222"/>
+        </w:rPr>
+        <w:t xml:space="preserve"> </w:t>
+      </w:r>
+      <w:r>
+        <w:rPr>
+          <w:color w:val="222222"/>
+        </w:rPr>
+        <w:t>refer</w:t>
+      </w:r>
+      <w:r>
+        <w:rPr>
+          <w:color w:val="222222"/>
+        </w:rPr>
+        <w:t xml:space="preserve"> </w:t>
+      </w:r>
+      <w:r>
+        <w:rPr>
+          <w:color w:val="222222"/>
+        </w:rPr>
+        <w:t>to</w:t>
+      </w:r>
+      <w:r>
+        <w:rPr>
+          <w:color w:val="222222"/>
+        </w:rPr>
+        <w:t xml:space="preserve"> </w:t>
+      </w:r>
+      <w:r>
+        <w:rPr>
+          <w:color w:val="222222"/>
+        </w:rPr>
+        <w:t>the</w:t>
+      </w:r>
+      <w:r>
+        <w:rPr>
+          <w:color w:val="222222"/>
+        </w:rPr>
+        <w:t xml:space="preserve"> </w:t>
+      </w:r>
+      <w:hyperlink r:id="rId110">
         <w:r>
           <w:rPr>
             <w:color w:val="C64600"/>
             <w:u w:val="single"/>
           </w:rPr>
-          <w:t>students</w:t>
-        </w:r>
-      </w:hyperlink>
-      <w:r>
-        <w:rPr>
-          <w:color w:val="222222"/>
-        </w:rPr>
-        <w:t>.</w:t>
-      </w:r>
-      <w:r>
-        <w:rPr>
-          <w:color w:val="222222"/>
-        </w:rPr>
-        <w:t xml:space="preserve"> </w:t>
-      </w:r>
-      <w:r>
-        <w:rPr>
-          <w:color w:val="222222"/>
-        </w:rPr>
-        <w:t>For</w:t>
-      </w:r>
-      <w:r>
-        <w:rPr>
-          <w:color w:val="222222"/>
-        </w:rPr>
-        <w:t xml:space="preserve"> </w:t>
-      </w:r>
-      <w:r>
-        <w:rPr>
-          <w:color w:val="222222"/>
-        </w:rPr>
-        <w:t>tutoring,</w:t>
-      </w:r>
-      <w:r>
-        <w:rPr>
-          <w:color w:val="222222"/>
-        </w:rPr>
-        <w:t xml:space="preserve"> </w:t>
-      </w:r>
-      <w:r>
-        <w:rPr>
-          <w:color w:val="222222"/>
-        </w:rPr>
-        <w:t>visit</w:t>
-      </w:r>
-      <w:r>
-        <w:rPr>
-          <w:color w:val="222222"/>
-        </w:rPr>
-        <w:t xml:space="preserve"> </w:t>
-      </w:r>
-      <w:r>
-        <w:rPr>
-          <w:color w:val="222222"/>
-        </w:rPr>
-        <w:t>the</w:t>
-      </w:r>
-      <w:r>
-        <w:rPr>
-          <w:color w:val="222222"/>
-        </w:rPr>
-        <w:t xml:space="preserve"> </w:t>
-      </w:r>
-      <w:r>
-        <w:rPr>
-          <w:color w:val="222222"/>
-        </w:rPr>
-        <w:t>Student</w:t>
-      </w:r>
-      <w:r>
-        <w:rPr>
-          <w:color w:val="222222"/>
-        </w:rPr>
-        <w:t xml:space="preserve"> </w:t>
-      </w:r>
-      <w:r>
-        <w:rPr>
-          <w:color w:val="222222"/>
-        </w:rPr>
-        <w:t>Success</w:t>
-      </w:r>
-      <w:r>
-        <w:rPr>
-          <w:color w:val="222222"/>
-        </w:rPr>
-        <w:t xml:space="preserve"> </w:t>
-      </w:r>
-      <w:r>
-        <w:rPr>
-          <w:color w:val="222222"/>
-        </w:rPr>
-        <w:t>Center</w:t>
-      </w:r>
-      <w:r>
-        <w:rPr>
-          <w:color w:val="222222"/>
-        </w:rPr>
-        <w:t xml:space="preserve"> </w:t>
-      </w:r>
-      <w:r>
-        <w:rPr>
-          <w:color w:val="222222"/>
-        </w:rPr>
-        <w:t>at</w:t>
-      </w:r>
-      <w:r>
-        <w:rPr>
-          <w:color w:val="222222"/>
-        </w:rPr>
-        <w:t xml:space="preserve"> </w:t>
-      </w:r>
-      <w:r>
-        <w:rPr>
-          <w:color w:val="222222"/>
-        </w:rPr>
-        <w:t>Gilbert Place</w:t>
-      </w:r>
-      <w:r>
-        <w:rPr>
-          <w:color w:val="222222"/>
-        </w:rPr>
-        <w:t>,</w:t>
-      </w:r>
-      <w:r>
-        <w:rPr>
-          <w:color w:val="222222"/>
-        </w:rPr>
-        <w:t xml:space="preserve"> </w:t>
-      </w:r>
-      <w:r>
-        <w:rPr>
-          <w:color w:val="222222"/>
-        </w:rPr>
-        <w:t>call</w:t>
-      </w:r>
-      <w:r>
-        <w:rPr>
-          <w:color w:val="222222"/>
-        </w:rPr>
-        <w:t xml:space="preserve"> </w:t>
-      </w:r>
-      <w:r>
-        <w:rPr>
-          <w:color w:val="222222"/>
-        </w:rPr>
-        <w:t>the</w:t>
-      </w:r>
-      <w:r>
-        <w:rPr>
-          <w:color w:val="222222"/>
-        </w:rPr>
-        <w:t xml:space="preserve"> </w:t>
-      </w:r>
-      <w:r>
-        <w:rPr>
-          <w:color w:val="222222"/>
-        </w:rPr>
-        <w:t>center</w:t>
-      </w:r>
-      <w:r>
-        <w:rPr>
-          <w:color w:val="222222"/>
-        </w:rPr>
-        <w:t xml:space="preserve"> </w:t>
-      </w:r>
-      <w:r>
-        <w:rPr>
-          <w:color w:val="222222"/>
-        </w:rPr>
-        <w:t>at</w:t>
-      </w:r>
-      <w:r>
-        <w:rPr>
-          <w:color w:val="222222"/>
-        </w:rPr>
-        <w:t xml:space="preserve"> </w:t>
-      </w:r>
-      <w:r>
-        <w:rPr>
-          <w:color w:val="222222"/>
-        </w:rPr>
-        <w:t>540-231-8440</w:t>
-      </w:r>
-      <w:r>
-        <w:rPr>
-          <w:color w:val="222222"/>
-        </w:rPr>
-        <w:t xml:space="preserve"> </w:t>
-      </w:r>
-      <w:r>
-        <w:rPr>
-          <w:color w:val="222222"/>
-        </w:rPr>
-        <w:t>or</w:t>
-      </w:r>
-      <w:r>
-        <w:rPr>
-          <w:color w:val="222222"/>
-        </w:rPr>
-        <w:t xml:space="preserve"> </w:t>
-      </w:r>
-      <w:r>
-        <w:rPr>
-          <w:color w:val="222222"/>
-        </w:rPr>
-        <w:t>visit</w:t>
-      </w:r>
-      <w:r>
-        <w:rPr>
-          <w:color w:val="222222"/>
-        </w:rPr>
-        <w:t xml:space="preserve"> </w:t>
-      </w:r>
-      <w:r>
-        <w:rPr>
-          <w:color w:val="222222"/>
-        </w:rPr>
-        <w:t>their</w:t>
-      </w:r>
-      <w:r>
-        <w:rPr>
-          <w:color w:val="222222"/>
-        </w:rPr>
-        <w:t xml:space="preserve"> </w:t>
-      </w:r>
-      <w:hyperlink r:id="rId108">
+          <w:t>Career</w:t>
+        </w:r>
         <w:r>
           <w:rPr>
             <w:color w:val="C64600"/>
             <w:u w:val="single"/>
           </w:rPr>
-          <w:t>websi</w:t>
+          <w:t xml:space="preserve"> </w:t>
         </w:r>
         <w:r>
           <w:rPr>
             <w:color w:val="C64600"/>
             <w:u w:val="single"/>
           </w:rPr>
-          <w:t>t</w:t>
+          <w:t>Services</w:t>
         </w:r>
         <w:r>
           <w:rPr>
             <w:color w:val="C64600"/>
             <w:u w:val="single"/>
           </w:rPr>
-          <w:t>e</w:t>
-        </w:r>
-      </w:hyperlink>
-      <w:r>
-        <w:rPr>
-          <w:color w:val="222222"/>
-        </w:rPr>
-        <w:t>.</w:t>
-      </w:r>
-      <w:r>
-        <w:rPr>
-          <w:color w:val="222222"/>
-        </w:rPr>
-        <w:t xml:space="preserve"> </w:t>
-      </w:r>
-      <w:r>
-        <w:rPr>
-          <w:color w:val="222222"/>
-        </w:rPr>
-        <w:t>For</w:t>
-      </w:r>
-      <w:r>
-        <w:rPr>
-          <w:color w:val="222222"/>
-        </w:rPr>
-        <w:t xml:space="preserve"> </w:t>
-      </w:r>
-      <w:r>
-        <w:rPr>
-          <w:color w:val="222222"/>
-        </w:rPr>
-        <w:t>career</w:t>
-      </w:r>
-      <w:r>
-        <w:rPr>
-          <w:color w:val="222222"/>
-        </w:rPr>
-        <w:t xml:space="preserve"> </w:t>
-      </w:r>
-      <w:r>
-        <w:rPr>
-          <w:color w:val="222222"/>
-        </w:rPr>
-        <w:t>counseling,</w:t>
-      </w:r>
-      <w:r>
-        <w:rPr>
-          <w:color w:val="222222"/>
-        </w:rPr>
-        <w:t xml:space="preserve"> </w:t>
-      </w:r>
-      <w:r>
-        <w:rPr>
-          <w:color w:val="222222"/>
-        </w:rPr>
-        <w:t>visit</w:t>
-      </w:r>
-      <w:r>
-        <w:rPr>
-          <w:color w:val="222222"/>
-        </w:rPr>
-        <w:t xml:space="preserve"> </w:t>
-      </w:r>
-      <w:r>
-        <w:rPr>
-          <w:color w:val="222222"/>
-        </w:rPr>
-        <w:t>Career</w:t>
-      </w:r>
-      <w:r>
-        <w:rPr>
-          <w:color w:val="222222"/>
-        </w:rPr>
-        <w:t xml:space="preserve"> </w:t>
-      </w:r>
-      <w:r>
-        <w:rPr>
-          <w:color w:val="222222"/>
-        </w:rPr>
-        <w:t>Services</w:t>
-      </w:r>
-      <w:r>
-        <w:rPr>
-          <w:color w:val="222222"/>
-        </w:rPr>
-        <w:t xml:space="preserve"> </w:t>
-      </w:r>
-      <w:r>
-        <w:rPr>
-          <w:color w:val="222222"/>
-        </w:rPr>
-        <w:t>in</w:t>
-      </w:r>
-      <w:r>
-        <w:rPr>
-          <w:color w:val="222222"/>
-        </w:rPr>
-        <w:t xml:space="preserve"> </w:t>
-      </w:r>
-      <w:r>
-        <w:rPr>
-          <w:color w:val="222222"/>
-        </w:rPr>
-        <w:t>the</w:t>
-      </w:r>
-      <w:r>
-        <w:rPr>
-          <w:color w:val="222222"/>
-        </w:rPr>
-        <w:t xml:space="preserve"> </w:t>
-      </w:r>
-      <w:r>
-        <w:rPr>
-          <w:color w:val="222222"/>
-        </w:rPr>
-        <w:t>Smith</w:t>
-      </w:r>
-      <w:r>
-        <w:rPr>
-          <w:color w:val="222222"/>
-        </w:rPr>
-        <w:t xml:space="preserve"> </w:t>
-      </w:r>
-      <w:r>
-        <w:rPr>
-          <w:color w:val="222222"/>
-        </w:rPr>
-        <w:t>Career</w:t>
-      </w:r>
-      <w:r>
-        <w:rPr>
-          <w:color w:val="222222"/>
-        </w:rPr>
-        <w:t xml:space="preserve"> </w:t>
-      </w:r>
-      <w:r>
-        <w:rPr>
-          <w:color w:val="222222"/>
-        </w:rPr>
-        <w:t>Center,</w:t>
-      </w:r>
-      <w:r>
-        <w:rPr>
-          <w:color w:val="222222"/>
-        </w:rPr>
-        <w:t xml:space="preserve"> </w:t>
-      </w:r>
-      <w:r>
-        <w:rPr>
-          <w:color w:val="222222"/>
-        </w:rPr>
-        <w:t>call</w:t>
-      </w:r>
-      <w:r>
-        <w:rPr>
-          <w:color w:val="222222"/>
-        </w:rPr>
-        <w:t xml:space="preserve"> </w:t>
-      </w:r>
-      <w:r>
-        <w:rPr>
-          <w:color w:val="222222"/>
-        </w:rPr>
-        <w:t>them</w:t>
-      </w:r>
-      <w:r>
-        <w:rPr>
-          <w:color w:val="222222"/>
-        </w:rPr>
-        <w:t xml:space="preserve"> </w:t>
-      </w:r>
-      <w:r>
-        <w:rPr>
-          <w:color w:val="222222"/>
-        </w:rPr>
-        <w:t>at</w:t>
-      </w:r>
-      <w:r>
-        <w:rPr>
-          <w:color w:val="222222"/>
-        </w:rPr>
-        <w:t xml:space="preserve"> </w:t>
-      </w:r>
-      <w:r>
-        <w:rPr>
-          <w:color w:val="222222"/>
-        </w:rPr>
-        <w:t>540-231-6241</w:t>
-      </w:r>
-      <w:r>
-        <w:rPr>
-          <w:color w:val="222222"/>
-        </w:rPr>
-        <w:t xml:space="preserve"> </w:t>
-      </w:r>
-      <w:r>
-        <w:rPr>
-          <w:color w:val="222222"/>
-        </w:rPr>
-        <w:t>or</w:t>
-      </w:r>
-      <w:r>
-        <w:rPr>
-          <w:color w:val="222222"/>
-        </w:rPr>
-        <w:t xml:space="preserve"> </w:t>
-      </w:r>
-      <w:r>
-        <w:rPr>
-          <w:color w:val="222222"/>
-        </w:rPr>
-        <w:t>refer</w:t>
-      </w:r>
-      <w:r>
-        <w:rPr>
-          <w:color w:val="222222"/>
-        </w:rPr>
-        <w:t xml:space="preserve"> </w:t>
-      </w:r>
-      <w:r>
-        <w:rPr>
-          <w:color w:val="222222"/>
-        </w:rPr>
-        <w:t>to</w:t>
-      </w:r>
-      <w:r>
-        <w:rPr>
-          <w:color w:val="222222"/>
-        </w:rPr>
-        <w:t xml:space="preserve"> </w:t>
-      </w:r>
-      <w:r>
-        <w:rPr>
-          <w:color w:val="222222"/>
-        </w:rPr>
-        <w:t>the</w:t>
-      </w:r>
-      <w:r>
-        <w:rPr>
-          <w:color w:val="222222"/>
-        </w:rPr>
-        <w:t xml:space="preserve"> </w:t>
-      </w:r>
-      <w:hyperlink r:id="rId109">
+          <w:t xml:space="preserve"> </w:t>
+        </w:r>
         <w:r>
           <w:rPr>
             <w:color w:val="C64600"/>
             <w:u w:val="single"/>
           </w:rPr>
-          <w:t>Career</w:t>
-        </w:r>
+          <w:t>website</w:t>
+        </w:r>
+      </w:hyperlink>
+      <w:r>
+        <w:rPr>
+          <w:color w:val="222222"/>
+        </w:rPr>
+        <w:t>.</w:t>
+      </w:r>
+      <w:r>
+        <w:rPr>
+          <w:color w:val="222222"/>
+        </w:rPr>
+        <w:t xml:space="preserve"> </w:t>
+      </w:r>
+      <w:r>
+        <w:rPr>
+          <w:color w:val="222222"/>
+        </w:rPr>
+        <w:t>For</w:t>
+      </w:r>
+      <w:r>
+        <w:rPr>
+          <w:color w:val="222222"/>
+        </w:rPr>
+        <w:t xml:space="preserve"> </w:t>
+      </w:r>
+      <w:r>
+        <w:rPr>
+          <w:color w:val="222222"/>
+        </w:rPr>
+        <w:t>study</w:t>
+      </w:r>
+      <w:r>
+        <w:rPr>
+          <w:color w:val="222222"/>
+        </w:rPr>
+        <w:t xml:space="preserve"> </w:t>
+      </w:r>
+      <w:r>
+        <w:rPr>
+          <w:color w:val="222222"/>
+        </w:rPr>
+        <w:t>skills</w:t>
+      </w:r>
+      <w:r>
+        <w:rPr>
+          <w:color w:val="222222"/>
+        </w:rPr>
+        <w:t xml:space="preserve"> </w:t>
+      </w:r>
+      <w:r>
+        <w:rPr>
+          <w:color w:val="222222"/>
+        </w:rPr>
+        <w:t>advice,</w:t>
+      </w:r>
+      <w:r>
+        <w:rPr>
+          <w:color w:val="222222"/>
+        </w:rPr>
+        <w:t xml:space="preserve"> </w:t>
+      </w:r>
+      <w:r>
+        <w:rPr>
+          <w:color w:val="222222"/>
+        </w:rPr>
+        <w:t>visit</w:t>
+      </w:r>
+      <w:r>
+        <w:rPr>
+          <w:color w:val="222222"/>
+        </w:rPr>
+        <w:t xml:space="preserve"> </w:t>
+      </w:r>
+      <w:hyperlink r:id="rId111">
         <w:r>
           <w:rPr>
             <w:color w:val="C64600"/>
             <w:u w:val="single"/>
           </w:rPr>
-          <w:t xml:space="preserve"> </w:t>
+          <w:t>Cook</w:t>
         </w:r>
         <w:r>
           <w:rPr>
             <w:color w:val="C64600"/>
             <w:u w:val="single"/>
           </w:rPr>
-          <w:t>Se</w:t>
+          <w:t xml:space="preserve"> </w:t>
         </w:r>
         <w:r>
           <w:rPr>
             <w:color w:val="C64600"/>
             <w:u w:val="single"/>
           </w:rPr>
-          <w:t>r</w:t>
-        </w:r>
-        <w:r>
-          <w:rPr>
-            <w:color w:val="C64600"/>
-            <w:u w:val="single"/>
-          </w:rPr>
-          <w:t>vices</w:t>
-        </w:r>
-        <w:r>
-          <w:rPr>
-            <w:color w:val="C64600"/>
-            <w:u w:val="single"/>
-          </w:rPr>
-          <w:t xml:space="preserve"> </w:t>
-        </w:r>
-        <w:r>
-          <w:rPr>
-            <w:color w:val="C64600"/>
-            <w:u w:val="single"/>
-          </w:rPr>
-          <w:t>website</w:t>
-        </w:r>
-      </w:hyperlink>
-      <w:r>
-        <w:rPr>
-          <w:color w:val="222222"/>
-        </w:rPr>
-        <w:t>.</w:t>
-      </w:r>
-      <w:r>
-        <w:rPr>
-          <w:color w:val="222222"/>
-        </w:rPr>
-        <w:t xml:space="preserve"> </w:t>
-      </w:r>
-      <w:r>
-        <w:rPr>
-          <w:color w:val="222222"/>
-        </w:rPr>
-        <w:t>For</w:t>
-      </w:r>
-      <w:r>
-        <w:rPr>
-          <w:color w:val="222222"/>
-        </w:rPr>
-        <w:t xml:space="preserve"> </w:t>
-      </w:r>
-      <w:r>
-        <w:rPr>
-          <w:color w:val="222222"/>
-        </w:rPr>
-        <w:t>study</w:t>
-      </w:r>
-      <w:r>
-        <w:rPr>
-          <w:color w:val="222222"/>
-        </w:rPr>
-        <w:t xml:space="preserve"> </w:t>
-      </w:r>
-      <w:r>
-        <w:rPr>
-          <w:color w:val="222222"/>
-        </w:rPr>
-        <w:t>skills</w:t>
-      </w:r>
-      <w:r>
-        <w:rPr>
-          <w:color w:val="222222"/>
-        </w:rPr>
-        <w:t xml:space="preserve"> </w:t>
-      </w:r>
-      <w:r>
-        <w:rPr>
-          <w:color w:val="222222"/>
-        </w:rPr>
-        <w:t>advice,</w:t>
-      </w:r>
-      <w:r>
-        <w:rPr>
-          <w:color w:val="222222"/>
-        </w:rPr>
-        <w:t xml:space="preserve"> </w:t>
-      </w:r>
-      <w:r>
-        <w:rPr>
-          <w:color w:val="222222"/>
-        </w:rPr>
-        <w:t>visit</w:t>
-      </w:r>
-      <w:r>
-        <w:rPr>
-          <w:color w:val="222222"/>
-        </w:rPr>
-        <w:t xml:space="preserve"> </w:t>
-      </w:r>
-      <w:hyperlink r:id="rId110">
-        <w:r>
-          <w:rPr>
-            <w:color w:val="C64600"/>
-            <w:u w:val="single"/>
-          </w:rPr>
-          <w:t>Cook</w:t>
-        </w:r>
-        <w:r>
-          <w:rPr>
-            <w:color w:val="C64600"/>
-            <w:u w:val="single"/>
-          </w:rPr>
-          <w:t xml:space="preserve"> </w:t>
-        </w:r>
-        <w:r>
-          <w:rPr>
-            <w:color w:val="C64600"/>
-            <w:u w:val="single"/>
-          </w:rPr>
-          <w:t>Coun</w:t>
-        </w:r>
-        <w:r>
-          <w:rPr>
-            <w:color w:val="C64600"/>
-            <w:u w:val="single"/>
-          </w:rPr>
-          <w:t>s</w:t>
-        </w:r>
-        <w:r>
-          <w:rPr>
-            <w:color w:val="C64600"/>
-            <w:u w:val="single"/>
-          </w:rPr>
-          <w:t>eling</w:t>
+          <w:t>Counseling</w:t>
         </w:r>
         <w:r>
           <w:rPr>
@@ -31052,10 +30318,10 @@
                     <pic:cNvPicPr/>
                   </pic:nvPicPr>
                   <pic:blipFill>
-                    <a:blip r:embed="rId111">
+                    <a:blip r:embed="rId112">
                       <a:extLst>
                         <a:ext uri="{96DAC541-7B7A-43D3-8B79-37D633B846F1}">
-                          <asvg:svgBlip xmlns:asvg="http://schemas.microsoft.com/office/drawing/2016/SVG/main" r:embed="rId112"/>
+                          <asvg:svgBlip xmlns:asvg="http://schemas.microsoft.com/office/drawing/2016/SVG/main" r:embed="rId113"/>
                         </a:ext>
                       </a:extLst>
                     </a:blip>
@@ -32520,27 +31786,13 @@
         </w:rPr>
         <w:t xml:space="preserve"> </w:t>
       </w:r>
-      <w:hyperlink r:id="rId113">
+      <w:hyperlink r:id="rId114">
         <w:r>
           <w:rPr>
             <w:color w:val="C64600"/>
             <w:u w:val="single"/>
           </w:rPr>
-          <w:t>accessibili</w:t>
-        </w:r>
-        <w:r>
-          <w:rPr>
-            <w:color w:val="C64600"/>
-            <w:u w:val="single"/>
-          </w:rPr>
-          <w:t>t</w:t>
-        </w:r>
-        <w:r>
-          <w:rPr>
-            <w:color w:val="C64600"/>
-            <w:u w:val="single"/>
-          </w:rPr>
-          <w:t>y</w:t>
+          <w:t>accessibility</w:t>
         </w:r>
         <w:r>
           <w:rPr>
@@ -32602,10 +31854,10 @@
                     <pic:cNvPicPr/>
                   </pic:nvPicPr>
                   <pic:blipFill>
-                    <a:blip r:embed="rId114">
+                    <a:blip r:embed="rId115">
                       <a:extLst>
                         <a:ext uri="{96DAC541-7B7A-43D3-8B79-37D633B846F1}">
-                          <asvg:svgBlip xmlns:asvg="http://schemas.microsoft.com/office/drawing/2016/SVG/main" r:embed="rId115"/>
+                          <asvg:svgBlip xmlns:asvg="http://schemas.microsoft.com/office/drawing/2016/SVG/main" r:embed="rId116"/>
                         </a:ext>
                       </a:extLst>
                     </a:blip>
@@ -32996,7 +32248,7 @@
         </w:rPr>
         <w:t xml:space="preserve"> </w:t>
       </w:r>
-      <w:hyperlink r:id="rId116">
+      <w:hyperlink r:id="rId117">
         <w:r>
           <w:rPr>
             <w:color w:val="C64600"/>
@@ -33030,209 +32282,188 @@
             <w:color w:val="C64600"/>
             <w:u w:val="single"/>
           </w:rPr>
-          <w:t>student</w:t>
+          <w:t>students</w:t>
         </w:r>
         <w:r>
           <w:rPr>
             <w:color w:val="C64600"/>
             <w:u w:val="single"/>
           </w:rPr>
-          <w:t>s</w:t>
+          <w:t xml:space="preserve"> </w:t>
         </w:r>
         <w:r>
           <w:rPr>
             <w:color w:val="C64600"/>
             <w:u w:val="single"/>
           </w:rPr>
-          <w:t xml:space="preserve"> </w:t>
+          <w:t>with</w:t>
         </w:r>
         <w:r>
           <w:rPr>
             <w:color w:val="C64600"/>
             <w:u w:val="single"/>
           </w:rPr>
-          <w:t>with</w:t>
+          <w:t xml:space="preserve"> </w:t>
         </w:r>
         <w:r>
           <w:rPr>
             <w:color w:val="C64600"/>
             <w:u w:val="single"/>
           </w:rPr>
-          <w:t xml:space="preserve"> </w:t>
-        </w:r>
+          <w:t>disabilities</w:t>
+        </w:r>
+      </w:hyperlink>
+      <w:r>
+        <w:rPr>
+          <w:color w:val="222222"/>
+        </w:rPr>
+        <w:t>.</w:t>
+      </w:r>
+      <w:r>
+        <w:rPr>
+          <w:color w:val="222222"/>
+        </w:rPr>
+        <w:t xml:space="preserve"> </w:t>
+      </w:r>
+      <w:r>
+        <w:rPr>
+          <w:color w:val="222222"/>
+        </w:rPr>
+        <w:t>If</w:t>
+      </w:r>
+      <w:r>
+        <w:rPr>
+          <w:color w:val="222222"/>
+        </w:rPr>
+        <w:t xml:space="preserve"> </w:t>
+      </w:r>
+      <w:r>
+        <w:rPr>
+          <w:color w:val="222222"/>
+        </w:rPr>
+        <w:t>you</w:t>
+      </w:r>
+      <w:r>
+        <w:rPr>
+          <w:color w:val="222222"/>
+        </w:rPr>
+        <w:t xml:space="preserve"> </w:t>
+      </w:r>
+      <w:r>
+        <w:rPr>
+          <w:color w:val="222222"/>
+        </w:rPr>
+        <w:t>are</w:t>
+      </w:r>
+      <w:r>
+        <w:rPr>
+          <w:color w:val="222222"/>
+        </w:rPr>
+        <w:t xml:space="preserve"> </w:t>
+      </w:r>
+      <w:r>
+        <w:rPr>
+          <w:color w:val="222222"/>
+        </w:rPr>
+        <w:t>a</w:t>
+      </w:r>
+      <w:r>
+        <w:rPr>
+          <w:color w:val="222222"/>
+        </w:rPr>
+        <w:t xml:space="preserve"> </w:t>
+      </w:r>
+      <w:r>
+        <w:rPr>
+          <w:color w:val="222222"/>
+        </w:rPr>
+        <w:t>student</w:t>
+      </w:r>
+      <w:r>
+        <w:rPr>
+          <w:color w:val="222222"/>
+        </w:rPr>
+        <w:t xml:space="preserve"> </w:t>
+      </w:r>
+      <w:r>
+        <w:rPr>
+          <w:color w:val="222222"/>
+        </w:rPr>
+        <w:t>with</w:t>
+      </w:r>
+      <w:r>
+        <w:rPr>
+          <w:color w:val="222222"/>
+        </w:rPr>
+        <w:t xml:space="preserve"> </w:t>
+      </w:r>
+      <w:r>
+        <w:rPr>
+          <w:color w:val="222222"/>
+        </w:rPr>
+        <w:t>disabilities</w:t>
+      </w:r>
+      <w:r>
+        <w:rPr>
+          <w:color w:val="222222"/>
+        </w:rPr>
+        <w:t xml:space="preserve"> </w:t>
+      </w:r>
+      <w:r>
+        <w:rPr>
+          <w:color w:val="222222"/>
+        </w:rPr>
+        <w:t>and/or</w:t>
+      </w:r>
+      <w:r>
+        <w:rPr>
+          <w:color w:val="222222"/>
+        </w:rPr>
+        <w:t xml:space="preserve"> </w:t>
+      </w:r>
+      <w:r>
+        <w:rPr>
+          <w:color w:val="222222"/>
+        </w:rPr>
+        <w:t>challenges,</w:t>
+      </w:r>
+      <w:r>
+        <w:rPr>
+          <w:color w:val="222222"/>
+        </w:rPr>
+        <w:t xml:space="preserve"> </w:t>
+      </w:r>
+      <w:r>
+        <w:rPr>
+          <w:color w:val="222222"/>
+        </w:rPr>
+        <w:t>visit</w:t>
+      </w:r>
+      <w:r>
+        <w:rPr>
+          <w:color w:val="222222"/>
+        </w:rPr>
+        <w:t xml:space="preserve"> </w:t>
+      </w:r>
+      <w:r>
+        <w:rPr>
+          <w:color w:val="222222"/>
+        </w:rPr>
+        <w:t>the</w:t>
+      </w:r>
+      <w:r>
+        <w:rPr>
+          <w:color w:val="222222"/>
+        </w:rPr>
+        <w:t xml:space="preserve">  </w:t>
+      </w:r>
+      <w:hyperlink r:id="rId118">
         <w:r>
           <w:rPr>
             <w:color w:val="C64600"/>
             <w:u w:val="single"/>
           </w:rPr>
-          <w:t>disabilities</w:t>
-        </w:r>
-      </w:hyperlink>
-      <w:r>
-        <w:rPr>
-          <w:color w:val="222222"/>
-        </w:rPr>
-        <w:t>.</w:t>
-      </w:r>
-      <w:r>
-        <w:rPr>
-          <w:color w:val="222222"/>
-        </w:rPr>
-        <w:t xml:space="preserve"> </w:t>
-      </w:r>
-      <w:r>
-        <w:rPr>
-          <w:color w:val="222222"/>
-        </w:rPr>
-        <w:t>If</w:t>
-      </w:r>
-      <w:r>
-        <w:rPr>
-          <w:color w:val="222222"/>
-        </w:rPr>
-        <w:t xml:space="preserve"> </w:t>
-      </w:r>
-      <w:r>
-        <w:rPr>
-          <w:color w:val="222222"/>
-        </w:rPr>
-        <w:t>you</w:t>
-      </w:r>
-      <w:r>
-        <w:rPr>
-          <w:color w:val="222222"/>
-        </w:rPr>
-        <w:t xml:space="preserve"> </w:t>
-      </w:r>
-      <w:r>
-        <w:rPr>
-          <w:color w:val="222222"/>
-        </w:rPr>
-        <w:t>are</w:t>
-      </w:r>
-      <w:r>
-        <w:rPr>
-          <w:color w:val="222222"/>
-        </w:rPr>
-        <w:t xml:space="preserve"> </w:t>
-      </w:r>
-      <w:r>
-        <w:rPr>
-          <w:color w:val="222222"/>
-        </w:rPr>
-        <w:t>a</w:t>
-      </w:r>
-      <w:r>
-        <w:rPr>
-          <w:color w:val="222222"/>
-        </w:rPr>
-        <w:t xml:space="preserve"> </w:t>
-      </w:r>
-      <w:r>
-        <w:rPr>
-          <w:color w:val="222222"/>
-        </w:rPr>
-        <w:t>student</w:t>
-      </w:r>
-      <w:r>
-        <w:rPr>
-          <w:color w:val="222222"/>
-        </w:rPr>
-        <w:t xml:space="preserve"> </w:t>
-      </w:r>
-      <w:r>
-        <w:rPr>
-          <w:color w:val="222222"/>
-        </w:rPr>
-        <w:t>with</w:t>
-      </w:r>
-      <w:r>
-        <w:rPr>
-          <w:color w:val="222222"/>
-        </w:rPr>
-        <w:t xml:space="preserve"> </w:t>
-      </w:r>
-      <w:r>
-        <w:rPr>
-          <w:color w:val="222222"/>
-        </w:rPr>
-        <w:t>disabilities</w:t>
-      </w:r>
-      <w:r>
-        <w:rPr>
-          <w:color w:val="222222"/>
-        </w:rPr>
-        <w:t xml:space="preserve"> </w:t>
-      </w:r>
-      <w:r>
-        <w:rPr>
-          <w:color w:val="222222"/>
-        </w:rPr>
-        <w:t>and/or</w:t>
-      </w:r>
-      <w:r>
-        <w:rPr>
-          <w:color w:val="222222"/>
-        </w:rPr>
-        <w:t xml:space="preserve"> </w:t>
-      </w:r>
-      <w:r>
-        <w:rPr>
-          <w:color w:val="222222"/>
-        </w:rPr>
-        <w:t>challenges,</w:t>
-      </w:r>
-      <w:r>
-        <w:rPr>
-          <w:color w:val="222222"/>
-        </w:rPr>
-        <w:t xml:space="preserve"> </w:t>
-      </w:r>
-      <w:r>
-        <w:rPr>
-          <w:color w:val="222222"/>
-        </w:rPr>
-        <w:t>visit</w:t>
-      </w:r>
-      <w:r>
-        <w:rPr>
-          <w:color w:val="222222"/>
-        </w:rPr>
-        <w:t xml:space="preserve"> </w:t>
-      </w:r>
-      <w:r>
-        <w:rPr>
-          <w:color w:val="222222"/>
-        </w:rPr>
-        <w:t>the</w:t>
-      </w:r>
-      <w:r>
-        <w:rPr>
-          <w:color w:val="222222"/>
-        </w:rPr>
-        <w:t xml:space="preserve">  </w:t>
-      </w:r>
-      <w:hyperlink r:id="rId117">
-        <w:r>
-          <w:rPr>
-            <w:color w:val="C64600"/>
-            <w:u w:val="single"/>
-          </w:rPr>
-          <w:t>st</w:t>
-        </w:r>
-        <w:r>
-          <w:rPr>
-            <w:color w:val="C64600"/>
-            <w:u w:val="single"/>
-          </w:rPr>
-          <w:t>u</w:t>
-        </w:r>
-        <w:r>
-          <w:rPr>
-            <w:color w:val="C64600"/>
-            <w:u w:val="single"/>
-          </w:rPr>
-          <w:t>dent</w:t>
+          <w:t>student</w:t>
         </w:r>
         <w:r>
           <w:rPr>
@@ -33342,10 +32573,10 @@
                     <pic:cNvPicPr/>
                   </pic:nvPicPr>
                   <pic:blipFill>
-                    <a:blip r:embed="rId118">
+                    <a:blip r:embed="rId119">
                       <a:extLst>
                         <a:ext uri="{96DAC541-7B7A-43D3-8B79-37D633B846F1}">
-                          <asvg:svgBlip xmlns:asvg="http://schemas.microsoft.com/office/drawing/2016/SVG/main" r:embed="rId119"/>
+                          <asvg:svgBlip xmlns:asvg="http://schemas.microsoft.com/office/drawing/2016/SVG/main" r:embed="rId120"/>
                         </a:ext>
                       </a:extLst>
                     </a:blip>
@@ -33424,7 +32655,7 @@
         </w:rPr>
         <w:t xml:space="preserve"> </w:t>
       </w:r>
-      <w:hyperlink r:id="rId120">
+      <w:hyperlink r:id="rId121">
         <w:r>
           <w:rPr>
             <w:color w:val="C64600"/>
@@ -33545,7 +32776,7 @@
         </w:rPr>
         <w:t xml:space="preserve"> </w:t>
       </w:r>
-      <w:hyperlink r:id="rId121">
+      <w:hyperlink r:id="rId122">
         <w:r>
           <w:rPr>
             <w:color w:val="C64600"/>
@@ -33696,20 +32927,13 @@
         </w:rPr>
         <w:t xml:space="preserve"> </w:t>
       </w:r>
-      <w:hyperlink r:id="rId122">
+      <w:hyperlink r:id="rId123">
         <w:r>
           <w:rPr>
             <w:color w:val="C64600"/>
             <w:u w:val="single"/>
           </w:rPr>
-          <w:t>contac</w:t>
-        </w:r>
-        <w:r>
-          <w:rPr>
-            <w:color w:val="C64600"/>
-            <w:u w:val="single"/>
-          </w:rPr>
-          <w:t>t</w:t>
+          <w:t>contact</w:t>
         </w:r>
         <w:r>
           <w:rPr>
@@ -33785,10 +33009,10 @@
                     <pic:cNvPicPr/>
                   </pic:nvPicPr>
                   <pic:blipFill>
-                    <a:blip r:embed="rId123">
+                    <a:blip r:embed="rId124">
                       <a:extLst>
                         <a:ext uri="{96DAC541-7B7A-43D3-8B79-37D633B846F1}">
-                          <asvg:svgBlip xmlns:asvg="http://schemas.microsoft.com/office/drawing/2016/SVG/main" r:embed="rId124"/>
+                          <asvg:svgBlip xmlns:asvg="http://schemas.microsoft.com/office/drawing/2016/SVG/main" r:embed="rId125"/>
                         </a:ext>
                       </a:extLst>
                     </a:blip>
@@ -34242,7 +33466,7 @@
         </w:rPr>
         <w:t xml:space="preserve"> </w:t>
       </w:r>
-      <w:hyperlink r:id="rId125">
+      <w:hyperlink r:id="rId126">
         <w:r>
           <w:rPr>
             <w:color w:val="C64600"/>
@@ -34262,14 +33486,7 @@
             <w:color w:val="C64600"/>
             <w:u w:val="single"/>
           </w:rPr>
-          <w:t>S</w:t>
-        </w:r>
-        <w:r>
-          <w:rPr>
-            <w:color w:val="C64600"/>
-            <w:u w:val="single"/>
-          </w:rPr>
-          <w:t>ite</w:t>
+          <w:t>Site</w:t>
         </w:r>
       </w:hyperlink>
       <w:r>
@@ -34413,7 +33630,7 @@
         </w:rPr>
         <w:t xml:space="preserve"> </w:t>
       </w:r>
-      <w:hyperlink r:id="rId126">
+      <w:hyperlink r:id="rId127">
         <w:r>
           <w:rPr>
             <w:color w:val="C64600"/>
@@ -34501,10 +33718,10 @@
                     <pic:cNvPicPr/>
                   </pic:nvPicPr>
                   <pic:blipFill>
-                    <a:blip r:embed="rId127">
+                    <a:blip r:embed="rId128">
                       <a:extLst>
                         <a:ext uri="{96DAC541-7B7A-43D3-8B79-37D633B846F1}">
-                          <asvg:svgBlip xmlns:asvg="http://schemas.microsoft.com/office/drawing/2016/SVG/main" r:embed="rId128"/>
+                          <asvg:svgBlip xmlns:asvg="http://schemas.microsoft.com/office/drawing/2016/SVG/main" r:embed="rId129"/>
                         </a:ext>
                       </a:extLst>
                     </a:blip>
@@ -34559,7 +33776,7 @@
         </w:rPr>
         <w:t xml:space="preserve"> </w:t>
       </w:r>
-      <w:hyperlink r:id="rId129">
+      <w:hyperlink r:id="rId130">
         <w:r>
           <w:rPr>
             <w:color w:val="C64600"/>
@@ -34579,529 +33796,508 @@
             <w:color w:val="C64600"/>
             <w:u w:val="single"/>
           </w:rPr>
-          <w:t>C</w:t>
-        </w:r>
+          <w:t>Center</w:t>
+        </w:r>
+      </w:hyperlink>
+      <w:r>
+        <w:rPr>
+          <w:color w:val="222222"/>
+        </w:rPr>
+        <w:t>—located</w:t>
+      </w:r>
+      <w:r>
+        <w:rPr>
+          <w:color w:val="222222"/>
+        </w:rPr>
+        <w:t xml:space="preserve"> </w:t>
+      </w:r>
+      <w:r>
+        <w:rPr>
+          <w:color w:val="222222"/>
+        </w:rPr>
+        <w:t>on</w:t>
+      </w:r>
+      <w:r>
+        <w:rPr>
+          <w:color w:val="222222"/>
+        </w:rPr>
+        <w:t xml:space="preserve"> </w:t>
+      </w:r>
+      <w:r>
+        <w:rPr>
+          <w:color w:val="222222"/>
+        </w:rPr>
+        <w:t>the</w:t>
+      </w:r>
+      <w:r>
+        <w:rPr>
+          <w:color w:val="222222"/>
+        </w:rPr>
+        <w:t xml:space="preserve"> </w:t>
+      </w:r>
+      <w:r>
+        <w:rPr>
+          <w:color w:val="222222"/>
+        </w:rPr>
+        <w:t>second</w:t>
+      </w:r>
+      <w:r>
+        <w:rPr>
+          <w:color w:val="222222"/>
+        </w:rPr>
+        <w:t xml:space="preserve"> </w:t>
+      </w:r>
+      <w:r>
+        <w:rPr>
+          <w:color w:val="222222"/>
+        </w:rPr>
+        <w:t>floor</w:t>
+      </w:r>
+      <w:r>
+        <w:rPr>
+          <w:color w:val="222222"/>
+        </w:rPr>
+        <w:t xml:space="preserve"> </w:t>
+      </w:r>
+      <w:r>
+        <w:rPr>
+          <w:color w:val="222222"/>
+        </w:rPr>
+        <w:t>of</w:t>
+      </w:r>
+      <w:r>
+        <w:rPr>
+          <w:color w:val="222222"/>
+        </w:rPr>
+        <w:t xml:space="preserve"> </w:t>
+      </w:r>
+      <w:r>
+        <w:rPr>
+          <w:color w:val="222222"/>
+        </w:rPr>
+        <w:t>Newman</w:t>
+      </w:r>
+      <w:r>
+        <w:rPr>
+          <w:color w:val="222222"/>
+        </w:rPr>
+        <w:t xml:space="preserve"> </w:t>
+      </w:r>
+      <w:r>
+        <w:rPr>
+          <w:color w:val="222222"/>
+        </w:rPr>
+        <w:t>Library—is</w:t>
+      </w:r>
+      <w:r>
+        <w:rPr>
+          <w:color w:val="222222"/>
+        </w:rPr>
+        <w:t xml:space="preserve"> </w:t>
+      </w:r>
+      <w:r>
+        <w:rPr>
+          <w:color w:val="222222"/>
+        </w:rPr>
+        <w:t>for</w:t>
+      </w:r>
+      <w:r>
+        <w:rPr>
+          <w:color w:val="222222"/>
+        </w:rPr>
+        <w:t xml:space="preserve"> </w:t>
+      </w:r>
+      <w:r>
+        <w:rPr>
+          <w:color w:val="222222"/>
+        </w:rPr>
+        <w:t>all</w:t>
+      </w:r>
+      <w:r>
+        <w:rPr>
+          <w:color w:val="222222"/>
+        </w:rPr>
+        <w:t xml:space="preserve"> </w:t>
+      </w:r>
+      <w:r>
+        <w:rPr>
+          <w:color w:val="222222"/>
+        </w:rPr>
+        <w:t>writers.</w:t>
+      </w:r>
+      <w:r>
+        <w:rPr>
+          <w:color w:val="222222"/>
+        </w:rPr>
+        <w:t xml:space="preserve"> </w:t>
+      </w:r>
+      <w:r>
+        <w:rPr>
+          <w:color w:val="222222"/>
+        </w:rPr>
+        <w:t>You</w:t>
+      </w:r>
+      <w:r>
+        <w:rPr>
+          <w:color w:val="222222"/>
+        </w:rPr>
+        <w:t xml:space="preserve"> </w:t>
+      </w:r>
+      <w:r>
+        <w:rPr>
+          <w:color w:val="222222"/>
+        </w:rPr>
+        <w:t>can</w:t>
+      </w:r>
+      <w:r>
+        <w:rPr>
+          <w:color w:val="222222"/>
+        </w:rPr>
+        <w:t xml:space="preserve"> </w:t>
+      </w:r>
+      <w:r>
+        <w:rPr>
+          <w:color w:val="222222"/>
+        </w:rPr>
+        <w:t>go</w:t>
+      </w:r>
+      <w:r>
+        <w:rPr>
+          <w:color w:val="222222"/>
+        </w:rPr>
+        <w:t xml:space="preserve"> </w:t>
+      </w:r>
+      <w:r>
+        <w:rPr>
+          <w:color w:val="222222"/>
+        </w:rPr>
+        <w:t>if</w:t>
+      </w:r>
+      <w:r>
+        <w:rPr>
+          <w:color w:val="222222"/>
+        </w:rPr>
+        <w:t xml:space="preserve"> </w:t>
+      </w:r>
+      <w:r>
+        <w:rPr>
+          <w:color w:val="222222"/>
+        </w:rPr>
+        <w:t>you</w:t>
+      </w:r>
+      <w:r>
+        <w:rPr>
+          <w:color w:val="222222"/>
+        </w:rPr>
+        <w:t xml:space="preserve"> </w:t>
+      </w:r>
+      <w:r>
+        <w:rPr>
+          <w:color w:val="222222"/>
+        </w:rPr>
+        <w:t>have</w:t>
+      </w:r>
+      <w:r>
+        <w:rPr>
+          <w:color w:val="222222"/>
+        </w:rPr>
+        <w:t xml:space="preserve"> </w:t>
+      </w:r>
+      <w:r>
+        <w:rPr>
+          <w:color w:val="222222"/>
+        </w:rPr>
+        <w:t>a</w:t>
+      </w:r>
+      <w:r>
+        <w:rPr>
+          <w:color w:val="222222"/>
+        </w:rPr>
+        <w:t xml:space="preserve"> </w:t>
+      </w:r>
+      <w:r>
+        <w:rPr>
+          <w:color w:val="222222"/>
+        </w:rPr>
+        <w:t>draft,</w:t>
+      </w:r>
+      <w:r>
+        <w:rPr>
+          <w:color w:val="222222"/>
+        </w:rPr>
+        <w:t xml:space="preserve"> </w:t>
+      </w:r>
+      <w:r>
+        <w:rPr>
+          <w:color w:val="222222"/>
+        </w:rPr>
+        <w:t>an</w:t>
+      </w:r>
+      <w:r>
+        <w:rPr>
+          <w:color w:val="222222"/>
+        </w:rPr>
+        <w:t xml:space="preserve"> </w:t>
+      </w:r>
+      <w:r>
+        <w:rPr>
+          <w:color w:val="222222"/>
+        </w:rPr>
+        <w:t>outline,</w:t>
+      </w:r>
+      <w:r>
+        <w:rPr>
+          <w:color w:val="222222"/>
+        </w:rPr>
+        <w:t xml:space="preserve"> </w:t>
+      </w:r>
+      <w:r>
+        <w:rPr>
+          <w:color w:val="222222"/>
+        </w:rPr>
+        <w:t>or</w:t>
+      </w:r>
+      <w:r>
+        <w:rPr>
+          <w:color w:val="222222"/>
+        </w:rPr>
+        <w:t xml:space="preserve"> </w:t>
+      </w:r>
+      <w:r>
+        <w:rPr>
+          <w:color w:val="222222"/>
+        </w:rPr>
+        <w:t>just</w:t>
+      </w:r>
+      <w:r>
+        <w:rPr>
+          <w:color w:val="222222"/>
+        </w:rPr>
+        <w:t xml:space="preserve"> </w:t>
+      </w:r>
+      <w:r>
+        <w:rPr>
+          <w:color w:val="222222"/>
+        </w:rPr>
+        <w:t>ideas.</w:t>
+      </w:r>
+      <w:r>
+        <w:rPr>
+          <w:color w:val="222222"/>
+        </w:rPr>
+        <w:t xml:space="preserve"> </w:t>
+      </w:r>
+      <w:r>
+        <w:rPr>
+          <w:color w:val="222222"/>
+        </w:rPr>
+        <w:t>Bring</w:t>
+      </w:r>
+      <w:r>
+        <w:rPr>
+          <w:color w:val="222222"/>
+        </w:rPr>
+        <w:t xml:space="preserve"> </w:t>
+      </w:r>
+      <w:r>
+        <w:rPr>
+          <w:color w:val="222222"/>
+        </w:rPr>
+        <w:t>your</w:t>
+      </w:r>
+      <w:r>
+        <w:rPr>
+          <w:color w:val="222222"/>
+        </w:rPr>
+        <w:t xml:space="preserve"> </w:t>
+      </w:r>
+      <w:r>
+        <w:rPr>
+          <w:color w:val="222222"/>
+        </w:rPr>
+        <w:t>assignment</w:t>
+      </w:r>
+      <w:r>
+        <w:rPr>
+          <w:color w:val="222222"/>
+        </w:rPr>
+        <w:t xml:space="preserve"> </w:t>
+      </w:r>
+      <w:r>
+        <w:rPr>
+          <w:color w:val="222222"/>
+        </w:rPr>
+        <w:t>description</w:t>
+      </w:r>
+      <w:r>
+        <w:rPr>
+          <w:color w:val="222222"/>
+        </w:rPr>
+        <w:t xml:space="preserve"> </w:t>
+      </w:r>
+      <w:r>
+        <w:rPr>
+          <w:color w:val="222222"/>
+        </w:rPr>
+        <w:t>with</w:t>
+      </w:r>
+      <w:r>
+        <w:rPr>
+          <w:color w:val="222222"/>
+        </w:rPr>
+        <w:t xml:space="preserve"> </w:t>
+      </w:r>
+      <w:r>
+        <w:rPr>
+          <w:color w:val="222222"/>
+        </w:rPr>
+        <w:t>you.</w:t>
+      </w:r>
+      <w:r>
+        <w:rPr>
+          <w:color w:val="222222"/>
+        </w:rPr>
+        <w:t xml:space="preserve"> </w:t>
+      </w:r>
+      <w:r>
+        <w:rPr>
+          <w:color w:val="222222"/>
+        </w:rPr>
+        <w:t>You</w:t>
+      </w:r>
+      <w:r>
+        <w:rPr>
+          <w:color w:val="222222"/>
+        </w:rPr>
+        <w:t xml:space="preserve"> </w:t>
+      </w:r>
+      <w:r>
+        <w:rPr>
+          <w:color w:val="222222"/>
+        </w:rPr>
+        <w:t>can</w:t>
+      </w:r>
+      <w:r>
+        <w:rPr>
+          <w:color w:val="222222"/>
+        </w:rPr>
+        <w:t xml:space="preserve"> </w:t>
+      </w:r>
+      <w:r>
+        <w:rPr>
+          <w:color w:val="222222"/>
+        </w:rPr>
+        <w:t>make</w:t>
+      </w:r>
+      <w:r>
+        <w:rPr>
+          <w:color w:val="222222"/>
+        </w:rPr>
+        <w:t xml:space="preserve"> </w:t>
+      </w:r>
+      <w:r>
+        <w:rPr>
+          <w:color w:val="222222"/>
+        </w:rPr>
+        <w:t>appointments</w:t>
+      </w:r>
+      <w:r>
+        <w:rPr>
+          <w:color w:val="222222"/>
+        </w:rPr>
+        <w:t xml:space="preserve"> </w:t>
+      </w:r>
+      <w:r>
+        <w:rPr>
+          <w:color w:val="222222"/>
+        </w:rPr>
+        <w:t>online</w:t>
+      </w:r>
+      <w:r>
+        <w:rPr>
+          <w:color w:val="222222"/>
+        </w:rPr>
+        <w:t xml:space="preserve"> </w:t>
+      </w:r>
+      <w:r>
+        <w:rPr>
+          <w:color w:val="222222"/>
+        </w:rPr>
+        <w:t>by</w:t>
+      </w:r>
+      <w:r>
+        <w:rPr>
+          <w:color w:val="222222"/>
+        </w:rPr>
+        <w:t xml:space="preserve"> </w:t>
+      </w:r>
+      <w:r>
+        <w:rPr>
+          <w:color w:val="222222"/>
+        </w:rPr>
+        <w:t>setting</w:t>
+      </w:r>
+      <w:r>
+        <w:rPr>
+          <w:color w:val="222222"/>
+        </w:rPr>
+        <w:t xml:space="preserve"> </w:t>
+      </w:r>
+      <w:r>
+        <w:rPr>
+          <w:color w:val="222222"/>
+        </w:rPr>
+        <w:t>up</w:t>
+      </w:r>
+      <w:r>
+        <w:rPr>
+          <w:color w:val="222222"/>
+        </w:rPr>
+        <w:t xml:space="preserve"> </w:t>
+      </w:r>
+      <w:r>
+        <w:rPr>
+          <w:color w:val="222222"/>
+        </w:rPr>
+        <w:t>an</w:t>
+      </w:r>
+      <w:r>
+        <w:rPr>
+          <w:color w:val="222222"/>
+        </w:rPr>
+        <w:t xml:space="preserve"> </w:t>
+      </w:r>
+      <w:r>
+        <w:rPr>
+          <w:color w:val="222222"/>
+        </w:rPr>
+        <w:t>account</w:t>
+      </w:r>
+      <w:r>
+        <w:rPr>
+          <w:color w:val="222222"/>
+        </w:rPr>
+        <w:t xml:space="preserve"> </w:t>
+      </w:r>
+      <w:r>
+        <w:rPr>
+          <w:color w:val="222222"/>
+        </w:rPr>
+        <w:t>with</w:t>
+      </w:r>
+      <w:r>
+        <w:rPr>
+          <w:color w:val="222222"/>
+        </w:rPr>
+        <w:t xml:space="preserve"> </w:t>
+      </w:r>
+      <w:hyperlink r:id="rId131">
         <w:r>
           <w:rPr>
             <w:color w:val="C64600"/>
             <w:u w:val="single"/>
           </w:rPr>
-          <w:t>enter</w:t>
-        </w:r>
-      </w:hyperlink>
-      <w:r>
-        <w:rPr>
-          <w:color w:val="222222"/>
-        </w:rPr>
-        <w:t>—located</w:t>
-      </w:r>
-      <w:r>
-        <w:rPr>
-          <w:color w:val="222222"/>
-        </w:rPr>
-        <w:t xml:space="preserve"> </w:t>
-      </w:r>
-      <w:r>
-        <w:rPr>
-          <w:color w:val="222222"/>
-        </w:rPr>
-        <w:t>on</w:t>
-      </w:r>
-      <w:r>
-        <w:rPr>
-          <w:color w:val="222222"/>
-        </w:rPr>
-        <w:t xml:space="preserve"> </w:t>
-      </w:r>
-      <w:r>
-        <w:rPr>
-          <w:color w:val="222222"/>
-        </w:rPr>
-        <w:t>the</w:t>
-      </w:r>
-      <w:r>
-        <w:rPr>
-          <w:color w:val="222222"/>
-        </w:rPr>
-        <w:t xml:space="preserve"> </w:t>
-      </w:r>
-      <w:r>
-        <w:rPr>
-          <w:color w:val="222222"/>
-        </w:rPr>
-        <w:t>second</w:t>
-      </w:r>
-      <w:r>
-        <w:rPr>
-          <w:color w:val="222222"/>
-        </w:rPr>
-        <w:t xml:space="preserve"> </w:t>
-      </w:r>
-      <w:r>
-        <w:rPr>
-          <w:color w:val="222222"/>
-        </w:rPr>
-        <w:t>floor</w:t>
-      </w:r>
-      <w:r>
-        <w:rPr>
-          <w:color w:val="222222"/>
-        </w:rPr>
-        <w:t xml:space="preserve"> </w:t>
-      </w:r>
-      <w:r>
-        <w:rPr>
-          <w:color w:val="222222"/>
-        </w:rPr>
-        <w:t>of</w:t>
-      </w:r>
-      <w:r>
-        <w:rPr>
-          <w:color w:val="222222"/>
-        </w:rPr>
-        <w:t xml:space="preserve"> </w:t>
-      </w:r>
-      <w:r>
-        <w:rPr>
-          <w:color w:val="222222"/>
-        </w:rPr>
-        <w:t>Newman</w:t>
-      </w:r>
-      <w:r>
-        <w:rPr>
-          <w:color w:val="222222"/>
-        </w:rPr>
-        <w:t xml:space="preserve"> </w:t>
-      </w:r>
-      <w:r>
-        <w:rPr>
-          <w:color w:val="222222"/>
-        </w:rPr>
-        <w:t>Library—is</w:t>
-      </w:r>
-      <w:r>
-        <w:rPr>
-          <w:color w:val="222222"/>
-        </w:rPr>
-        <w:t xml:space="preserve"> </w:t>
-      </w:r>
-      <w:r>
-        <w:rPr>
-          <w:color w:val="222222"/>
-        </w:rPr>
-        <w:t>for</w:t>
-      </w:r>
-      <w:r>
-        <w:rPr>
-          <w:color w:val="222222"/>
-        </w:rPr>
-        <w:t xml:space="preserve"> </w:t>
-      </w:r>
-      <w:r>
-        <w:rPr>
-          <w:color w:val="222222"/>
-        </w:rPr>
-        <w:t>all</w:t>
-      </w:r>
-      <w:r>
-        <w:rPr>
-          <w:color w:val="222222"/>
-        </w:rPr>
-        <w:t xml:space="preserve"> </w:t>
-      </w:r>
-      <w:r>
-        <w:rPr>
-          <w:color w:val="222222"/>
-        </w:rPr>
-        <w:t>writers.</w:t>
-      </w:r>
-      <w:r>
-        <w:rPr>
-          <w:color w:val="222222"/>
-        </w:rPr>
-        <w:t xml:space="preserve"> </w:t>
-      </w:r>
-      <w:r>
-        <w:rPr>
-          <w:color w:val="222222"/>
-        </w:rPr>
-        <w:t>You</w:t>
-      </w:r>
-      <w:r>
-        <w:rPr>
-          <w:color w:val="222222"/>
-        </w:rPr>
-        <w:t xml:space="preserve"> </w:t>
-      </w:r>
-      <w:r>
-        <w:rPr>
-          <w:color w:val="222222"/>
-        </w:rPr>
-        <w:t>can</w:t>
-      </w:r>
-      <w:r>
-        <w:rPr>
-          <w:color w:val="222222"/>
-        </w:rPr>
-        <w:t xml:space="preserve"> </w:t>
-      </w:r>
-      <w:r>
-        <w:rPr>
-          <w:color w:val="222222"/>
-        </w:rPr>
-        <w:t>go</w:t>
-      </w:r>
-      <w:r>
-        <w:rPr>
-          <w:color w:val="222222"/>
-        </w:rPr>
-        <w:t xml:space="preserve"> </w:t>
-      </w:r>
-      <w:r>
-        <w:rPr>
-          <w:color w:val="222222"/>
-        </w:rPr>
-        <w:t>if</w:t>
-      </w:r>
-      <w:r>
-        <w:rPr>
-          <w:color w:val="222222"/>
-        </w:rPr>
-        <w:t xml:space="preserve"> </w:t>
-      </w:r>
-      <w:r>
-        <w:rPr>
-          <w:color w:val="222222"/>
-        </w:rPr>
-        <w:t>you</w:t>
-      </w:r>
-      <w:r>
-        <w:rPr>
-          <w:color w:val="222222"/>
-        </w:rPr>
-        <w:t xml:space="preserve"> </w:t>
-      </w:r>
-      <w:r>
-        <w:rPr>
-          <w:color w:val="222222"/>
-        </w:rPr>
-        <w:t>have</w:t>
-      </w:r>
-      <w:r>
-        <w:rPr>
-          <w:color w:val="222222"/>
-        </w:rPr>
-        <w:t xml:space="preserve"> </w:t>
-      </w:r>
-      <w:r>
-        <w:rPr>
-          <w:color w:val="222222"/>
-        </w:rPr>
-        <w:t>a</w:t>
-      </w:r>
-      <w:r>
-        <w:rPr>
-          <w:color w:val="222222"/>
-        </w:rPr>
-        <w:t xml:space="preserve"> </w:t>
-      </w:r>
-      <w:r>
-        <w:rPr>
-          <w:color w:val="222222"/>
-        </w:rPr>
-        <w:t>draft,</w:t>
-      </w:r>
-      <w:r>
-        <w:rPr>
-          <w:color w:val="222222"/>
-        </w:rPr>
-        <w:t xml:space="preserve"> </w:t>
-      </w:r>
-      <w:r>
-        <w:rPr>
-          <w:color w:val="222222"/>
-        </w:rPr>
-        <w:t>an</w:t>
-      </w:r>
-      <w:r>
-        <w:rPr>
-          <w:color w:val="222222"/>
-        </w:rPr>
-        <w:t xml:space="preserve"> </w:t>
-      </w:r>
-      <w:r>
-        <w:rPr>
-          <w:color w:val="222222"/>
-        </w:rPr>
-        <w:t>outline,</w:t>
-      </w:r>
-      <w:r>
-        <w:rPr>
-          <w:color w:val="222222"/>
-        </w:rPr>
-        <w:t xml:space="preserve"> </w:t>
-      </w:r>
-      <w:r>
-        <w:rPr>
-          <w:color w:val="222222"/>
-        </w:rPr>
-        <w:t>or</w:t>
-      </w:r>
-      <w:r>
-        <w:rPr>
-          <w:color w:val="222222"/>
-        </w:rPr>
-        <w:t xml:space="preserve"> </w:t>
-      </w:r>
-      <w:r>
-        <w:rPr>
-          <w:color w:val="222222"/>
-        </w:rPr>
-        <w:t>just</w:t>
-      </w:r>
-      <w:r>
-        <w:rPr>
-          <w:color w:val="222222"/>
-        </w:rPr>
-        <w:t xml:space="preserve"> </w:t>
-      </w:r>
-      <w:r>
-        <w:rPr>
-          <w:color w:val="222222"/>
-        </w:rPr>
-        <w:t>ideas.</w:t>
-      </w:r>
-      <w:r>
-        <w:rPr>
-          <w:color w:val="222222"/>
-        </w:rPr>
-        <w:t xml:space="preserve"> </w:t>
-      </w:r>
-      <w:r>
-        <w:rPr>
-          <w:color w:val="222222"/>
-        </w:rPr>
-        <w:t>Bring</w:t>
-      </w:r>
-      <w:r>
-        <w:rPr>
-          <w:color w:val="222222"/>
-        </w:rPr>
-        <w:t xml:space="preserve"> </w:t>
-      </w:r>
-      <w:r>
-        <w:rPr>
-          <w:color w:val="222222"/>
-        </w:rPr>
-        <w:t>your</w:t>
-      </w:r>
-      <w:r>
-        <w:rPr>
-          <w:color w:val="222222"/>
-        </w:rPr>
-        <w:t xml:space="preserve"> </w:t>
-      </w:r>
-      <w:r>
-        <w:rPr>
-          <w:color w:val="222222"/>
-        </w:rPr>
-        <w:t>assignment</w:t>
-      </w:r>
-      <w:r>
-        <w:rPr>
-          <w:color w:val="222222"/>
-        </w:rPr>
-        <w:t xml:space="preserve"> </w:t>
-      </w:r>
-      <w:r>
-        <w:rPr>
-          <w:color w:val="222222"/>
-        </w:rPr>
-        <w:t>description</w:t>
-      </w:r>
-      <w:r>
-        <w:rPr>
-          <w:color w:val="222222"/>
-        </w:rPr>
-        <w:t xml:space="preserve"> </w:t>
-      </w:r>
-      <w:r>
-        <w:rPr>
-          <w:color w:val="222222"/>
-        </w:rPr>
-        <w:t>with</w:t>
-      </w:r>
-      <w:r>
-        <w:rPr>
-          <w:color w:val="222222"/>
-        </w:rPr>
-        <w:t xml:space="preserve"> </w:t>
-      </w:r>
-      <w:r>
-        <w:rPr>
-          <w:color w:val="222222"/>
-        </w:rPr>
-        <w:t>you.</w:t>
-      </w:r>
-      <w:r>
-        <w:rPr>
-          <w:color w:val="222222"/>
-        </w:rPr>
-        <w:t xml:space="preserve"> </w:t>
-      </w:r>
-      <w:r>
-        <w:rPr>
-          <w:color w:val="222222"/>
-        </w:rPr>
-        <w:t>You</w:t>
-      </w:r>
-      <w:r>
-        <w:rPr>
-          <w:color w:val="222222"/>
-        </w:rPr>
-        <w:t xml:space="preserve"> </w:t>
-      </w:r>
-      <w:r>
-        <w:rPr>
-          <w:color w:val="222222"/>
-        </w:rPr>
-        <w:t>can</w:t>
-      </w:r>
-      <w:r>
-        <w:rPr>
-          <w:color w:val="222222"/>
-        </w:rPr>
-        <w:t xml:space="preserve"> </w:t>
-      </w:r>
-      <w:r>
-        <w:rPr>
-          <w:color w:val="222222"/>
-        </w:rPr>
-        <w:t>make</w:t>
-      </w:r>
-      <w:r>
-        <w:rPr>
-          <w:color w:val="222222"/>
-        </w:rPr>
-        <w:t xml:space="preserve"> </w:t>
-      </w:r>
-      <w:r>
-        <w:rPr>
-          <w:color w:val="222222"/>
-        </w:rPr>
-        <w:t>appointments</w:t>
-      </w:r>
-      <w:r>
-        <w:rPr>
-          <w:color w:val="222222"/>
-        </w:rPr>
-        <w:t xml:space="preserve"> </w:t>
-      </w:r>
-      <w:r>
-        <w:rPr>
-          <w:color w:val="222222"/>
-        </w:rPr>
-        <w:t>online</w:t>
-      </w:r>
-      <w:r>
-        <w:rPr>
-          <w:color w:val="222222"/>
-        </w:rPr>
-        <w:t xml:space="preserve"> </w:t>
-      </w:r>
-      <w:r>
-        <w:rPr>
-          <w:color w:val="222222"/>
-        </w:rPr>
-        <w:t>by</w:t>
-      </w:r>
-      <w:r>
-        <w:rPr>
-          <w:color w:val="222222"/>
-        </w:rPr>
-        <w:t xml:space="preserve"> </w:t>
-      </w:r>
-      <w:r>
-        <w:rPr>
-          <w:color w:val="222222"/>
-        </w:rPr>
-        <w:t>setting</w:t>
-      </w:r>
-      <w:r>
-        <w:rPr>
-          <w:color w:val="222222"/>
-        </w:rPr>
-        <w:t xml:space="preserve"> </w:t>
-      </w:r>
-      <w:r>
-        <w:rPr>
-          <w:color w:val="222222"/>
-        </w:rPr>
-        <w:t>up</w:t>
-      </w:r>
-      <w:r>
-        <w:rPr>
-          <w:color w:val="222222"/>
-        </w:rPr>
-        <w:t xml:space="preserve"> </w:t>
-      </w:r>
-      <w:r>
-        <w:rPr>
-          <w:color w:val="222222"/>
-        </w:rPr>
-        <w:t>an</w:t>
-      </w:r>
-      <w:r>
-        <w:rPr>
-          <w:color w:val="222222"/>
-        </w:rPr>
-        <w:t xml:space="preserve"> </w:t>
-      </w:r>
-      <w:r>
-        <w:rPr>
-          <w:color w:val="222222"/>
-        </w:rPr>
-        <w:t>account</w:t>
-      </w:r>
-      <w:r>
-        <w:rPr>
-          <w:color w:val="222222"/>
-        </w:rPr>
-        <w:t xml:space="preserve"> </w:t>
-      </w:r>
-      <w:r>
-        <w:rPr>
-          <w:color w:val="222222"/>
-        </w:rPr>
-        <w:t>with</w:t>
-      </w:r>
-      <w:r>
-        <w:rPr>
-          <w:color w:val="222222"/>
-        </w:rPr>
-        <w:t xml:space="preserve"> </w:t>
-      </w:r>
-      <w:hyperlink r:id="rId130">
-        <w:r>
-          <w:rPr>
-            <w:color w:val="C64600"/>
-            <w:u w:val="single"/>
-          </w:rPr>
-          <w:t>WC</w:t>
-        </w:r>
-        <w:r>
-          <w:rPr>
-            <w:color w:val="C64600"/>
-            <w:u w:val="single"/>
-          </w:rPr>
-          <w:t>O</w:t>
-        </w:r>
-        <w:r>
-          <w:rPr>
-            <w:color w:val="C64600"/>
-            <w:u w:val="single"/>
-          </w:rPr>
-          <w:t>nline</w:t>
+          <w:t>WCOnline</w:t>
         </w:r>
       </w:hyperlink>
       <w:r>
@@ -35245,10 +34441,10 @@
                     <pic:cNvPicPr/>
                   </pic:nvPicPr>
                   <pic:blipFill>
-                    <a:blip r:embed="rId131">
+                    <a:blip r:embed="rId132">
                       <a:extLst>
                         <a:ext uri="{96DAC541-7B7A-43D3-8B79-37D633B846F1}">
-                          <asvg:svgBlip xmlns:asvg="http://schemas.microsoft.com/office/drawing/2016/SVG/main" r:embed="rId132"/>
+                          <asvg:svgBlip xmlns:asvg="http://schemas.microsoft.com/office/drawing/2016/SVG/main" r:embed="rId133"/>
                         </a:ext>
                       </a:extLst>
                     </a:blip>
@@ -35764,10 +34960,10 @@
                     <pic:cNvPicPr/>
                   </pic:nvPicPr>
                   <pic:blipFill>
-                    <a:blip r:embed="rId133">
+                    <a:blip r:embed="rId134">
                       <a:extLst>
                         <a:ext uri="{96DAC541-7B7A-43D3-8B79-37D633B846F1}">
-                          <asvg:svgBlip xmlns:asvg="http://schemas.microsoft.com/office/drawing/2016/SVG/main" r:embed="rId134"/>
+                          <asvg:svgBlip xmlns:asvg="http://schemas.microsoft.com/office/drawing/2016/SVG/main" r:embed="rId135"/>
                         </a:ext>
                       </a:extLst>
                     </a:blip>
@@ -35894,7 +35090,7 @@
         </w:rPr>
         <w:t xml:space="preserve"> </w:t>
       </w:r>
-      <w:hyperlink r:id="rId135">
+      <w:hyperlink r:id="rId136">
         <w:r>
           <w:rPr>
             <w:color w:val="C64600"/>
@@ -35928,21 +35124,7 @@
             <w:color w:val="C64600"/>
             <w:u w:val="single"/>
           </w:rPr>
-          <w:t>Princ</w:t>
-        </w:r>
-        <w:r>
-          <w:rPr>
-            <w:color w:val="C64600"/>
-            <w:u w:val="single"/>
-          </w:rPr>
-          <w:t>i</w:t>
-        </w:r>
-        <w:r>
-          <w:rPr>
-            <w:color w:val="C64600"/>
-            <w:u w:val="single"/>
-          </w:rPr>
-          <w:t>ples</w:t>
+          <w:t>Principles</w:t>
         </w:r>
         <w:r>
           <w:rPr>
@@ -37925,10 +37107,10 @@
                     <pic:cNvPicPr/>
                   </pic:nvPicPr>
                   <pic:blipFill>
-                    <a:blip r:embed="rId136">
+                    <a:blip r:embed="rId137">
                       <a:extLst>
                         <a:ext uri="{96DAC541-7B7A-43D3-8B79-37D633B846F1}">
-                          <asvg:svgBlip xmlns:asvg="http://schemas.microsoft.com/office/drawing/2016/SVG/main" r:embed="rId137"/>
+                          <asvg:svgBlip xmlns:asvg="http://schemas.microsoft.com/office/drawing/2016/SVG/main" r:embed="rId138"/>
                         </a:ext>
                       </a:extLst>
                     </a:blip>
@@ -38026,24 +37208,12 @@
       <w:r>
         <w:t xml:space="preserve">: Canvas’s </w:t>
       </w:r>
-      <w:hyperlink r:id="rId138" w:history="1">
+      <w:hyperlink r:id="rId139" w:history="1">
         <w:r>
           <w:rPr>
             <w:rStyle w:val="Hyperlink"/>
           </w:rPr>
-          <w:t>priva</w:t>
-        </w:r>
-        <w:r>
-          <w:rPr>
-            <w:rStyle w:val="Hyperlink"/>
-          </w:rPr>
-          <w:t>c</w:t>
-        </w:r>
-        <w:r>
-          <w:rPr>
-            <w:rStyle w:val="Hyperlink"/>
-          </w:rPr>
-          <w:t>y policy</w:t>
+          <w:t>privacy policy</w:t>
         </w:r>
       </w:hyperlink>
       <w:r>
@@ -38074,24 +37244,12 @@
       <w:r>
         <w:t xml:space="preserve"> 18 and above, and it may benefit you to know your FERPA rights so that you can best protect your own educational records. Please visit the </w:t>
       </w:r>
-      <w:hyperlink r:id="rId139" w:history="1">
+      <w:hyperlink r:id="rId140" w:history="1">
         <w:r>
           <w:rPr>
             <w:rStyle w:val="Hyperlink"/>
           </w:rPr>
-          <w:t>Office of the</w:t>
-        </w:r>
-        <w:r>
-          <w:rPr>
-            <w:rStyle w:val="Hyperlink"/>
-          </w:rPr>
-          <w:t xml:space="preserve"> </w:t>
-        </w:r>
-        <w:r>
-          <w:rPr>
-            <w:rStyle w:val="Hyperlink"/>
-          </w:rPr>
-          <w:t>University Registrar's Student Privacy (FERPA) Page</w:t>
+          <w:t>Office of the University Registrar's Student Privacy (FERPA) Page</w:t>
         </w:r>
       </w:hyperlink>
       <w:r>
@@ -38116,24 +37274,12 @@
       <w:r>
         <w:t xml:space="preserve">: Information about Google’s privacy policies can be found on the </w:t>
       </w:r>
-      <w:hyperlink r:id="rId140" w:history="1">
+      <w:hyperlink r:id="rId141" w:history="1">
         <w:r>
           <w:rPr>
             <w:rStyle w:val="Hyperlink"/>
           </w:rPr>
-          <w:t>Privacy Policy</w:t>
-        </w:r>
-        <w:r>
-          <w:rPr>
-            <w:rStyle w:val="Hyperlink"/>
-          </w:rPr>
-          <w:t xml:space="preserve"> </w:t>
-        </w:r>
-        <w:r>
-          <w:rPr>
-            <w:rStyle w:val="Hyperlink"/>
-          </w:rPr>
-          <w:t>page</w:t>
+          <w:t>Privacy Policy page</w:t>
         </w:r>
       </w:hyperlink>
       <w:r>
@@ -38158,24 +37304,12 @@
       <w:r>
         <w:t xml:space="preserve">: </w:t>
       </w:r>
-      <w:hyperlink r:id="rId141" w:history="1">
+      <w:hyperlink r:id="rId142" w:history="1">
         <w:r>
           <w:rPr>
             <w:rStyle w:val="Hyperlink"/>
           </w:rPr>
-          <w:t>Privacy a</w:t>
-        </w:r>
-        <w:r>
-          <w:rPr>
-            <w:rStyle w:val="Hyperlink"/>
-          </w:rPr>
-          <w:t>t</w:t>
-        </w:r>
-        <w:r>
-          <w:rPr>
-            <w:rStyle w:val="Hyperlink"/>
-          </w:rPr>
-          <w:t xml:space="preserve"> Microsoft</w:t>
+          <w:t>Privacy at Microsoft</w:t>
         </w:r>
       </w:hyperlink>
       <w:r>
@@ -38197,56 +37331,28 @@
         </w:rPr>
         <w:t xml:space="preserve">Title IX &amp; VAWA: </w:t>
       </w:r>
-      <w:hyperlink r:id="rId142">
+      <w:hyperlink r:id="rId143">
         <w:r>
           <w:rPr>
             <w:color w:val="C64600"/>
             <w:u w:val="single"/>
           </w:rPr>
-          <w:t>SAFE at VT and</w:t>
-        </w:r>
+          <w:t>SAFE at VT and Title IX at Virginia Tech</w:t>
+        </w:r>
+      </w:hyperlink>
+      <w:r>
+        <w:rPr>
+          <w:color w:val="222222"/>
+        </w:rPr>
+        <w:t xml:space="preserve">. Note that I am a mandatory reporter and cannot guarantee confidentiality when you talk to me. I am required to report any prohibited conduct. Consult the </w:t>
+      </w:r>
+      <w:hyperlink r:id="rId144">
         <w:r>
           <w:rPr>
             <w:color w:val="C64600"/>
             <w:u w:val="single"/>
           </w:rPr>
-          <w:t xml:space="preserve"> </w:t>
-        </w:r>
-        <w:r>
-          <w:rPr>
-            <w:color w:val="C64600"/>
-            <w:u w:val="single"/>
-          </w:rPr>
-          <w:t>Title IX at Virginia Tech</w:t>
-        </w:r>
-      </w:hyperlink>
-      <w:r>
-        <w:rPr>
-          <w:color w:val="222222"/>
-        </w:rPr>
-        <w:t xml:space="preserve">. Note that I am a mandatory reporter and cannot guarantee confidentiality when you talk to me. I am required to report any prohibited conduct. Consult the </w:t>
-      </w:r>
-      <w:hyperlink r:id="rId143">
-        <w:r>
-          <w:rPr>
-            <w:color w:val="C64600"/>
-            <w:u w:val="single"/>
-          </w:rPr>
-          <w:t xml:space="preserve">Safe </w:t>
-        </w:r>
-        <w:r>
-          <w:rPr>
-            <w:color w:val="C64600"/>
-            <w:u w:val="single"/>
-          </w:rPr>
-          <w:t>a</w:t>
-        </w:r>
-        <w:r>
-          <w:rPr>
-            <w:color w:val="C64600"/>
-            <w:u w:val="single"/>
-          </w:rPr>
-          <w:t>t VT page</w:t>
+          <w:t>Safe at VT page</w:t>
         </w:r>
       </w:hyperlink>
       <w:r>
@@ -38275,24 +37381,12 @@
       <w:r>
         <w:t xml:space="preserve">: The page </w:t>
       </w:r>
-      <w:hyperlink r:id="rId144" w:history="1">
+      <w:hyperlink r:id="rId145" w:history="1">
         <w:r>
           <w:rPr>
             <w:rStyle w:val="Hyperlink"/>
           </w:rPr>
-          <w:t>How Does YouTube M</w:t>
-        </w:r>
-        <w:r>
-          <w:rPr>
-            <w:rStyle w:val="Hyperlink"/>
-          </w:rPr>
-          <w:t>a</w:t>
-        </w:r>
-        <w:r>
-          <w:rPr>
-            <w:rStyle w:val="Hyperlink"/>
-          </w:rPr>
-          <w:t>intain User Privacy?</w:t>
+          <w:t>How Does YouTube Maintain User Privacy?</w:t>
         </w:r>
       </w:hyperlink>
       <w:r>
@@ -38317,24 +37411,12 @@
       <w:r>
         <w:t xml:space="preserve">: Read the </w:t>
       </w:r>
-      <w:hyperlink r:id="rId145" w:history="1">
+      <w:hyperlink r:id="rId146" w:history="1">
         <w:r>
           <w:rPr>
             <w:rStyle w:val="Hyperlink"/>
           </w:rPr>
-          <w:t>Zoom Privac</w:t>
-        </w:r>
-        <w:r>
-          <w:rPr>
-            <w:rStyle w:val="Hyperlink"/>
-          </w:rPr>
-          <w:t>y</w:t>
-        </w:r>
-        <w:r>
-          <w:rPr>
-            <w:rStyle w:val="Hyperlink"/>
-          </w:rPr>
-          <w:t xml:space="preserve"> Statement</w:t>
+          <w:t>Zoom Privacy Statement</w:t>
         </w:r>
       </w:hyperlink>
       <w:r>
@@ -38379,10 +37461,10 @@
                     <pic:cNvPicPr/>
                   </pic:nvPicPr>
                   <pic:blipFill>
-                    <a:blip r:embed="rId146">
+                    <a:blip r:embed="rId147">
                       <a:extLst>
                         <a:ext uri="{96DAC541-7B7A-43D3-8B79-37D633B846F1}">
-                          <asvg:svgBlip xmlns:asvg="http://schemas.microsoft.com/office/drawing/2016/SVG/main" r:embed="rId147"/>
+                          <asvg:svgBlip xmlns:asvg="http://schemas.microsoft.com/office/drawing/2016/SVG/main" r:embed="rId148"/>
                         </a:ext>
                       </a:extLst>
                     </a:blip>
@@ -39306,10 +38388,10 @@
                     <pic:cNvPicPr/>
                   </pic:nvPicPr>
                   <pic:blipFill>
-                    <a:blip r:embed="rId148">
+                    <a:blip r:embed="rId149">
                       <a:extLst>
                         <a:ext uri="{96DAC541-7B7A-43D3-8B79-37D633B846F1}">
-                          <asvg:svgBlip xmlns:asvg="http://schemas.microsoft.com/office/drawing/2016/SVG/main" r:embed="rId149"/>
+                          <asvg:svgBlip xmlns:asvg="http://schemas.microsoft.com/office/drawing/2016/SVG/main" r:embed="rId150"/>
                         </a:ext>
                       </a:extLst>
                     </a:blip>
@@ -40245,7 +39327,7 @@
         </w:rPr>
         <w:t xml:space="preserve"> </w:t>
       </w:r>
-      <w:hyperlink r:id="rId150">
+      <w:hyperlink r:id="rId151">
         <w:r>
           <w:rPr>
             <w:color w:val="C64600"/>
@@ -40265,14 +39347,7 @@
             <w:color w:val="C64600"/>
             <w:u w:val="single"/>
           </w:rPr>
-          <w:t>T</w:t>
-        </w:r>
-        <w:r>
-          <w:rPr>
-            <w:color w:val="C64600"/>
-            <w:u w:val="single"/>
-          </w:rPr>
-          <w:t>ech</w:t>
+          <w:t>Tech</w:t>
         </w:r>
         <w:r>
           <w:rPr>
@@ -40349,10 +39424,10 @@
                     <pic:cNvPicPr/>
                   </pic:nvPicPr>
                   <pic:blipFill>
-                    <a:blip r:embed="rId151">
+                    <a:blip r:embed="rId152">
                       <a:extLst>
                         <a:ext uri="{96DAC541-7B7A-43D3-8B79-37D633B846F1}">
-                          <asvg:svgBlip xmlns:asvg="http://schemas.microsoft.com/office/drawing/2016/SVG/main" r:embed="rId152"/>
+                          <asvg:svgBlip xmlns:asvg="http://schemas.microsoft.com/office/drawing/2016/SVG/main" r:embed="rId153"/>
                         </a:ext>
                       </a:extLst>
                     </a:blip>
@@ -40850,7 +39925,7 @@
         </w:rPr>
         <w:t xml:space="preserve"> </w:t>
       </w:r>
-      <w:hyperlink r:id="rId153">
+      <w:hyperlink r:id="rId154">
         <w:r>
           <w:rPr>
             <w:color w:val="C64600"/>
@@ -40870,14 +39945,7 @@
             <w:color w:val="C64600"/>
             <w:u w:val="single"/>
           </w:rPr>
-          <w:t>S</w:t>
-        </w:r>
-        <w:r>
-          <w:rPr>
-            <w:color w:val="C64600"/>
-            <w:u w:val="single"/>
-          </w:rPr>
-          <w:t>upport</w:t>
+          <w:t>Support</w:t>
         </w:r>
         <w:r>
           <w:rPr>
@@ -42962,10 +42030,10 @@
                     <pic:cNvPicPr/>
                   </pic:nvPicPr>
                   <pic:blipFill>
-                    <a:blip r:embed="rId154">
+                    <a:blip r:embed="rId155">
                       <a:extLst>
                         <a:ext uri="{96DAC541-7B7A-43D3-8B79-37D633B846F1}">
-                          <asvg:svgBlip xmlns:asvg="http://schemas.microsoft.com/office/drawing/2016/SVG/main" r:embed="rId155"/>
+                          <asvg:svgBlip xmlns:asvg="http://schemas.microsoft.com/office/drawing/2016/SVG/main" r:embed="rId156"/>
                         </a:ext>
                       </a:extLst>
                     </a:blip>
@@ -43872,9 +42940,9 @@
       </w:r>
     </w:p>
     <w:sectPr>
-      <w:headerReference w:type="default" r:id="rId156"/>
-      <w:footerReference w:type="default" r:id="rId157"/>
-      <w:headerReference w:type="first" r:id="rId158"/>
+      <w:headerReference w:type="default" r:id="rId157"/>
+      <w:footerReference w:type="default" r:id="rId158"/>
+      <w:headerReference w:type="first" r:id="rId159"/>
       <w:pgSz w:w="12240" w:h="15840"/>
       <w:pgMar w:top="1440" w:right="1440" w:bottom="1440" w:left="1440" w:header="720" w:footer="720" w:gutter="0"/>
       <w:pgNumType w:start="1"/>
@@ -43886,7 +42954,7 @@
 </file>
 
 <file path=word/endnotes.xml><?xml version="1.0" encoding="utf-8"?>
-<w:endnotes xmlns:wpc="http://schemas.microsoft.com/office/word/2010/wordprocessingCanvas" xmlns:cx="http://schemas.microsoft.com/office/drawing/2014/chartex" xmlns:cx1="http://schemas.microsoft.com/office/drawing/2015/9/8/chartex" xmlns:cx2="http://schemas.microsoft.com/office/drawing/2015/10/21/chartex" xmlns:cx3="http://schemas.microsoft.com/office/drawing/2016/5/9/chartex" xmlns:cx4="http://schemas.microsoft.com/office/drawing/2016/5/10/chartex" xmlns:cx5="http://schemas.microsoft.com/office/drawing/2016/5/11/chartex" xmlns:cx6="http://schemas.microsoft.com/office/drawing/2016/5/12/chartex" xmlns:cx7="http://schemas.microsoft.com/office/drawing/2016/5/13/chartex" xmlns:cx8="http://schemas.microsoft.com/office/drawing/2016/5/14/chartex" xmlns:mc="http://schemas.openxmlformats.org/markup-compatibility/2006" xmlns:aink="http://schemas.microsoft.com/office/drawing/2016/ink" xmlns:am3d="http://schemas.microsoft.com/office/drawing/2017/model3d" xmlns:o="urn:schemas-microsoft-com:office:office" xmlns:oel="http://schemas.microsoft.com/office/2019/extlst" xmlns:r="http://schemas.openxmlformats.org/officeDocument/2006/relationships" xmlns:m="http://schemas.openxmlformats.org/officeDocument/2006/math" xmlns:v="urn:schemas-microsoft-com:vml" xmlns:wp14="http://schemas.microsoft.com/office/word/2010/wordprocessingDrawing" xmlns:wp="http://schemas.openxmlformats.org/drawingml/2006/wordprocessingDrawing" xmlns:w10="urn:schemas-microsoft-com:office:word" xmlns:w="http://schemas.openxmlformats.org/wordprocessingml/2006/main" xmlns:w14="http://schemas.microsoft.com/office/word/2010/wordml" xmlns:w15="http://schemas.microsoft.com/office/word/2012/wordml" xmlns:w16cei="http://schemas.microsoft.com/office/word/2026/wordml/cei" xmlns:w16cex="http://schemas.microsoft.com/office/word/2018/wordml/cex" xmlns:w16cid="http://schemas.microsoft.com/office/word/2016/wordml/cid" xmlns:w16="http://schemas.microsoft.com/office/word/2018/wordml" xmlns:w16du="http://schemas.microsoft.com/office/word/2023/wordml/word16du" xmlns:w16sdtdh="http://schemas.microsoft.com/office/word/2020/wordml/sdtdatahash" xmlns:w16sdtfl="http://schemas.microsoft.com/office/word/2024/wordml/sdtformatlock" xmlns:w16se="http://schemas.microsoft.com/office/word/2015/wordml/symex" xmlns:wpg="http://schemas.microsoft.com/office/word/2010/wordprocessingGroup" xmlns:wpi="http://schemas.microsoft.com/office/word/2010/wordprocessingInk" xmlns:wne="http://schemas.microsoft.com/office/word/2006/wordml" xmlns:wps="http://schemas.microsoft.com/office/word/2010/wordprocessingShape" mc:Ignorable="w14 w15 w16se w16cid w16 w16cex w16sdtdh w16sdtfl w16du wp14">
+<w:endnotes xmlns:wpc="http://schemas.microsoft.com/office/word/2010/wordprocessingCanvas" xmlns:cx="http://schemas.microsoft.com/office/drawing/2014/chartex" xmlns:cx1="http://schemas.microsoft.com/office/drawing/2015/9/8/chartex" xmlns:cx2="http://schemas.microsoft.com/office/drawing/2015/10/21/chartex" xmlns:cx3="http://schemas.microsoft.com/office/drawing/2016/5/9/chartex" xmlns:cx4="http://schemas.microsoft.com/office/drawing/2016/5/10/chartex" xmlns:cx5="http://schemas.microsoft.com/office/drawing/2016/5/11/chartex" xmlns:cx6="http://schemas.microsoft.com/office/drawing/2016/5/12/chartex" xmlns:cx7="http://schemas.microsoft.com/office/drawing/2016/5/13/chartex" xmlns:cx8="http://schemas.microsoft.com/office/drawing/2016/5/14/chartex" xmlns:mc="http://schemas.openxmlformats.org/markup-compatibility/2006" xmlns:aink="http://schemas.microsoft.com/office/drawing/2016/ink" xmlns:am3d="http://schemas.microsoft.com/office/drawing/2017/model3d" xmlns:o="urn:schemas-microsoft-com:office:office" xmlns:oel="http://schemas.microsoft.com/office/2019/extlst" xmlns:r="http://schemas.openxmlformats.org/officeDocument/2006/relationships" xmlns:m="http://schemas.openxmlformats.org/officeDocument/2006/math" xmlns:v="urn:schemas-microsoft-com:vml" xmlns:wp14="http://schemas.microsoft.com/office/word/2010/wordprocessingDrawing" xmlns:wp="http://schemas.openxmlformats.org/drawingml/2006/wordprocessingDrawing" xmlns:w10="urn:schemas-microsoft-com:office:word" xmlns:w="http://schemas.openxmlformats.org/wordprocessingml/2006/main" xmlns:w14="http://schemas.microsoft.com/office/word/2010/wordml" xmlns:w15="http://schemas.microsoft.com/office/word/2012/wordml" xmlns:w16cex="http://schemas.microsoft.com/office/word/2018/wordml/cex" xmlns:w16cid="http://schemas.microsoft.com/office/word/2016/wordml/cid" xmlns:w16="http://schemas.microsoft.com/office/word/2018/wordml" xmlns:w16du="http://schemas.microsoft.com/office/word/2023/wordml/word16du" xmlns:w16sdtdh="http://schemas.microsoft.com/office/word/2020/wordml/sdtdatahash" xmlns:w16sdtfl="http://schemas.microsoft.com/office/word/2024/wordml/sdtformatlock" xmlns:w16se="http://schemas.microsoft.com/office/word/2015/wordml/symex" xmlns:wpg="http://schemas.microsoft.com/office/word/2010/wordprocessingGroup" xmlns:wpi="http://schemas.microsoft.com/office/word/2010/wordprocessingInk" xmlns:wne="http://schemas.microsoft.com/office/word/2006/wordml" xmlns:wps="http://schemas.microsoft.com/office/word/2010/wordprocessingShape" mc:Ignorable="w14 w15 w16se w16cid w16 w16cex w16sdtdh w16sdtfl w16du wp14">
   <w:endnote w:type="separator" w:id="-1">
     <w:p>
       <w:pPr>
@@ -43911,7 +42979,7 @@
 </file>
 
 <file path=word/footer1.xml><?xml version="1.0" encoding="utf-8"?>
-<w:ftr xmlns:wpc="http://schemas.microsoft.com/office/word/2010/wordprocessingCanvas" xmlns:cx="http://schemas.microsoft.com/office/drawing/2014/chartex" xmlns:cx1="http://schemas.microsoft.com/office/drawing/2015/9/8/chartex" xmlns:cx2="http://schemas.microsoft.com/office/drawing/2015/10/21/chartex" xmlns:cx3="http://schemas.microsoft.com/office/drawing/2016/5/9/chartex" xmlns:cx4="http://schemas.microsoft.com/office/drawing/2016/5/10/chartex" xmlns:cx5="http://schemas.microsoft.com/office/drawing/2016/5/11/chartex" xmlns:cx6="http://schemas.microsoft.com/office/drawing/2016/5/12/chartex" xmlns:cx7="http://schemas.microsoft.com/office/drawing/2016/5/13/chartex" xmlns:cx8="http://schemas.microsoft.com/office/drawing/2016/5/14/chartex" xmlns:mc="http://schemas.openxmlformats.org/markup-compatibility/2006" xmlns:aink="http://schemas.microsoft.com/office/drawing/2016/ink" xmlns:am3d="http://schemas.microsoft.com/office/drawing/2017/model3d" xmlns:o="urn:schemas-microsoft-com:office:office" xmlns:oel="http://schemas.microsoft.com/office/2019/extlst" xmlns:r="http://schemas.openxmlformats.org/officeDocument/2006/relationships" xmlns:m="http://schemas.openxmlformats.org/officeDocument/2006/math" xmlns:v="urn:schemas-microsoft-com:vml" xmlns:wp14="http://schemas.microsoft.com/office/word/2010/wordprocessingDrawing" xmlns:wp="http://schemas.openxmlformats.org/drawingml/2006/wordprocessingDrawing" xmlns:w10="urn:schemas-microsoft-com:office:word" xmlns:w="http://schemas.openxmlformats.org/wordprocessingml/2006/main" xmlns:w14="http://schemas.microsoft.com/office/word/2010/wordml" xmlns:w15="http://schemas.microsoft.com/office/word/2012/wordml" xmlns:w16cei="http://schemas.microsoft.com/office/word/2026/wordml/cei" xmlns:w16cex="http://schemas.microsoft.com/office/word/2018/wordml/cex" xmlns:w16cid="http://schemas.microsoft.com/office/word/2016/wordml/cid" xmlns:w16="http://schemas.microsoft.com/office/word/2018/wordml" xmlns:w16du="http://schemas.microsoft.com/office/word/2023/wordml/word16du" xmlns:w16sdtdh="http://schemas.microsoft.com/office/word/2020/wordml/sdtdatahash" xmlns:w16sdtfl="http://schemas.microsoft.com/office/word/2024/wordml/sdtformatlock" xmlns:w16se="http://schemas.microsoft.com/office/word/2015/wordml/symex" xmlns:wpg="http://schemas.microsoft.com/office/word/2010/wordprocessingGroup" xmlns:wpi="http://schemas.microsoft.com/office/word/2010/wordprocessingInk" xmlns:wne="http://schemas.microsoft.com/office/word/2006/wordml" xmlns:wps="http://schemas.microsoft.com/office/word/2010/wordprocessingShape" mc:Ignorable="w14 w15 w16se w16cid w16 w16cex w16sdtdh w16sdtfl w16du wp14">
+<w:ftr xmlns:wpc="http://schemas.microsoft.com/office/word/2010/wordprocessingCanvas" xmlns:cx="http://schemas.microsoft.com/office/drawing/2014/chartex" xmlns:cx1="http://schemas.microsoft.com/office/drawing/2015/9/8/chartex" xmlns:cx2="http://schemas.microsoft.com/office/drawing/2015/10/21/chartex" xmlns:cx3="http://schemas.microsoft.com/office/drawing/2016/5/9/chartex" xmlns:cx4="http://schemas.microsoft.com/office/drawing/2016/5/10/chartex" xmlns:cx5="http://schemas.microsoft.com/office/drawing/2016/5/11/chartex" xmlns:cx6="http://schemas.microsoft.com/office/drawing/2016/5/12/chartex" xmlns:cx7="http://schemas.microsoft.com/office/drawing/2016/5/13/chartex" xmlns:cx8="http://schemas.microsoft.com/office/drawing/2016/5/14/chartex" xmlns:mc="http://schemas.openxmlformats.org/markup-compatibility/2006" xmlns:aink="http://schemas.microsoft.com/office/drawing/2016/ink" xmlns:am3d="http://schemas.microsoft.com/office/drawing/2017/model3d" xmlns:o="urn:schemas-microsoft-com:office:office" xmlns:oel="http://schemas.microsoft.com/office/2019/extlst" xmlns:r="http://schemas.openxmlformats.org/officeDocument/2006/relationships" xmlns:m="http://schemas.openxmlformats.org/officeDocument/2006/math" xmlns:v="urn:schemas-microsoft-com:vml" xmlns:wp14="http://schemas.microsoft.com/office/word/2010/wordprocessingDrawing" xmlns:wp="http://schemas.openxmlformats.org/drawingml/2006/wordprocessingDrawing" xmlns:w10="urn:schemas-microsoft-com:office:word" xmlns:w="http://schemas.openxmlformats.org/wordprocessingml/2006/main" xmlns:w14="http://schemas.microsoft.com/office/word/2010/wordml" xmlns:w15="http://schemas.microsoft.com/office/word/2012/wordml" xmlns:w16cex="http://schemas.microsoft.com/office/word/2018/wordml/cex" xmlns:w16cid="http://schemas.microsoft.com/office/word/2016/wordml/cid" xmlns:w16="http://schemas.microsoft.com/office/word/2018/wordml" xmlns:w16du="http://schemas.microsoft.com/office/word/2023/wordml/word16du" xmlns:w16sdtdh="http://schemas.microsoft.com/office/word/2020/wordml/sdtdatahash" xmlns:w16sdtfl="http://schemas.microsoft.com/office/word/2024/wordml/sdtformatlock" xmlns:w16se="http://schemas.microsoft.com/office/word/2015/wordml/symex" xmlns:wpg="http://schemas.microsoft.com/office/word/2010/wordprocessingGroup" xmlns:wpi="http://schemas.microsoft.com/office/word/2010/wordprocessingInk" xmlns:wne="http://schemas.microsoft.com/office/word/2006/wordml" xmlns:wps="http://schemas.microsoft.com/office/word/2010/wordprocessingShape" mc:Ignorable="w14 w15 w16se w16cid w16 w16cex w16sdtdh w16sdtfl w16du wp14">
   <w:p>
     <w:r>
       <w:pict w14:anchorId="5E3A762E">
@@ -44683,7 +43751,7 @@
 </file>
 
 <file path=word/footnotes.xml><?xml version="1.0" encoding="utf-8"?>
-<w:footnotes xmlns:wpc="http://schemas.microsoft.com/office/word/2010/wordprocessingCanvas" xmlns:cx="http://schemas.microsoft.com/office/drawing/2014/chartex" xmlns:cx1="http://schemas.microsoft.com/office/drawing/2015/9/8/chartex" xmlns:cx2="http://schemas.microsoft.com/office/drawing/2015/10/21/chartex" xmlns:cx3="http://schemas.microsoft.com/office/drawing/2016/5/9/chartex" xmlns:cx4="http://schemas.microsoft.com/office/drawing/2016/5/10/chartex" xmlns:cx5="http://schemas.microsoft.com/office/drawing/2016/5/11/chartex" xmlns:cx6="http://schemas.microsoft.com/office/drawing/2016/5/12/chartex" xmlns:cx7="http://schemas.microsoft.com/office/drawing/2016/5/13/chartex" xmlns:cx8="http://schemas.microsoft.com/office/drawing/2016/5/14/chartex" xmlns:mc="http://schemas.openxmlformats.org/markup-compatibility/2006" xmlns:aink="http://schemas.microsoft.com/office/drawing/2016/ink" xmlns:am3d="http://schemas.microsoft.com/office/drawing/2017/model3d" xmlns:o="urn:schemas-microsoft-com:office:office" xmlns:oel="http://schemas.microsoft.com/office/2019/extlst" xmlns:r="http://schemas.openxmlformats.org/officeDocument/2006/relationships" xmlns:m="http://schemas.openxmlformats.org/officeDocument/2006/math" xmlns:v="urn:schemas-microsoft-com:vml" xmlns:wp14="http://schemas.microsoft.com/office/word/2010/wordprocessingDrawing" xmlns:wp="http://schemas.openxmlformats.org/drawingml/2006/wordprocessingDrawing" xmlns:w10="urn:schemas-microsoft-com:office:word" xmlns:w="http://schemas.openxmlformats.org/wordprocessingml/2006/main" xmlns:w14="http://schemas.microsoft.com/office/word/2010/wordml" xmlns:w15="http://schemas.microsoft.com/office/word/2012/wordml" xmlns:w16cei="http://schemas.microsoft.com/office/word/2026/wordml/cei" xmlns:w16cex="http://schemas.microsoft.com/office/word/2018/wordml/cex" xmlns:w16cid="http://schemas.microsoft.com/office/word/2016/wordml/cid" xmlns:w16="http://schemas.microsoft.com/office/word/2018/wordml" xmlns:w16du="http://schemas.microsoft.com/office/word/2023/wordml/word16du" xmlns:w16sdtdh="http://schemas.microsoft.com/office/word/2020/wordml/sdtdatahash" xmlns:w16sdtfl="http://schemas.microsoft.com/office/word/2024/wordml/sdtformatlock" xmlns:w16se="http://schemas.microsoft.com/office/word/2015/wordml/symex" xmlns:wpg="http://schemas.microsoft.com/office/word/2010/wordprocessingGroup" xmlns:wpi="http://schemas.microsoft.com/office/word/2010/wordprocessingInk" xmlns:wne="http://schemas.microsoft.com/office/word/2006/wordml" xmlns:wps="http://schemas.microsoft.com/office/word/2010/wordprocessingShape" mc:Ignorable="w14 w15 w16se w16cid w16 w16cex w16sdtdh w16sdtfl w16du wp14">
+<w:footnotes xmlns:wpc="http://schemas.microsoft.com/office/word/2010/wordprocessingCanvas" xmlns:cx="http://schemas.microsoft.com/office/drawing/2014/chartex" xmlns:cx1="http://schemas.microsoft.com/office/drawing/2015/9/8/chartex" xmlns:cx2="http://schemas.microsoft.com/office/drawing/2015/10/21/chartex" xmlns:cx3="http://schemas.microsoft.com/office/drawing/2016/5/9/chartex" xmlns:cx4="http://schemas.microsoft.com/office/drawing/2016/5/10/chartex" xmlns:cx5="http://schemas.microsoft.com/office/drawing/2016/5/11/chartex" xmlns:cx6="http://schemas.microsoft.com/office/drawing/2016/5/12/chartex" xmlns:cx7="http://schemas.microsoft.com/office/drawing/2016/5/13/chartex" xmlns:cx8="http://schemas.microsoft.com/office/drawing/2016/5/14/chartex" xmlns:mc="http://schemas.openxmlformats.org/markup-compatibility/2006" xmlns:aink="http://schemas.microsoft.com/office/drawing/2016/ink" xmlns:am3d="http://schemas.microsoft.com/office/drawing/2017/model3d" xmlns:o="urn:schemas-microsoft-com:office:office" xmlns:oel="http://schemas.microsoft.com/office/2019/extlst" xmlns:r="http://schemas.openxmlformats.org/officeDocument/2006/relationships" xmlns:m="http://schemas.openxmlformats.org/officeDocument/2006/math" xmlns:v="urn:schemas-microsoft-com:vml" xmlns:wp14="http://schemas.microsoft.com/office/word/2010/wordprocessingDrawing" xmlns:wp="http://schemas.openxmlformats.org/drawingml/2006/wordprocessingDrawing" xmlns:w10="urn:schemas-microsoft-com:office:word" xmlns:w="http://schemas.openxmlformats.org/wordprocessingml/2006/main" xmlns:w14="http://schemas.microsoft.com/office/word/2010/wordml" xmlns:w15="http://schemas.microsoft.com/office/word/2012/wordml" xmlns:w16cex="http://schemas.microsoft.com/office/word/2018/wordml/cex" xmlns:w16cid="http://schemas.microsoft.com/office/word/2016/wordml/cid" xmlns:w16="http://schemas.microsoft.com/office/word/2018/wordml" xmlns:w16du="http://schemas.microsoft.com/office/word/2023/wordml/word16du" xmlns:w16sdtdh="http://schemas.microsoft.com/office/word/2020/wordml/sdtdatahash" xmlns:w16sdtfl="http://schemas.microsoft.com/office/word/2024/wordml/sdtformatlock" xmlns:w16se="http://schemas.microsoft.com/office/word/2015/wordml/symex" xmlns:wpg="http://schemas.microsoft.com/office/word/2010/wordprocessingGroup" xmlns:wpi="http://schemas.microsoft.com/office/word/2010/wordprocessingInk" xmlns:wne="http://schemas.microsoft.com/office/word/2006/wordml" xmlns:wps="http://schemas.microsoft.com/office/word/2010/wordprocessingShape" mc:Ignorable="w14 w15 w16se w16cid w16 w16cex w16sdtdh w16sdtfl w16du wp14">
   <w:footnote w:type="separator" w:id="-1">
     <w:p>
       <w:pPr>
@@ -44708,7 +43776,7 @@
 </file>
 
 <file path=word/header1.xml><?xml version="1.0" encoding="utf-8"?>
-<w:hdr xmlns:wpc="http://schemas.microsoft.com/office/word/2010/wordprocessingCanvas" xmlns:cx="http://schemas.microsoft.com/office/drawing/2014/chartex" xmlns:cx1="http://schemas.microsoft.com/office/drawing/2015/9/8/chartex" xmlns:cx2="http://schemas.microsoft.com/office/drawing/2015/10/21/chartex" xmlns:cx3="http://schemas.microsoft.com/office/drawing/2016/5/9/chartex" xmlns:cx4="http://schemas.microsoft.com/office/drawing/2016/5/10/chartex" xmlns:cx5="http://schemas.microsoft.com/office/drawing/2016/5/11/chartex" xmlns:cx6="http://schemas.microsoft.com/office/drawing/2016/5/12/chartex" xmlns:cx7="http://schemas.microsoft.com/office/drawing/2016/5/13/chartex" xmlns:cx8="http://schemas.microsoft.com/office/drawing/2016/5/14/chartex" xmlns:mc="http://schemas.openxmlformats.org/markup-compatibility/2006" xmlns:aink="http://schemas.microsoft.com/office/drawing/2016/ink" xmlns:am3d="http://schemas.microsoft.com/office/drawing/2017/model3d" xmlns:o="urn:schemas-microsoft-com:office:office" xmlns:oel="http://schemas.microsoft.com/office/2019/extlst" xmlns:r="http://schemas.openxmlformats.org/officeDocument/2006/relationships" xmlns:m="http://schemas.openxmlformats.org/officeDocument/2006/math" xmlns:v="urn:schemas-microsoft-com:vml" xmlns:wp14="http://schemas.microsoft.com/office/word/2010/wordprocessingDrawing" xmlns:wp="http://schemas.openxmlformats.org/drawingml/2006/wordprocessingDrawing" xmlns:w10="urn:schemas-microsoft-com:office:word" xmlns:w="http://schemas.openxmlformats.org/wordprocessingml/2006/main" xmlns:w14="http://schemas.microsoft.com/office/word/2010/wordml" xmlns:w15="http://schemas.microsoft.com/office/word/2012/wordml" xmlns:w16cei="http://schemas.microsoft.com/office/word/2026/wordml/cei" xmlns:w16cex="http://schemas.microsoft.com/office/word/2018/wordml/cex" xmlns:w16cid="http://schemas.microsoft.com/office/word/2016/wordml/cid" xmlns:w16="http://schemas.microsoft.com/office/word/2018/wordml" xmlns:w16du="http://schemas.microsoft.com/office/word/2023/wordml/word16du" xmlns:w16sdtdh="http://schemas.microsoft.com/office/word/2020/wordml/sdtdatahash" xmlns:w16sdtfl="http://schemas.microsoft.com/office/word/2024/wordml/sdtformatlock" xmlns:w16se="http://schemas.microsoft.com/office/word/2015/wordml/symex" xmlns:wpg="http://schemas.microsoft.com/office/word/2010/wordprocessingGroup" xmlns:wpi="http://schemas.microsoft.com/office/word/2010/wordprocessingInk" xmlns:wne="http://schemas.microsoft.com/office/word/2006/wordml" xmlns:wps="http://schemas.microsoft.com/office/word/2010/wordprocessingShape" mc:Ignorable="w14 w15 w16se w16cid w16 w16cex w16sdtdh w16sdtfl w16du wp14">
+<w:hdr xmlns:wpc="http://schemas.microsoft.com/office/word/2010/wordprocessingCanvas" xmlns:cx="http://schemas.microsoft.com/office/drawing/2014/chartex" xmlns:cx1="http://schemas.microsoft.com/office/drawing/2015/9/8/chartex" xmlns:cx2="http://schemas.microsoft.com/office/drawing/2015/10/21/chartex" xmlns:cx3="http://schemas.microsoft.com/office/drawing/2016/5/9/chartex" xmlns:cx4="http://schemas.microsoft.com/office/drawing/2016/5/10/chartex" xmlns:cx5="http://schemas.microsoft.com/office/drawing/2016/5/11/chartex" xmlns:cx6="http://schemas.microsoft.com/office/drawing/2016/5/12/chartex" xmlns:cx7="http://schemas.microsoft.com/office/drawing/2016/5/13/chartex" xmlns:cx8="http://schemas.microsoft.com/office/drawing/2016/5/14/chartex" xmlns:mc="http://schemas.openxmlformats.org/markup-compatibility/2006" xmlns:aink="http://schemas.microsoft.com/office/drawing/2016/ink" xmlns:am3d="http://schemas.microsoft.com/office/drawing/2017/model3d" xmlns:o="urn:schemas-microsoft-com:office:office" xmlns:oel="http://schemas.microsoft.com/office/2019/extlst" xmlns:r="http://schemas.openxmlformats.org/officeDocument/2006/relationships" xmlns:m="http://schemas.openxmlformats.org/officeDocument/2006/math" xmlns:v="urn:schemas-microsoft-com:vml" xmlns:wp14="http://schemas.microsoft.com/office/word/2010/wordprocessingDrawing" xmlns:wp="http://schemas.openxmlformats.org/drawingml/2006/wordprocessingDrawing" xmlns:w10="urn:schemas-microsoft-com:office:word" xmlns:w="http://schemas.openxmlformats.org/wordprocessingml/2006/main" xmlns:w14="http://schemas.microsoft.com/office/word/2010/wordml" xmlns:w15="http://schemas.microsoft.com/office/word/2012/wordml" xmlns:w16cex="http://schemas.microsoft.com/office/word/2018/wordml/cex" xmlns:w16cid="http://schemas.microsoft.com/office/word/2016/wordml/cid" xmlns:w16="http://schemas.microsoft.com/office/word/2018/wordml" xmlns:w16du="http://schemas.microsoft.com/office/word/2023/wordml/word16du" xmlns:w16sdtdh="http://schemas.microsoft.com/office/word/2020/wordml/sdtdatahash" xmlns:w16sdtfl="http://schemas.microsoft.com/office/word/2024/wordml/sdtformatlock" xmlns:w16se="http://schemas.microsoft.com/office/word/2015/wordml/symex" xmlns:wpg="http://schemas.microsoft.com/office/word/2010/wordprocessingGroup" xmlns:wpi="http://schemas.microsoft.com/office/word/2010/wordprocessingInk" xmlns:wne="http://schemas.microsoft.com/office/word/2006/wordml" xmlns:wps="http://schemas.microsoft.com/office/word/2010/wordprocessingShape" mc:Ignorable="w14 w15 w16se w16cid w16 w16cex w16sdtdh w16sdtfl w16du wp14">
   <w:p>
     <w:pPr>
       <w:jc w:val="right"/>
@@ -44763,7 +43831,7 @@
 </file>
 
 <file path=word/header2.xml><?xml version="1.0" encoding="utf-8"?>
-<w:hdr xmlns:wpc="http://schemas.microsoft.com/office/word/2010/wordprocessingCanvas" xmlns:cx="http://schemas.microsoft.com/office/drawing/2014/chartex" xmlns:cx1="http://schemas.microsoft.com/office/drawing/2015/9/8/chartex" xmlns:cx2="http://schemas.microsoft.com/office/drawing/2015/10/21/chartex" xmlns:cx3="http://schemas.microsoft.com/office/drawing/2016/5/9/chartex" xmlns:cx4="http://schemas.microsoft.com/office/drawing/2016/5/10/chartex" xmlns:cx5="http://schemas.microsoft.com/office/drawing/2016/5/11/chartex" xmlns:cx6="http://schemas.microsoft.com/office/drawing/2016/5/12/chartex" xmlns:cx7="http://schemas.microsoft.com/office/drawing/2016/5/13/chartex" xmlns:cx8="http://schemas.microsoft.com/office/drawing/2016/5/14/chartex" xmlns:mc="http://schemas.openxmlformats.org/markup-compatibility/2006" xmlns:aink="http://schemas.microsoft.com/office/drawing/2016/ink" xmlns:am3d="http://schemas.microsoft.com/office/drawing/2017/model3d" xmlns:o="urn:schemas-microsoft-com:office:office" xmlns:oel="http://schemas.microsoft.com/office/2019/extlst" xmlns:r="http://schemas.openxmlformats.org/officeDocument/2006/relationships" xmlns:m="http://schemas.openxmlformats.org/officeDocument/2006/math" xmlns:v="urn:schemas-microsoft-com:vml" xmlns:wp14="http://schemas.microsoft.com/office/word/2010/wordprocessingDrawing" xmlns:wp="http://schemas.openxmlformats.org/drawingml/2006/wordprocessingDrawing" xmlns:w10="urn:schemas-microsoft-com:office:word" xmlns:w="http://schemas.openxmlformats.org/wordprocessingml/2006/main" xmlns:w14="http://schemas.microsoft.com/office/word/2010/wordml" xmlns:w15="http://schemas.microsoft.com/office/word/2012/wordml" xmlns:w16cei="http://schemas.microsoft.com/office/word/2026/wordml/cei" xmlns:w16cex="http://schemas.microsoft.com/office/word/2018/wordml/cex" xmlns:w16cid="http://schemas.microsoft.com/office/word/2016/wordml/cid" xmlns:w16="http://schemas.microsoft.com/office/word/2018/wordml" xmlns:w16du="http://schemas.microsoft.com/office/word/2023/wordml/word16du" xmlns:w16sdtdh="http://schemas.microsoft.com/office/word/2020/wordml/sdtdatahash" xmlns:w16sdtfl="http://schemas.microsoft.com/office/word/2024/wordml/sdtformatlock" xmlns:w16se="http://schemas.microsoft.com/office/word/2015/wordml/symex" xmlns:wpg="http://schemas.microsoft.com/office/word/2010/wordprocessingGroup" xmlns:wpi="http://schemas.microsoft.com/office/word/2010/wordprocessingInk" xmlns:wne="http://schemas.microsoft.com/office/word/2006/wordml" xmlns:wps="http://schemas.microsoft.com/office/word/2010/wordprocessingShape" mc:Ignorable="w14 w15 w16se w16cid w16 w16cex w16sdtdh w16sdtfl w16du wp14">
+<w:hdr xmlns:wpc="http://schemas.microsoft.com/office/word/2010/wordprocessingCanvas" xmlns:cx="http://schemas.microsoft.com/office/drawing/2014/chartex" xmlns:cx1="http://schemas.microsoft.com/office/drawing/2015/9/8/chartex" xmlns:cx2="http://schemas.microsoft.com/office/drawing/2015/10/21/chartex" xmlns:cx3="http://schemas.microsoft.com/office/drawing/2016/5/9/chartex" xmlns:cx4="http://schemas.microsoft.com/office/drawing/2016/5/10/chartex" xmlns:cx5="http://schemas.microsoft.com/office/drawing/2016/5/11/chartex" xmlns:cx6="http://schemas.microsoft.com/office/drawing/2016/5/12/chartex" xmlns:cx7="http://schemas.microsoft.com/office/drawing/2016/5/13/chartex" xmlns:cx8="http://schemas.microsoft.com/office/drawing/2016/5/14/chartex" xmlns:mc="http://schemas.openxmlformats.org/markup-compatibility/2006" xmlns:aink="http://schemas.microsoft.com/office/drawing/2016/ink" xmlns:am3d="http://schemas.microsoft.com/office/drawing/2017/model3d" xmlns:o="urn:schemas-microsoft-com:office:office" xmlns:oel="http://schemas.microsoft.com/office/2019/extlst" xmlns:r="http://schemas.openxmlformats.org/officeDocument/2006/relationships" xmlns:m="http://schemas.openxmlformats.org/officeDocument/2006/math" xmlns:v="urn:schemas-microsoft-com:vml" xmlns:wp14="http://schemas.microsoft.com/office/word/2010/wordprocessingDrawing" xmlns:wp="http://schemas.openxmlformats.org/drawingml/2006/wordprocessingDrawing" xmlns:w10="urn:schemas-microsoft-com:office:word" xmlns:w="http://schemas.openxmlformats.org/wordprocessingml/2006/main" xmlns:w14="http://schemas.microsoft.com/office/word/2010/wordml" xmlns:w15="http://schemas.microsoft.com/office/word/2012/wordml" xmlns:w16cex="http://schemas.microsoft.com/office/word/2018/wordml/cex" xmlns:w16cid="http://schemas.microsoft.com/office/word/2016/wordml/cid" xmlns:w16="http://schemas.microsoft.com/office/word/2018/wordml" xmlns:w16du="http://schemas.microsoft.com/office/word/2023/wordml/word16du" xmlns:w16sdtdh="http://schemas.microsoft.com/office/word/2020/wordml/sdtdatahash" xmlns:w16sdtfl="http://schemas.microsoft.com/office/word/2024/wordml/sdtformatlock" xmlns:w16se="http://schemas.microsoft.com/office/word/2015/wordml/symex" xmlns:wpg="http://schemas.microsoft.com/office/word/2010/wordprocessingGroup" xmlns:wpi="http://schemas.microsoft.com/office/word/2010/wordprocessingInk" xmlns:wne="http://schemas.microsoft.com/office/word/2006/wordml" xmlns:wps="http://schemas.microsoft.com/office/word/2010/wordprocessingShape" mc:Ignorable="w14 w15 w16se w16cid w16 w16cex w16sdtdh w16sdtfl w16du wp14">
   <w:p>
     <w:pPr>
       <w:jc w:val="right"/>
@@ -44773,7 +43841,7 @@
 </file>
 
 <file path=word/numbering.xml><?xml version="1.0" encoding="utf-8"?>
-<w:numbering xmlns:wpc="http://schemas.microsoft.com/office/word/2010/wordprocessingCanvas" xmlns:cx="http://schemas.microsoft.com/office/drawing/2014/chartex" xmlns:cx1="http://schemas.microsoft.com/office/drawing/2015/9/8/chartex" xmlns:cx2="http://schemas.microsoft.com/office/drawing/2015/10/21/chartex" xmlns:cx3="http://schemas.microsoft.com/office/drawing/2016/5/9/chartex" xmlns:cx4="http://schemas.microsoft.com/office/drawing/2016/5/10/chartex" xmlns:cx5="http://schemas.microsoft.com/office/drawing/2016/5/11/chartex" xmlns:cx6="http://schemas.microsoft.com/office/drawing/2016/5/12/chartex" xmlns:cx7="http://schemas.microsoft.com/office/drawing/2016/5/13/chartex" xmlns:cx8="http://schemas.microsoft.com/office/drawing/2016/5/14/chartex" xmlns:mc="http://schemas.openxmlformats.org/markup-compatibility/2006" xmlns:aink="http://schemas.microsoft.com/office/drawing/2016/ink" xmlns:am3d="http://schemas.microsoft.com/office/drawing/2017/model3d" xmlns:o="urn:schemas-microsoft-com:office:office" xmlns:oel="http://schemas.microsoft.com/office/2019/extlst" xmlns:r="http://schemas.openxmlformats.org/officeDocument/2006/relationships" xmlns:m="http://schemas.openxmlformats.org/officeDocument/2006/math" xmlns:v="urn:schemas-microsoft-com:vml" xmlns:wp14="http://schemas.microsoft.com/office/word/2010/wordprocessingDrawing" xmlns:wp="http://schemas.openxmlformats.org/drawingml/2006/wordprocessingDrawing" xmlns:w10="urn:schemas-microsoft-com:office:word" xmlns:w="http://schemas.openxmlformats.org/wordprocessingml/2006/main" xmlns:w14="http://schemas.microsoft.com/office/word/2010/wordml" xmlns:w15="http://schemas.microsoft.com/office/word/2012/wordml" xmlns:w16cei="http://schemas.microsoft.com/office/word/2026/wordml/cei" xmlns:w16cex="http://schemas.microsoft.com/office/word/2018/wordml/cex" xmlns:w16cid="http://schemas.microsoft.com/office/word/2016/wordml/cid" xmlns:w16="http://schemas.microsoft.com/office/word/2018/wordml" xmlns:w16du="http://schemas.microsoft.com/office/word/2023/wordml/word16du" xmlns:w16sdtdh="http://schemas.microsoft.com/office/word/2020/wordml/sdtdatahash" xmlns:w16sdtfl="http://schemas.microsoft.com/office/word/2024/wordml/sdtformatlock" xmlns:w16se="http://schemas.microsoft.com/office/word/2015/wordml/symex" xmlns:wpg="http://schemas.microsoft.com/office/word/2010/wordprocessingGroup" xmlns:wpi="http://schemas.microsoft.com/office/word/2010/wordprocessingInk" xmlns:wne="http://schemas.microsoft.com/office/word/2006/wordml" xmlns:wps="http://schemas.microsoft.com/office/word/2010/wordprocessingShape" mc:Ignorable="w14 w15 w16se w16cid w16 w16cex w16sdtdh w16sdtfl w16du wp14">
+<w:numbering xmlns:wpc="http://schemas.microsoft.com/office/word/2010/wordprocessingCanvas" xmlns:cx="http://schemas.microsoft.com/office/drawing/2014/chartex" xmlns:cx1="http://schemas.microsoft.com/office/drawing/2015/9/8/chartex" xmlns:cx2="http://schemas.microsoft.com/office/drawing/2015/10/21/chartex" xmlns:cx3="http://schemas.microsoft.com/office/drawing/2016/5/9/chartex" xmlns:cx4="http://schemas.microsoft.com/office/drawing/2016/5/10/chartex" xmlns:cx5="http://schemas.microsoft.com/office/drawing/2016/5/11/chartex" xmlns:cx6="http://schemas.microsoft.com/office/drawing/2016/5/12/chartex" xmlns:cx7="http://schemas.microsoft.com/office/drawing/2016/5/13/chartex" xmlns:cx8="http://schemas.microsoft.com/office/drawing/2016/5/14/chartex" xmlns:mc="http://schemas.openxmlformats.org/markup-compatibility/2006" xmlns:aink="http://schemas.microsoft.com/office/drawing/2016/ink" xmlns:am3d="http://schemas.microsoft.com/office/drawing/2017/model3d" xmlns:o="urn:schemas-microsoft-com:office:office" xmlns:oel="http://schemas.microsoft.com/office/2019/extlst" xmlns:r="http://schemas.openxmlformats.org/officeDocument/2006/relationships" xmlns:m="http://schemas.openxmlformats.org/officeDocument/2006/math" xmlns:v="urn:schemas-microsoft-com:vml" xmlns:wp14="http://schemas.microsoft.com/office/word/2010/wordprocessingDrawing" xmlns:wp="http://schemas.openxmlformats.org/drawingml/2006/wordprocessingDrawing" xmlns:w10="urn:schemas-microsoft-com:office:word" xmlns:w="http://schemas.openxmlformats.org/wordprocessingml/2006/main" xmlns:w14="http://schemas.microsoft.com/office/word/2010/wordml" xmlns:w15="http://schemas.microsoft.com/office/word/2012/wordml" xmlns:w16cex="http://schemas.microsoft.com/office/word/2018/wordml/cex" xmlns:w16cid="http://schemas.microsoft.com/office/word/2016/wordml/cid" xmlns:w16="http://schemas.microsoft.com/office/word/2018/wordml" xmlns:w16du="http://schemas.microsoft.com/office/word/2023/wordml/word16du" xmlns:w16sdtdh="http://schemas.microsoft.com/office/word/2020/wordml/sdtdatahash" xmlns:w16sdtfl="http://schemas.microsoft.com/office/word/2024/wordml/sdtformatlock" xmlns:w16se="http://schemas.microsoft.com/office/word/2015/wordml/symex" xmlns:wpg="http://schemas.microsoft.com/office/word/2010/wordprocessingGroup" xmlns:wpi="http://schemas.microsoft.com/office/word/2010/wordprocessingInk" xmlns:wne="http://schemas.microsoft.com/office/word/2006/wordml" xmlns:wps="http://schemas.microsoft.com/office/word/2010/wordprocessingShape" mc:Ignorable="w14 w15 w16se w16cid w16 w16cex w16sdtdh w16sdtfl w16du wp14">
   <w:abstractNum w:abstractNumId="0" w15:restartNumberingAfterBreak="0">
     <w:nsid w:val="029D5DA7"/>
     <w:multiLevelType w:val="multilevel"/>
@@ -47443,6 +46511,7 @@
   <w:style w:type="character" w:default="1" w:styleId="DefaultParagraphFont">
     <w:name w:val="Default Paragraph Font"/>
     <w:uiPriority w:val="1"/>
+    <w:semiHidden/>
     <w:unhideWhenUsed/>
   </w:style>
   <w:style w:type="table" w:default="1" w:styleId="TableNormal">
